--- a/TechComm/semester/2026-08-Fall/2026-Fall-Short Guide.docx
+++ b/TechComm/semester/2026-08-Fall/2026-Fall-Short Guide.docx
@@ -88,7 +88,21 @@
           <w:sz w:val="18"/>
           <w:szCs w:val="18"/>
         </w:rPr>
-        <w:t>August 6</w:t>
+        <w:t xml:space="preserve">August </w:t>
+      </w:r>
+      <w:r>
+        <w:rPr>
+          <w:sz w:val="18"/>
+          <w:szCs w:val="18"/>
+        </w:rPr>
+        <w:t>1</w:t>
+      </w:r>
+      <w:r>
+        <w:rPr>
+          <w:sz w:val="18"/>
+          <w:szCs w:val="18"/>
+        </w:rPr>
+        <w:t>6</w:t>
       </w:r>
       <w:r>
         <w:rPr>
@@ -311,19 +325,7 @@
           <w:rPr>
             <w:rStyle w:val="Hyperlink"/>
           </w:rPr>
-          <w:t>Grading P</w:t>
-        </w:r>
-        <w:r>
-          <w:rPr>
-            <w:rStyle w:val="Hyperlink"/>
-          </w:rPr>
-          <w:t>r</w:t>
-        </w:r>
-        <w:r>
-          <w:rPr>
-            <w:rStyle w:val="Hyperlink"/>
-          </w:rPr>
-          <w:t>ocess</w:t>
+          <w:t>Grading Process</w:t>
         </w:r>
       </w:hyperlink>
     </w:p>
@@ -476,22 +478,18 @@
       <w:r>
         <w:t>, #</w:t>
       </w:r>
-      <w:proofErr w:type="gramStart"/>
       <w:r>
         <w:t>85455</w:t>
       </w:r>
       <w:r>
         <w:t>, #</w:t>
       </w:r>
-      <w:proofErr w:type="gramEnd"/>
       <w:r>
         <w:t>85465</w:t>
       </w:r>
-      <w:proofErr w:type="gramStart"/>
       <w:r>
         <w:t>, &amp; #</w:t>
       </w:r>
-      <w:proofErr w:type="gramEnd"/>
       <w:r>
         <w:t>85467</w:t>
       </w:r>
@@ -1406,6 +1404,94 @@
         <w:pStyle w:val="Heading2"/>
       </w:pPr>
       <w:r>
+        <w:rPr>
+          <w:noProof/>
+        </w:rPr>
+        <mc:AlternateContent>
+          <mc:Choice Requires="wps">
+            <w:drawing>
+              <wp:anchor distT="0" distB="0" distL="114300" distR="114300" simplePos="0" relativeHeight="251692032" behindDoc="1" locked="0" layoutInCell="1" allowOverlap="1" wp14:anchorId="62F24CFF" wp14:editId="7864A65A">
+                <wp:simplePos x="0" y="0"/>
+                <wp:positionH relativeFrom="column">
+                  <wp:posOffset>19050</wp:posOffset>
+                </wp:positionH>
+                <wp:positionV relativeFrom="paragraph">
+                  <wp:posOffset>361315</wp:posOffset>
+                </wp:positionV>
+                <wp:extent cx="6400800" cy="1771650"/>
+                <wp:effectExtent l="0" t="0" r="19050" b="19050"/>
+                <wp:wrapNone/>
+                <wp:docPr id="934548704" name="Rectangle 11">
+                  <a:extLst xmlns:a="http://schemas.openxmlformats.org/drawingml/2006/main">
+                    <a:ext uri="{C183D7F6-B498-43B3-948B-1728B52AA6E4}">
+                      <adec:decorative xmlns:adec="http://schemas.microsoft.com/office/drawing/2017/decorative" val="1"/>
+                    </a:ext>
+                  </a:extLst>
+                </wp:docPr>
+                <wp:cNvGraphicFramePr/>
+                <a:graphic xmlns:a="http://schemas.openxmlformats.org/drawingml/2006/main">
+                  <a:graphicData uri="http://schemas.microsoft.com/office/word/2010/wordprocessingShape">
+                    <wps:wsp>
+                      <wps:cNvSpPr/>
+                      <wps:spPr>
+                        <a:xfrm>
+                          <a:off x="0" y="0"/>
+                          <a:ext cx="6400800" cy="1771650"/>
+                        </a:xfrm>
+                        <a:prstGeom prst="rect">
+                          <a:avLst/>
+                        </a:prstGeom>
+                        <a:solidFill>
+                          <a:srgbClr val="EDF3F4"/>
+                        </a:solidFill>
+                        <a:ln>
+                          <a:solidFill>
+                            <a:srgbClr val="508590"/>
+                          </a:solidFill>
+                        </a:ln>
+                      </wps:spPr>
+                      <wps:style>
+                        <a:lnRef idx="2">
+                          <a:schemeClr val="accent1">
+                            <a:shade val="15000"/>
+                          </a:schemeClr>
+                        </a:lnRef>
+                        <a:fillRef idx="1">
+                          <a:schemeClr val="accent1"/>
+                        </a:fillRef>
+                        <a:effectRef idx="0">
+                          <a:schemeClr val="accent1"/>
+                        </a:effectRef>
+                        <a:fontRef idx="minor">
+                          <a:schemeClr val="lt1"/>
+                        </a:fontRef>
+                      </wps:style>
+                      <wps:bodyPr rot="0" spcFirstLastPara="0" vertOverflow="overflow" horzOverflow="overflow" vert="horz" wrap="square" lIns="91440" tIns="45720" rIns="91440" bIns="45720" numCol="1" spcCol="0" rtlCol="0" fromWordArt="0" anchor="ctr" anchorCtr="0" forceAA="0" compatLnSpc="1">
+                        <a:prstTxWarp prst="textNoShape">
+                          <a:avLst/>
+                        </a:prstTxWarp>
+                        <a:noAutofit/>
+                      </wps:bodyPr>
+                    </wps:wsp>
+                  </a:graphicData>
+                </a:graphic>
+                <wp14:sizeRelH relativeFrom="margin">
+                  <wp14:pctWidth>0</wp14:pctWidth>
+                </wp14:sizeRelH>
+                <wp14:sizeRelV relativeFrom="margin">
+                  <wp14:pctHeight>0</wp14:pctHeight>
+                </wp14:sizeRelV>
+              </wp:anchor>
+            </w:drawing>
+          </mc:Choice>
+          <mc:Fallback>
+            <w:pict>
+              <v:rect w14:anchorId="1107991A" id="Rectangle 11" o:spid="_x0000_s1026" alt="&quot;&quot;" style="position:absolute;margin-left:1.5pt;margin-top:28.45pt;width:7in;height:139.5pt;z-index:-251624448;visibility:visible;mso-wrap-style:square;mso-width-percent:0;mso-height-percent:0;mso-wrap-distance-left:9pt;mso-wrap-distance-top:0;mso-wrap-distance-right:9pt;mso-wrap-distance-bottom:0;mso-position-horizontal:absolute;mso-position-horizontal-relative:text;mso-position-vertical:absolute;mso-position-vertical-relative:text;mso-width-percent:0;mso-height-percent:0;mso-width-relative:margin;mso-height-relative:margin;v-text-anchor:middle" o:gfxdata="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" fillcolor="#edf3f4" strokecolor="#508590" strokeweight="2pt"/>
+            </w:pict>
+          </mc:Fallback>
+        </mc:AlternateContent>
+      </w:r>
+      <w:r>
         <w:t>Questions</w:t>
       </w:r>
       <w:r>
@@ -1415,30 +1501,92 @@
     <w:p>
       <w:pPr>
         <w:pStyle w:val="Heading3"/>
-        <w:pBdr>
-          <w:top w:val="single" w:sz="24" w:space="1" w:color="508590"/>
-          <w:left w:val="single" w:sz="24" w:space="4" w:color="508590"/>
-          <w:bottom w:val="single" w:sz="24" w:space="1" w:color="508590"/>
-          <w:right w:val="single" w:sz="24" w:space="4" w:color="508590"/>
-        </w:pBdr>
         <w:tabs>
           <w:tab w:val="left" w:pos="9720"/>
         </w:tabs>
         <w:ind w:right="90"/>
       </w:pPr>
       <w:r>
-        <w:t xml:space="preserve">Discussion Board </w:t>
+        <w:rPr>
+          <w:noProof/>
+        </w:rPr>
+        <w:drawing>
+          <wp:anchor distT="0" distB="0" distL="114300" distR="114300" simplePos="0" relativeHeight="251689984" behindDoc="1" locked="0" layoutInCell="1" allowOverlap="1" wp14:anchorId="0481A3B1" wp14:editId="5304A052">
+            <wp:simplePos x="0" y="0"/>
+            <wp:positionH relativeFrom="column">
+              <wp:posOffset>4810125</wp:posOffset>
+            </wp:positionH>
+            <wp:positionV relativeFrom="paragraph">
+              <wp:posOffset>110490</wp:posOffset>
+            </wp:positionV>
+            <wp:extent cx="1514475" cy="1514475"/>
+            <wp:effectExtent l="0" t="0" r="9525" b="9525"/>
+            <wp:wrapTight wrapText="bothSides">
+              <wp:wrapPolygon edited="0">
+                <wp:start x="0" y="0"/>
+                <wp:lineTo x="0" y="21464"/>
+                <wp:lineTo x="21464" y="21464"/>
+                <wp:lineTo x="21464" y="0"/>
+                <wp:lineTo x="0" y="0"/>
+              </wp:wrapPolygon>
+            </wp:wrapTight>
+            <wp:docPr id="1865082654" name="Picture 28"/>
+            <wp:cNvGraphicFramePr>
+              <a:graphicFrameLocks xmlns:a="http://schemas.openxmlformats.org/drawingml/2006/main" noChangeAspect="1"/>
+            </wp:cNvGraphicFramePr>
+            <a:graphic xmlns:a="http://schemas.openxmlformats.org/drawingml/2006/main">
+              <a:graphicData uri="http://schemas.openxmlformats.org/drawingml/2006/picture">
+                <pic:pic xmlns:pic="http://schemas.openxmlformats.org/drawingml/2006/picture">
+                  <pic:nvPicPr>
+                    <pic:cNvPr id="1865082654" name="Picture 1865082654"/>
+                    <pic:cNvPicPr/>
+                  </pic:nvPicPr>
+                  <pic:blipFill>
+                    <a:blip r:embed="rId15">
+                      <a:extLst>
+                        <a:ext uri="{28A0092B-C50C-407E-A947-70E740481C1C}">
+                          <a14:useLocalDpi xmlns:a14="http://schemas.microsoft.com/office/drawing/2010/main" val="0"/>
+                        </a:ext>
+                      </a:extLst>
+                    </a:blip>
+                    <a:stretch>
+                      <a:fillRect/>
+                    </a:stretch>
+                  </pic:blipFill>
+                  <pic:spPr>
+                    <a:xfrm>
+                      <a:off x="0" y="0"/>
+                      <a:ext cx="1514475" cy="1514475"/>
+                    </a:xfrm>
+                    <a:prstGeom prst="rect">
+                      <a:avLst/>
+                    </a:prstGeom>
+                  </pic:spPr>
+                </pic:pic>
+              </a:graphicData>
+            </a:graphic>
+            <wp14:sizeRelH relativeFrom="margin">
+              <wp14:pctWidth>0</wp14:pctWidth>
+            </wp14:sizeRelH>
+            <wp14:sizeRelV relativeFrom="margin">
+              <wp14:pctHeight>0</wp14:pctHeight>
+            </wp14:sizeRelV>
+          </wp:anchor>
+        </w:drawing>
+      </w:r>
+      <w:r>
+        <w:rPr>
+          <w:noProof/>
+        </w:rPr>
+        <w:t>HokieBot's Tech Writing Notebook</w:t>
+      </w:r>
+      <w:r>
+        <w:t>, Fall 2026</w:t>
       </w:r>
     </w:p>
     <w:p>
       <w:pPr>
         <w:pStyle w:val="BodyText"/>
-        <w:pBdr>
-          <w:top w:val="single" w:sz="24" w:space="1" w:color="508590"/>
-          <w:left w:val="single" w:sz="24" w:space="4" w:color="508590"/>
-          <w:bottom w:val="single" w:sz="24" w:space="1" w:color="508590"/>
-          <w:right w:val="single" w:sz="24" w:space="4" w:color="508590"/>
-        </w:pBdr>
         <w:tabs>
           <w:tab w:val="left" w:pos="9720"/>
         </w:tabs>
@@ -1446,69 +1594,56 @@
         <w:ind w:left="180" w:right="90"/>
       </w:pPr>
       <w:r>
-        <w:t xml:space="preserve">Post your questions in the </w:t>
-      </w:r>
-      <w:hyperlink r:id="rId15" w:history="1">
+        <w:t>Ask</w:t>
+      </w:r>
+      <w:r>
+        <w:t xml:space="preserve"> your questions in the </w:t>
+      </w:r>
+      <w:hyperlink r:id="rId16" w:history="1">
         <w:r>
           <w:rPr>
             <w:rStyle w:val="Hyperlink"/>
-            <w:highlight w:val="yellow"/>
           </w:rPr>
-          <w:t>General Q&amp;A Discussion Board</w:t>
+          <w:t>Gemini Notebook for the course</w:t>
         </w:r>
       </w:hyperlink>
       <w:r>
-        <w:t xml:space="preserve"> in Canvas so anyone who knows the answer can help you. You can also check the General Q&amp;A Discussion Board for questions that have already been answered.</w:t>
+        <w:t xml:space="preserve">. I have added the course syllabus, course policies, major assignments, and other supporting documents to the Notebook. </w:t>
       </w:r>
     </w:p>
     <w:p>
       <w:pPr>
         <w:pStyle w:val="BodyText"/>
-        <w:pBdr>
-          <w:top w:val="single" w:sz="24" w:space="1" w:color="508590"/>
-          <w:left w:val="single" w:sz="24" w:space="4" w:color="508590"/>
-          <w:bottom w:val="single" w:sz="24" w:space="1" w:color="508590"/>
-          <w:right w:val="single" w:sz="24" w:space="4" w:color="508590"/>
-        </w:pBdr>
         <w:tabs>
           <w:tab w:val="left" w:pos="9720"/>
         </w:tabs>
-        <w:spacing w:after="120"/>
+        <w:spacing w:after="240"/>
         <w:ind w:left="180" w:right="90"/>
       </w:pPr>
       <w:r>
-        <w:t xml:space="preserve">If no one else answers your question, I usually respond </w:t>
-      </w:r>
-      <w:r>
-        <w:rPr>
-          <w:b/>
-          <w:bCs/>
-        </w:rPr>
-        <w:t xml:space="preserve">within 24 to </w:t>
-      </w:r>
-      <w:r>
-        <w:rPr>
-          <w:b/>
-          <w:bCs/>
-        </w:rPr>
-        <w:t>4</w:t>
-      </w:r>
-      <w:r>
-        <w:rPr>
-          <w:b/>
-          <w:bCs/>
-        </w:rPr>
-        <w:t xml:space="preserve">8 hours on class days. </w:t>
-      </w:r>
-      <w:r>
-        <w:rPr>
-          <w:b/>
-          <w:bCs/>
-        </w:rPr>
-        <w:t>I take holidays and weekends off</w:t>
-      </w:r>
-      <w:r>
-        <w:t xml:space="preserve"> and reply on the next class day.</w:t>
+        <w:t xml:space="preserve">Most </w:t>
+      </w:r>
+      <w:proofErr w:type="gramStart"/>
+      <w:r>
+        <w:t>frequently-asked</w:t>
+      </w:r>
+      <w:proofErr w:type="gramEnd"/>
+      <w:r>
+        <w:t xml:space="preserve"> questions can be answered by searching </w:t>
+      </w:r>
+      <w:proofErr w:type="spellStart"/>
+      <w:r>
+        <w:t>HokieBot</w:t>
+      </w:r>
+      <w:r>
+        <w:t>’s</w:t>
+      </w:r>
+      <w:proofErr w:type="spellEnd"/>
+      <w:r>
+        <w:t xml:space="preserve"> Notebook</w:t>
+      </w:r>
+      <w:r>
+        <w:t>. Check here first. It’s faster than waiting for Traci to answer your email.</w:t>
       </w:r>
     </w:p>
     <w:p>
@@ -1552,7 +1687,7 @@
       <w:r>
         <w:t xml:space="preserve">Visit the </w:t>
       </w:r>
-      <w:hyperlink r:id="rId16" w:history="1">
+      <w:hyperlink r:id="rId17" w:history="1">
         <w:r>
           <w:rPr>
             <w:rStyle w:val="Hyperlink"/>
@@ -1564,7 +1699,7 @@
       <w:r>
         <w:t xml:space="preserve"> on the second floor of Newman Library. You can talk to a tutor if you have a draft, an outline, or just ideas. Bring your assignment description with you. Make appointments online by setting up an account with </w:t>
       </w:r>
-      <w:hyperlink r:id="rId17" w:history="1">
+      <w:hyperlink r:id="rId18" w:history="1">
         <w:proofErr w:type="spellStart"/>
         <w:r>
           <w:rPr>
@@ -1644,7 +1779,7 @@
       <w:r>
         <w:t xml:space="preserve">Send your message to </w:t>
       </w:r>
-      <w:hyperlink r:id="rId18" w:history="1">
+      <w:hyperlink r:id="rId19" w:history="1">
         <w:r>
           <w:rPr>
             <w:rStyle w:val="Hyperlink"/>
@@ -1742,7 +1877,7 @@
       <w:r>
         <w:t xml:space="preserve">Visit my </w:t>
       </w:r>
-      <w:hyperlink r:id="rId19" w:history="1">
+      <w:hyperlink r:id="rId20" w:history="1">
         <w:r>
           <w:rPr>
             <w:rStyle w:val="Hyperlink"/>
@@ -2232,7 +2367,7 @@
                     <pic:cNvPicPr/>
                   </pic:nvPicPr>
                   <pic:blipFill>
-                    <a:blip r:embed="rId20" cstate="print"/>
+                    <a:blip r:embed="rId21" cstate="print"/>
                     <a:stretch>
                       <a:fillRect/>
                     </a:stretch>
@@ -2409,7 +2544,7 @@
         <w:ind w:right="90"/>
       </w:pPr>
       <w:r>
-        <w:t xml:space="preserve">A Module introduction page </w:t>
+        <w:t>A Module introduction page</w:t>
       </w:r>
     </w:p>
     <w:p>
@@ -2452,26 +2587,49 @@
         </w:rPr>
       </w:pPr>
       <w:r>
-        <w:t>To access each module, click on Modules in the left menu in Canvas</w:t>
-      </w:r>
-      <w:r>
-        <w:t xml:space="preserve">, and then </w:t>
+        <w:t xml:space="preserve">To access each module, click on </w:t>
       </w:r>
       <w:r>
         <w:rPr>
           <w:b/>
           <w:bCs/>
         </w:rPr>
-        <w:t>b</w:t>
+        <w:t>Modules</w:t>
+      </w:r>
+      <w:r>
+        <w:t xml:space="preserve"> in the left menu in Canvas</w:t>
+      </w:r>
+      <w:r>
+        <w:t xml:space="preserve">, and then </w:t>
       </w:r>
       <w:r>
         <w:rPr>
           <w:b/>
           <w:bCs/>
-        </w:rPr>
-        <w:t>egin with the Module introduction page</w:t>
-      </w:r>
-      <w:r>
+          <w:color w:val="C64600"/>
+        </w:rPr>
+        <w:t xml:space="preserve">begin with the Module </w:t>
+      </w:r>
+      <w:r>
+        <w:rPr>
+          <w:b/>
+          <w:bCs/>
+          <w:color w:val="C64600"/>
+        </w:rPr>
+        <w:t>I</w:t>
+      </w:r>
+      <w:r>
+        <w:rPr>
+          <w:b/>
+          <w:bCs/>
+          <w:color w:val="C64600"/>
+        </w:rPr>
+        <w:t>ntroduction page</w:t>
+      </w:r>
+      <w:r>
+        <w:rPr>
+          <w:color w:val="C64600"/>
+        </w:rPr>
         <w:t>.</w:t>
       </w:r>
       <w:r>
@@ -2514,19 +2672,19 @@
         <w:tblW w:w="0" w:type="auto"/>
         <w:tblInd w:w="108" w:type="dxa"/>
         <w:tblBorders>
-          <w:top w:val="single" w:sz="4" w:space="0" w:color="auto"/>
-          <w:left w:val="single" w:sz="4" w:space="0" w:color="auto"/>
-          <w:bottom w:val="single" w:sz="4" w:space="0" w:color="auto"/>
-          <w:right w:val="single" w:sz="4" w:space="0" w:color="auto"/>
-          <w:insideH w:val="single" w:sz="4" w:space="0" w:color="auto"/>
-          <w:insideV w:val="single" w:sz="4" w:space="0" w:color="auto"/>
+          <w:top w:val="single" w:sz="12" w:space="0" w:color="385D65"/>
+          <w:left w:val="single" w:sz="12" w:space="0" w:color="385D65"/>
+          <w:bottom w:val="single" w:sz="12" w:space="0" w:color="385D65"/>
+          <w:right w:val="single" w:sz="12" w:space="0" w:color="385D65"/>
+          <w:insideH w:val="single" w:sz="12" w:space="0" w:color="385D65"/>
+          <w:insideV w:val="single" w:sz="12" w:space="0" w:color="385D65"/>
         </w:tblBorders>
         <w:tblLook w:val="04A0" w:firstRow="1" w:lastRow="0" w:firstColumn="1" w:lastColumn="0" w:noHBand="0" w:noVBand="1"/>
       </w:tblPr>
       <w:tblGrid>
-        <w:gridCol w:w="1777"/>
-        <w:gridCol w:w="1440"/>
-        <w:gridCol w:w="6745"/>
+        <w:gridCol w:w="1773"/>
+        <w:gridCol w:w="1438"/>
+        <w:gridCol w:w="6731"/>
       </w:tblGrid>
       <w:tr>
         <w:trPr>
@@ -2535,12 +2693,12 @@
         <w:tc>
           <w:tcPr>
             <w:cnfStyle w:val="001000000100" w:firstRow="0" w:lastRow="0" w:firstColumn="1" w:lastColumn="0" w:oddVBand="0" w:evenVBand="0" w:oddHBand="0" w:evenHBand="0" w:firstRowFirstColumn="1" w:firstRowLastColumn="0" w:lastRowFirstColumn="0" w:lastRowLastColumn="0"/>
-            <w:tcW w:w="1777" w:type="dxa"/>
+            <w:tcW w:w="1773" w:type="dxa"/>
             <w:tcBorders>
-              <w:top w:val="single" w:sz="24" w:space="0" w:color="508590" w:themeColor="accent6"/>
-              <w:bottom w:val="single" w:sz="24" w:space="0" w:color="508590" w:themeColor="accent6"/>
+              <w:bottom w:val="none" w:sz="0" w:space="0" w:color="auto"/>
+              <w:right w:val="none" w:sz="0" w:space="0" w:color="auto"/>
             </w:tcBorders>
-            <w:shd w:val="clear" w:color="auto" w:fill="auto"/>
+            <w:shd w:val="clear" w:color="auto" w:fill="385D65"/>
           </w:tcPr>
           <w:p>
             <w:pPr>
@@ -2549,26 +2707,16 @@
                 <w:tab w:val="left" w:pos="405"/>
                 <w:tab w:val="center" w:pos="2663"/>
               </w:tabs>
-              <w:rPr>
-                <w:color w:val="auto"/>
-              </w:rPr>
             </w:pPr>
             <w:r>
-              <w:rPr>
-                <w:color w:val="auto"/>
-              </w:rPr>
               <w:t>Dates</w:t>
             </w:r>
           </w:p>
         </w:tc>
         <w:tc>
           <w:tcPr>
-            <w:tcW w:w="1440" w:type="dxa"/>
-            <w:tcBorders>
-              <w:top w:val="single" w:sz="24" w:space="0" w:color="508590" w:themeColor="accent6"/>
-              <w:bottom w:val="single" w:sz="24" w:space="0" w:color="508590" w:themeColor="accent6"/>
-            </w:tcBorders>
-            <w:shd w:val="clear" w:color="auto" w:fill="auto"/>
+            <w:tcW w:w="1438" w:type="dxa"/>
+            <w:shd w:val="clear" w:color="auto" w:fill="385D65"/>
           </w:tcPr>
           <w:p>
             <w:pPr>
@@ -2578,26 +2726,16 @@
                 <w:tab w:val="center" w:pos="2663"/>
               </w:tabs>
               <w:cnfStyle w:val="100000000000" w:firstRow="1" w:lastRow="0" w:firstColumn="0" w:lastColumn="0" w:oddVBand="0" w:evenVBand="0" w:oddHBand="0" w:evenHBand="0" w:firstRowFirstColumn="0" w:firstRowLastColumn="0" w:lastRowFirstColumn="0" w:lastRowLastColumn="0"/>
-              <w:rPr>
-                <w:color w:val="auto"/>
-              </w:rPr>
             </w:pPr>
             <w:r>
-              <w:rPr>
-                <w:color w:val="auto"/>
-              </w:rPr>
               <w:t>Week</w:t>
             </w:r>
           </w:p>
         </w:tc>
         <w:tc>
           <w:tcPr>
-            <w:tcW w:w="6745" w:type="dxa"/>
-            <w:tcBorders>
-              <w:top w:val="single" w:sz="24" w:space="0" w:color="508590" w:themeColor="accent6"/>
-              <w:bottom w:val="single" w:sz="24" w:space="0" w:color="508590" w:themeColor="accent6"/>
-            </w:tcBorders>
-            <w:shd w:val="clear" w:color="auto" w:fill="auto"/>
+            <w:tcW w:w="6731" w:type="dxa"/>
+            <w:shd w:val="clear" w:color="auto" w:fill="385D65"/>
           </w:tcPr>
           <w:p>
             <w:pPr>
@@ -2607,14 +2745,8 @@
                 <w:tab w:val="center" w:pos="2663"/>
               </w:tabs>
               <w:cnfStyle w:val="100000000000" w:firstRow="1" w:lastRow="0" w:firstColumn="0" w:lastColumn="0" w:oddVBand="0" w:evenVBand="0" w:oddHBand="0" w:evenHBand="0" w:firstRowFirstColumn="0" w:firstRowLastColumn="0" w:lastRowFirstColumn="0" w:lastRowLastColumn="0"/>
-              <w:rPr>
-                <w:color w:val="auto"/>
-              </w:rPr>
             </w:pPr>
             <w:r>
-              <w:rPr>
-                <w:color w:val="auto"/>
-              </w:rPr>
               <w:t>Topics</w:t>
             </w:r>
           </w:p>
@@ -2627,9 +2759,11 @@
         <w:tc>
           <w:tcPr>
             <w:cnfStyle w:val="001000000000" w:firstRow="0" w:lastRow="0" w:firstColumn="1" w:lastColumn="0" w:oddVBand="0" w:evenVBand="0" w:oddHBand="0" w:evenHBand="0" w:firstRowFirstColumn="0" w:firstRowLastColumn="0" w:lastRowFirstColumn="0" w:lastRowLastColumn="0"/>
-            <w:tcW w:w="1777" w:type="dxa"/>
+            <w:tcW w:w="1773" w:type="dxa"/>
             <w:tcBorders>
-              <w:top w:val="single" w:sz="24" w:space="0" w:color="508590" w:themeColor="accent6"/>
+              <w:top w:val="none" w:sz="0" w:space="0" w:color="auto"/>
+              <w:bottom w:val="none" w:sz="0" w:space="0" w:color="auto"/>
+              <w:right w:val="none" w:sz="0" w:space="0" w:color="auto"/>
             </w:tcBorders>
             <w:shd w:val="clear" w:color="auto" w:fill="EDF3F4"/>
           </w:tcPr>
@@ -2652,9 +2786,10 @@
         </w:tc>
         <w:tc>
           <w:tcPr>
-            <w:tcW w:w="1440" w:type="dxa"/>
+            <w:tcW w:w="1438" w:type="dxa"/>
             <w:tcBorders>
-              <w:top w:val="single" w:sz="24" w:space="0" w:color="508590" w:themeColor="accent6"/>
+              <w:top w:val="none" w:sz="0" w:space="0" w:color="auto"/>
+              <w:bottom w:val="none" w:sz="0" w:space="0" w:color="auto"/>
             </w:tcBorders>
             <w:shd w:val="clear" w:color="auto" w:fill="EDF3F4"/>
           </w:tcPr>
@@ -2670,9 +2805,10 @@
         </w:tc>
         <w:tc>
           <w:tcPr>
-            <w:tcW w:w="6745" w:type="dxa"/>
+            <w:tcW w:w="6731" w:type="dxa"/>
             <w:tcBorders>
-              <w:top w:val="single" w:sz="24" w:space="0" w:color="508590" w:themeColor="accent6"/>
+              <w:top w:val="none" w:sz="0" w:space="0" w:color="auto"/>
+              <w:bottom w:val="none" w:sz="0" w:space="0" w:color="auto"/>
             </w:tcBorders>
             <w:shd w:val="clear" w:color="auto" w:fill="EDF3F4"/>
           </w:tcPr>
@@ -2682,7 +2818,7 @@
               <w:cnfStyle w:val="000000100000" w:firstRow="0" w:lastRow="0" w:firstColumn="0" w:lastColumn="0" w:oddVBand="0" w:evenVBand="0" w:oddHBand="1" w:evenHBand="0" w:firstRowFirstColumn="0" w:firstRowLastColumn="0" w:lastRowFirstColumn="0" w:lastRowLastColumn="0"/>
             </w:pPr>
             <w:r>
-              <w:t>Introduction to Technical Writing</w:t>
+              <w:t>Exploring Technical Writing Fundamentals</w:t>
             </w:r>
           </w:p>
         </w:tc>
@@ -2691,10 +2827,9 @@
         <w:tc>
           <w:tcPr>
             <w:cnfStyle w:val="001000000000" w:firstRow="0" w:lastRow="0" w:firstColumn="1" w:lastColumn="0" w:oddVBand="0" w:evenVBand="0" w:oddHBand="0" w:evenHBand="0" w:firstRowFirstColumn="0" w:firstRowLastColumn="0" w:lastRowFirstColumn="0" w:lastRowLastColumn="0"/>
-            <w:tcW w:w="1777" w:type="dxa"/>
+            <w:tcW w:w="1773" w:type="dxa"/>
             <w:tcBorders>
-              <w:top w:val="single" w:sz="4" w:space="0" w:color="508590" w:themeColor="accent6"/>
-              <w:bottom w:val="single" w:sz="4" w:space="0" w:color="508590" w:themeColor="accent6"/>
+              <w:right w:val="none" w:sz="0" w:space="0" w:color="auto"/>
             </w:tcBorders>
             <w:shd w:val="clear" w:color="auto" w:fill="auto"/>
           </w:tcPr>
@@ -2717,11 +2852,7 @@
         </w:tc>
         <w:tc>
           <w:tcPr>
-            <w:tcW w:w="1440" w:type="dxa"/>
-            <w:tcBorders>
-              <w:top w:val="single" w:sz="4" w:space="0" w:color="508590" w:themeColor="accent6"/>
-              <w:bottom w:val="single" w:sz="4" w:space="0" w:color="508590" w:themeColor="accent6"/>
-            </w:tcBorders>
+            <w:tcW w:w="1438" w:type="dxa"/>
           </w:tcPr>
           <w:p>
             <w:pPr>
@@ -2735,11 +2866,7 @@
         </w:tc>
         <w:tc>
           <w:tcPr>
-            <w:tcW w:w="6745" w:type="dxa"/>
-            <w:tcBorders>
-              <w:top w:val="single" w:sz="4" w:space="0" w:color="508590" w:themeColor="accent6"/>
-              <w:bottom w:val="single" w:sz="4" w:space="0" w:color="508590" w:themeColor="accent6"/>
-            </w:tcBorders>
+            <w:tcW w:w="6731" w:type="dxa"/>
           </w:tcPr>
           <w:p>
             <w:pPr>
@@ -2747,7 +2874,7 @@
               <w:cnfStyle w:val="000000000000" w:firstRow="0" w:lastRow="0" w:firstColumn="0" w:lastColumn="0" w:oddVBand="0" w:evenVBand="0" w:oddHBand="0" w:evenHBand="0" w:firstRowFirstColumn="0" w:firstRowLastColumn="0" w:lastRowFirstColumn="0" w:lastRowLastColumn="0"/>
             </w:pPr>
             <w:r>
-              <w:t>Correspondence &amp; Workplace Communication</w:t>
+              <w:t>Drafting Correspondence &amp; Informational Reports</w:t>
             </w:r>
           </w:p>
         </w:tc>
@@ -2759,7 +2886,12 @@
         <w:tc>
           <w:tcPr>
             <w:cnfStyle w:val="001000000000" w:firstRow="0" w:lastRow="0" w:firstColumn="1" w:lastColumn="0" w:oddVBand="0" w:evenVBand="0" w:oddHBand="0" w:evenHBand="0" w:firstRowFirstColumn="0" w:firstRowLastColumn="0" w:lastRowFirstColumn="0" w:lastRowLastColumn="0"/>
-            <w:tcW w:w="1777" w:type="dxa"/>
+            <w:tcW w:w="1773" w:type="dxa"/>
+            <w:tcBorders>
+              <w:top w:val="none" w:sz="0" w:space="0" w:color="auto"/>
+              <w:bottom w:val="none" w:sz="0" w:space="0" w:color="auto"/>
+              <w:right w:val="none" w:sz="0" w:space="0" w:color="auto"/>
+            </w:tcBorders>
             <w:shd w:val="clear" w:color="auto" w:fill="EDF3F4"/>
           </w:tcPr>
           <w:p>
@@ -2781,7 +2913,11 @@
         </w:tc>
         <w:tc>
           <w:tcPr>
-            <w:tcW w:w="1440" w:type="dxa"/>
+            <w:tcW w:w="1438" w:type="dxa"/>
+            <w:tcBorders>
+              <w:top w:val="none" w:sz="0" w:space="0" w:color="auto"/>
+              <w:bottom w:val="none" w:sz="0" w:space="0" w:color="auto"/>
+            </w:tcBorders>
             <w:shd w:val="clear" w:color="auto" w:fill="EDF3F4"/>
           </w:tcPr>
           <w:p>
@@ -2796,7 +2932,11 @@
         </w:tc>
         <w:tc>
           <w:tcPr>
-            <w:tcW w:w="6745" w:type="dxa"/>
+            <w:tcW w:w="6731" w:type="dxa"/>
+            <w:tcBorders>
+              <w:top w:val="none" w:sz="0" w:space="0" w:color="auto"/>
+              <w:bottom w:val="none" w:sz="0" w:space="0" w:color="auto"/>
+            </w:tcBorders>
             <w:shd w:val="clear" w:color="auto" w:fill="EDF3F4"/>
           </w:tcPr>
           <w:p>
@@ -2805,7 +2945,7 @@
               <w:cnfStyle w:val="000000100000" w:firstRow="0" w:lastRow="0" w:firstColumn="0" w:lastColumn="0" w:oddVBand="0" w:evenVBand="0" w:oddHBand="1" w:evenHBand="0" w:firstRowFirstColumn="0" w:firstRowLastColumn="0" w:lastRowFirstColumn="0" w:lastRowLastColumn="0"/>
             </w:pPr>
             <w:r>
-              <w:t>Ethics, Style, &amp; Effective Sentences</w:t>
+              <w:t>Applying Ethics &amp; Plain Language</w:t>
             </w:r>
           </w:p>
         </w:tc>
@@ -2814,10 +2954,9 @@
         <w:tc>
           <w:tcPr>
             <w:cnfStyle w:val="001000000000" w:firstRow="0" w:lastRow="0" w:firstColumn="1" w:lastColumn="0" w:oddVBand="0" w:evenVBand="0" w:oddHBand="0" w:evenHBand="0" w:firstRowFirstColumn="0" w:firstRowLastColumn="0" w:lastRowFirstColumn="0" w:lastRowLastColumn="0"/>
-            <w:tcW w:w="1777" w:type="dxa"/>
+            <w:tcW w:w="1773" w:type="dxa"/>
             <w:tcBorders>
-              <w:top w:val="single" w:sz="4" w:space="0" w:color="508590" w:themeColor="accent6"/>
-              <w:bottom w:val="single" w:sz="4" w:space="0" w:color="508590" w:themeColor="accent6"/>
+              <w:right w:val="none" w:sz="0" w:space="0" w:color="auto"/>
             </w:tcBorders>
             <w:shd w:val="clear" w:color="auto" w:fill="auto"/>
           </w:tcPr>
@@ -2840,11 +2979,7 @@
         </w:tc>
         <w:tc>
           <w:tcPr>
-            <w:tcW w:w="1440" w:type="dxa"/>
-            <w:tcBorders>
-              <w:top w:val="single" w:sz="4" w:space="0" w:color="508590" w:themeColor="accent6"/>
-              <w:bottom w:val="single" w:sz="4" w:space="0" w:color="508590" w:themeColor="accent6"/>
-            </w:tcBorders>
+            <w:tcW w:w="1438" w:type="dxa"/>
           </w:tcPr>
           <w:p>
             <w:pPr>
@@ -2858,11 +2993,7 @@
         </w:tc>
         <w:tc>
           <w:tcPr>
-            <w:tcW w:w="6745" w:type="dxa"/>
-            <w:tcBorders>
-              <w:top w:val="single" w:sz="4" w:space="0" w:color="508590" w:themeColor="accent6"/>
-              <w:bottom w:val="single" w:sz="4" w:space="0" w:color="508590" w:themeColor="accent6"/>
-            </w:tcBorders>
+            <w:tcW w:w="6731" w:type="dxa"/>
           </w:tcPr>
           <w:p>
             <w:pPr>
@@ -2870,13 +3001,7 @@
               <w:cnfStyle w:val="000000000000" w:firstRow="0" w:lastRow="0" w:firstColumn="0" w:lastColumn="0" w:oddVBand="0" w:evenVBand="0" w:oddHBand="0" w:evenHBand="0" w:firstRowFirstColumn="0" w:firstRowLastColumn="0" w:lastRowFirstColumn="0" w:lastRowLastColumn="0"/>
             </w:pPr>
             <w:r>
-              <w:t>Research</w:t>
-            </w:r>
-            <w:r>
-              <w:t xml:space="preserve"> &amp; </w:t>
-            </w:r>
-            <w:r>
-              <w:t>Organization</w:t>
+              <w:t>Drafting User Documents &amp; Applying Document Design</w:t>
             </w:r>
           </w:p>
         </w:tc>
@@ -2888,7 +3013,12 @@
         <w:tc>
           <w:tcPr>
             <w:cnfStyle w:val="001000000000" w:firstRow="0" w:lastRow="0" w:firstColumn="1" w:lastColumn="0" w:oddVBand="0" w:evenVBand="0" w:oddHBand="0" w:evenHBand="0" w:firstRowFirstColumn="0" w:firstRowLastColumn="0" w:lastRowFirstColumn="0" w:lastRowLastColumn="0"/>
-            <w:tcW w:w="1777" w:type="dxa"/>
+            <w:tcW w:w="1773" w:type="dxa"/>
+            <w:tcBorders>
+              <w:top w:val="none" w:sz="0" w:space="0" w:color="auto"/>
+              <w:bottom w:val="none" w:sz="0" w:space="0" w:color="auto"/>
+              <w:right w:val="none" w:sz="0" w:space="0" w:color="auto"/>
+            </w:tcBorders>
             <w:shd w:val="clear" w:color="auto" w:fill="EDF3F4"/>
           </w:tcPr>
           <w:p>
@@ -2910,7 +3040,11 @@
         </w:tc>
         <w:tc>
           <w:tcPr>
-            <w:tcW w:w="1440" w:type="dxa"/>
+            <w:tcW w:w="1438" w:type="dxa"/>
+            <w:tcBorders>
+              <w:top w:val="none" w:sz="0" w:space="0" w:color="auto"/>
+              <w:bottom w:val="none" w:sz="0" w:space="0" w:color="auto"/>
+            </w:tcBorders>
             <w:shd w:val="clear" w:color="auto" w:fill="EDF3F4"/>
           </w:tcPr>
           <w:p>
@@ -2925,7 +3059,11 @@
         </w:tc>
         <w:tc>
           <w:tcPr>
-            <w:tcW w:w="6745" w:type="dxa"/>
+            <w:tcW w:w="6731" w:type="dxa"/>
+            <w:tcBorders>
+              <w:top w:val="none" w:sz="0" w:space="0" w:color="auto"/>
+              <w:bottom w:val="none" w:sz="0" w:space="0" w:color="auto"/>
+            </w:tcBorders>
             <w:shd w:val="clear" w:color="auto" w:fill="EDF3F4"/>
           </w:tcPr>
           <w:p>
@@ -2934,10 +3072,7 @@
               <w:cnfStyle w:val="000000100000" w:firstRow="0" w:lastRow="0" w:firstColumn="0" w:lastColumn="0" w:oddVBand="0" w:evenVBand="0" w:oddHBand="1" w:evenHBand="0" w:firstRowFirstColumn="0" w:firstRowLastColumn="0" w:lastRowFirstColumn="0" w:lastRowLastColumn="0"/>
             </w:pPr>
             <w:r>
-              <w:t>Drafting</w:t>
-            </w:r>
-            <w:r>
-              <w:t xml:space="preserve"> the Informational Report</w:t>
+              <w:t>Adding Emphasis &amp; Graphics</w:t>
             </w:r>
           </w:p>
         </w:tc>
@@ -2946,10 +3081,9 @@
         <w:tc>
           <w:tcPr>
             <w:cnfStyle w:val="001000000000" w:firstRow="0" w:lastRow="0" w:firstColumn="1" w:lastColumn="0" w:oddVBand="0" w:evenVBand="0" w:oddHBand="0" w:evenHBand="0" w:firstRowFirstColumn="0" w:firstRowLastColumn="0" w:lastRowFirstColumn="0" w:lastRowLastColumn="0"/>
-            <w:tcW w:w="1777" w:type="dxa"/>
+            <w:tcW w:w="1773" w:type="dxa"/>
             <w:tcBorders>
-              <w:top w:val="single" w:sz="4" w:space="0" w:color="508590" w:themeColor="accent6"/>
-              <w:bottom w:val="single" w:sz="4" w:space="0" w:color="508590" w:themeColor="accent6"/>
+              <w:right w:val="none" w:sz="0" w:space="0" w:color="auto"/>
             </w:tcBorders>
             <w:shd w:val="clear" w:color="auto" w:fill="auto"/>
           </w:tcPr>
@@ -2972,11 +3106,7 @@
         </w:tc>
         <w:tc>
           <w:tcPr>
-            <w:tcW w:w="1440" w:type="dxa"/>
-            <w:tcBorders>
-              <w:top w:val="single" w:sz="4" w:space="0" w:color="508590" w:themeColor="accent6"/>
-              <w:bottom w:val="single" w:sz="4" w:space="0" w:color="508590" w:themeColor="accent6"/>
-            </w:tcBorders>
+            <w:tcW w:w="1438" w:type="dxa"/>
           </w:tcPr>
           <w:p>
             <w:pPr>
@@ -2990,11 +3120,7 @@
         </w:tc>
         <w:tc>
           <w:tcPr>
-            <w:tcW w:w="6745" w:type="dxa"/>
-            <w:tcBorders>
-              <w:top w:val="single" w:sz="4" w:space="0" w:color="508590" w:themeColor="accent6"/>
-              <w:bottom w:val="single" w:sz="4" w:space="0" w:color="508590" w:themeColor="accent6"/>
-            </w:tcBorders>
+            <w:tcW w:w="6731" w:type="dxa"/>
           </w:tcPr>
           <w:p>
             <w:pPr>
@@ -3002,7 +3128,7 @@
               <w:cnfStyle w:val="000000000000" w:firstRow="0" w:lastRow="0" w:firstColumn="0" w:lastColumn="0" w:oddVBand="0" w:evenVBand="0" w:oddHBand="0" w:evenHBand="0" w:firstRowFirstColumn="0" w:firstRowLastColumn="0" w:lastRowFirstColumn="0" w:lastRowLastColumn="0"/>
             </w:pPr>
             <w:r>
-              <w:t>Document Design &amp; Creation of Graphics</w:t>
+              <w:t>Submitting Your User Document</w:t>
             </w:r>
           </w:p>
         </w:tc>
@@ -3015,7 +3141,12 @@
         <w:tc>
           <w:tcPr>
             <w:cnfStyle w:val="001000000000" w:firstRow="0" w:lastRow="0" w:firstColumn="1" w:lastColumn="0" w:oddVBand="0" w:evenVBand="0" w:oddHBand="0" w:evenHBand="0" w:firstRowFirstColumn="0" w:firstRowLastColumn="0" w:lastRowFirstColumn="0" w:lastRowLastColumn="0"/>
-            <w:tcW w:w="1777" w:type="dxa"/>
+            <w:tcW w:w="1773" w:type="dxa"/>
+            <w:tcBorders>
+              <w:top w:val="none" w:sz="0" w:space="0" w:color="auto"/>
+              <w:bottom w:val="none" w:sz="0" w:space="0" w:color="auto"/>
+              <w:right w:val="none" w:sz="0" w:space="0" w:color="auto"/>
+            </w:tcBorders>
             <w:shd w:val="clear" w:color="auto" w:fill="EDF3F4"/>
           </w:tcPr>
           <w:p>
@@ -3037,7 +3168,11 @@
         </w:tc>
         <w:tc>
           <w:tcPr>
-            <w:tcW w:w="1440" w:type="dxa"/>
+            <w:tcW w:w="1438" w:type="dxa"/>
+            <w:tcBorders>
+              <w:top w:val="none" w:sz="0" w:space="0" w:color="auto"/>
+              <w:bottom w:val="none" w:sz="0" w:space="0" w:color="auto"/>
+            </w:tcBorders>
             <w:shd w:val="clear" w:color="auto" w:fill="EDF3F4"/>
           </w:tcPr>
           <w:p>
@@ -3052,7 +3187,11 @@
         </w:tc>
         <w:tc>
           <w:tcPr>
-            <w:tcW w:w="6745" w:type="dxa"/>
+            <w:tcW w:w="6731" w:type="dxa"/>
+            <w:tcBorders>
+              <w:top w:val="none" w:sz="0" w:space="0" w:color="auto"/>
+              <w:bottom w:val="none" w:sz="0" w:space="0" w:color="auto"/>
+            </w:tcBorders>
             <w:shd w:val="clear" w:color="auto" w:fill="EDF3F4"/>
           </w:tcPr>
           <w:p>
@@ -3061,16 +3200,7 @@
               <w:cnfStyle w:val="000000100000" w:firstRow="0" w:lastRow="0" w:firstColumn="0" w:lastColumn="0" w:oddVBand="0" w:evenVBand="0" w:oddHBand="1" w:evenHBand="0" w:firstRowFirstColumn="0" w:firstRowLastColumn="0" w:lastRowFirstColumn="0" w:lastRowLastColumn="0"/>
             </w:pPr>
             <w:r>
-              <w:t xml:space="preserve">Drafting </w:t>
-            </w:r>
-            <w:r>
-              <w:t>User Documents</w:t>
-            </w:r>
-            <w:r>
-              <w:t xml:space="preserve"> &amp; </w:t>
-            </w:r>
-            <w:r>
-              <w:t>User Testing</w:t>
+              <w:t>Drafting Proposals</w:t>
             </w:r>
           </w:p>
         </w:tc>
@@ -3082,7 +3212,10 @@
         <w:tc>
           <w:tcPr>
             <w:cnfStyle w:val="001000000000" w:firstRow="0" w:lastRow="0" w:firstColumn="1" w:lastColumn="0" w:oddVBand="0" w:evenVBand="0" w:oddHBand="0" w:evenHBand="0" w:firstRowFirstColumn="0" w:firstRowLastColumn="0" w:lastRowFirstColumn="0" w:lastRowLastColumn="0"/>
-            <w:tcW w:w="1777" w:type="dxa"/>
+            <w:tcW w:w="1773" w:type="dxa"/>
+            <w:tcBorders>
+              <w:right w:val="none" w:sz="0" w:space="0" w:color="auto"/>
+            </w:tcBorders>
             <w:shd w:val="clear" w:color="auto" w:fill="auto"/>
           </w:tcPr>
           <w:p>
@@ -3104,7 +3237,7 @@
         </w:tc>
         <w:tc>
           <w:tcPr>
-            <w:tcW w:w="1440" w:type="dxa"/>
+            <w:tcW w:w="1438" w:type="dxa"/>
           </w:tcPr>
           <w:p>
             <w:pPr>
@@ -3118,7 +3251,7 @@
         </w:tc>
         <w:tc>
           <w:tcPr>
-            <w:tcW w:w="6745" w:type="dxa"/>
+            <w:tcW w:w="6731" w:type="dxa"/>
           </w:tcPr>
           <w:p>
             <w:pPr>
@@ -3126,7 +3259,7 @@
               <w:cnfStyle w:val="000000000000" w:firstRow="0" w:lastRow="0" w:firstColumn="0" w:lastColumn="0" w:oddVBand="0" w:evenVBand="0" w:oddHBand="0" w:evenHBand="0" w:firstRowFirstColumn="0" w:firstRowLastColumn="0" w:lastRowFirstColumn="0" w:lastRowLastColumn="0"/>
             </w:pPr>
             <w:r>
-              <w:t>Submitting the User Document</w:t>
+              <w:t>Researching Your Project</w:t>
             </w:r>
           </w:p>
         </w:tc>
@@ -3138,7 +3271,12 @@
         <w:tc>
           <w:tcPr>
             <w:cnfStyle w:val="001000000000" w:firstRow="0" w:lastRow="0" w:firstColumn="1" w:lastColumn="0" w:oddVBand="0" w:evenVBand="0" w:oddHBand="0" w:evenHBand="0" w:firstRowFirstColumn="0" w:firstRowLastColumn="0" w:lastRowFirstColumn="0" w:lastRowLastColumn="0"/>
-            <w:tcW w:w="1777" w:type="dxa"/>
+            <w:tcW w:w="1773" w:type="dxa"/>
+            <w:tcBorders>
+              <w:top w:val="none" w:sz="0" w:space="0" w:color="auto"/>
+              <w:bottom w:val="none" w:sz="0" w:space="0" w:color="auto"/>
+              <w:right w:val="none" w:sz="0" w:space="0" w:color="auto"/>
+            </w:tcBorders>
             <w:shd w:val="clear" w:color="auto" w:fill="EDF3F4"/>
           </w:tcPr>
           <w:p>
@@ -3160,7 +3298,11 @@
         </w:tc>
         <w:tc>
           <w:tcPr>
-            <w:tcW w:w="1440" w:type="dxa"/>
+            <w:tcW w:w="1438" w:type="dxa"/>
+            <w:tcBorders>
+              <w:top w:val="none" w:sz="0" w:space="0" w:color="auto"/>
+              <w:bottom w:val="none" w:sz="0" w:space="0" w:color="auto"/>
+            </w:tcBorders>
             <w:shd w:val="clear" w:color="auto" w:fill="EDF3F4"/>
           </w:tcPr>
           <w:p>
@@ -3175,7 +3317,11 @@
         </w:tc>
         <w:tc>
           <w:tcPr>
-            <w:tcW w:w="6745" w:type="dxa"/>
+            <w:tcW w:w="6731" w:type="dxa"/>
+            <w:tcBorders>
+              <w:top w:val="none" w:sz="0" w:space="0" w:color="auto"/>
+              <w:bottom w:val="none" w:sz="0" w:space="0" w:color="auto"/>
+            </w:tcBorders>
             <w:shd w:val="clear" w:color="auto" w:fill="EDF3F4"/>
           </w:tcPr>
           <w:p>
@@ -3184,7 +3330,7 @@
               <w:cnfStyle w:val="000000100000" w:firstRow="0" w:lastRow="0" w:firstColumn="0" w:lastColumn="0" w:oddVBand="0" w:evenVBand="0" w:oddHBand="1" w:evenHBand="0" w:firstRowFirstColumn="0" w:firstRowLastColumn="0" w:lastRowFirstColumn="0" w:lastRowLastColumn="0"/>
             </w:pPr>
             <w:r>
-              <w:t>Proposals &amp; Persuasion</w:t>
+              <w:t>Submitting Your Proposal</w:t>
             </w:r>
           </w:p>
         </w:tc>
@@ -3193,7 +3339,10 @@
         <w:tc>
           <w:tcPr>
             <w:cnfStyle w:val="001000000000" w:firstRow="0" w:lastRow="0" w:firstColumn="1" w:lastColumn="0" w:oddVBand="0" w:evenVBand="0" w:oddHBand="0" w:evenHBand="0" w:firstRowFirstColumn="0" w:firstRowLastColumn="0" w:lastRowFirstColumn="0" w:lastRowLastColumn="0"/>
-            <w:tcW w:w="1777" w:type="dxa"/>
+            <w:tcW w:w="1773" w:type="dxa"/>
+            <w:tcBorders>
+              <w:right w:val="none" w:sz="0" w:space="0" w:color="auto"/>
+            </w:tcBorders>
             <w:shd w:val="clear" w:color="auto" w:fill="auto"/>
           </w:tcPr>
           <w:p>
@@ -3215,7 +3364,7 @@
         </w:tc>
         <w:tc>
           <w:tcPr>
-            <w:tcW w:w="1440" w:type="dxa"/>
+            <w:tcW w:w="1438" w:type="dxa"/>
           </w:tcPr>
           <w:p>
             <w:pPr>
@@ -3229,7 +3378,7 @@
         </w:tc>
         <w:tc>
           <w:tcPr>
-            <w:tcW w:w="6745" w:type="dxa"/>
+            <w:tcW w:w="6731" w:type="dxa"/>
           </w:tcPr>
           <w:p>
             <w:pPr>
@@ -3237,7 +3386,7 @@
               <w:cnfStyle w:val="000000000000" w:firstRow="0" w:lastRow="0" w:firstColumn="0" w:lastColumn="0" w:oddVBand="0" w:evenVBand="0" w:oddHBand="0" w:evenHBand="0" w:firstRowFirstColumn="0" w:firstRowLastColumn="0" w:lastRowFirstColumn="0" w:lastRowLastColumn="0"/>
             </w:pPr>
             <w:r>
-              <w:t>Drafting the Proposal</w:t>
+              <w:t>Writing Recommendation Reports</w:t>
             </w:r>
           </w:p>
         </w:tc>
@@ -3249,7 +3398,12 @@
         <w:tc>
           <w:tcPr>
             <w:cnfStyle w:val="001000000000" w:firstRow="0" w:lastRow="0" w:firstColumn="1" w:lastColumn="0" w:oddVBand="0" w:evenVBand="0" w:oddHBand="0" w:evenHBand="0" w:firstRowFirstColumn="0" w:firstRowLastColumn="0" w:lastRowFirstColumn="0" w:lastRowLastColumn="0"/>
-            <w:tcW w:w="1777" w:type="dxa"/>
+            <w:tcW w:w="1773" w:type="dxa"/>
+            <w:tcBorders>
+              <w:top w:val="none" w:sz="0" w:space="0" w:color="auto"/>
+              <w:bottom w:val="none" w:sz="0" w:space="0" w:color="auto"/>
+              <w:right w:val="none" w:sz="0" w:space="0" w:color="auto"/>
+            </w:tcBorders>
             <w:shd w:val="clear" w:color="auto" w:fill="EDF3F4"/>
           </w:tcPr>
           <w:p>
@@ -3271,7 +3425,11 @@
         </w:tc>
         <w:tc>
           <w:tcPr>
-            <w:tcW w:w="1440" w:type="dxa"/>
+            <w:tcW w:w="1438" w:type="dxa"/>
+            <w:tcBorders>
+              <w:top w:val="none" w:sz="0" w:space="0" w:color="auto"/>
+              <w:bottom w:val="none" w:sz="0" w:space="0" w:color="auto"/>
+            </w:tcBorders>
             <w:shd w:val="clear" w:color="auto" w:fill="EDF3F4"/>
           </w:tcPr>
           <w:p>
@@ -3286,7 +3444,11 @@
         </w:tc>
         <w:tc>
           <w:tcPr>
-            <w:tcW w:w="6745" w:type="dxa"/>
+            <w:tcW w:w="6731" w:type="dxa"/>
+            <w:tcBorders>
+              <w:top w:val="none" w:sz="0" w:space="0" w:color="auto"/>
+              <w:bottom w:val="none" w:sz="0" w:space="0" w:color="auto"/>
+            </w:tcBorders>
             <w:shd w:val="clear" w:color="auto" w:fill="EDF3F4"/>
           </w:tcPr>
           <w:p>
@@ -3295,10 +3457,7 @@
               <w:cnfStyle w:val="000000100000" w:firstRow="0" w:lastRow="0" w:firstColumn="0" w:lastColumn="0" w:oddVBand="0" w:evenVBand="0" w:oddHBand="1" w:evenHBand="0" w:firstRowFirstColumn="0" w:firstRowLastColumn="0" w:lastRowFirstColumn="0" w:lastRowLastColumn="0"/>
             </w:pPr>
             <w:r>
-              <w:t>Submitting</w:t>
-            </w:r>
-            <w:r>
-              <w:t xml:space="preserve"> the Proposal</w:t>
+              <w:t>Planning Your Report</w:t>
             </w:r>
           </w:p>
         </w:tc>
@@ -3307,7 +3466,10 @@
         <w:tc>
           <w:tcPr>
             <w:cnfStyle w:val="001000000000" w:firstRow="0" w:lastRow="0" w:firstColumn="1" w:lastColumn="0" w:oddVBand="0" w:evenVBand="0" w:oddHBand="0" w:evenHBand="0" w:firstRowFirstColumn="0" w:firstRowLastColumn="0" w:lastRowFirstColumn="0" w:lastRowLastColumn="0"/>
-            <w:tcW w:w="1777" w:type="dxa"/>
+            <w:tcW w:w="1773" w:type="dxa"/>
+            <w:tcBorders>
+              <w:right w:val="none" w:sz="0" w:space="0" w:color="auto"/>
+            </w:tcBorders>
             <w:shd w:val="clear" w:color="auto" w:fill="auto"/>
           </w:tcPr>
           <w:p>
@@ -3329,7 +3491,7 @@
         </w:tc>
         <w:tc>
           <w:tcPr>
-            <w:tcW w:w="1440" w:type="dxa"/>
+            <w:tcW w:w="1438" w:type="dxa"/>
           </w:tcPr>
           <w:p>
             <w:pPr>
@@ -3343,7 +3505,7 @@
         </w:tc>
         <w:tc>
           <w:tcPr>
-            <w:tcW w:w="6745" w:type="dxa"/>
+            <w:tcW w:w="6731" w:type="dxa"/>
           </w:tcPr>
           <w:p>
             <w:pPr>
@@ -3351,10 +3513,7 @@
               <w:cnfStyle w:val="000000000000" w:firstRow="0" w:lastRow="0" w:firstColumn="0" w:lastColumn="0" w:oddVBand="0" w:evenVBand="0" w:oddHBand="0" w:evenHBand="0" w:firstRowFirstColumn="0" w:firstRowLastColumn="0" w:lastRowFirstColumn="0" w:lastRowLastColumn="0"/>
             </w:pPr>
             <w:r>
-              <w:t xml:space="preserve">Drafting the </w:t>
-            </w:r>
-            <w:r>
-              <w:t>Recommendation Report Body</w:t>
+              <w:t>Drafting Report’s Body</w:t>
             </w:r>
           </w:p>
         </w:tc>
@@ -3366,7 +3525,12 @@
         <w:tc>
           <w:tcPr>
             <w:cnfStyle w:val="001000000000" w:firstRow="0" w:lastRow="0" w:firstColumn="1" w:lastColumn="0" w:oddVBand="0" w:evenVBand="0" w:oddHBand="0" w:evenHBand="0" w:firstRowFirstColumn="0" w:firstRowLastColumn="0" w:lastRowFirstColumn="0" w:lastRowLastColumn="0"/>
-            <w:tcW w:w="1777" w:type="dxa"/>
+            <w:tcW w:w="1773" w:type="dxa"/>
+            <w:tcBorders>
+              <w:top w:val="none" w:sz="0" w:space="0" w:color="auto"/>
+              <w:bottom w:val="single" w:sz="12" w:space="0" w:color="385D65"/>
+              <w:right w:val="none" w:sz="0" w:space="0" w:color="auto"/>
+            </w:tcBorders>
             <w:shd w:val="clear" w:color="auto" w:fill="EDF3F4"/>
           </w:tcPr>
           <w:p>
@@ -3388,7 +3552,11 @@
         </w:tc>
         <w:tc>
           <w:tcPr>
-            <w:tcW w:w="1440" w:type="dxa"/>
+            <w:tcW w:w="1438" w:type="dxa"/>
+            <w:tcBorders>
+              <w:top w:val="none" w:sz="0" w:space="0" w:color="auto"/>
+              <w:bottom w:val="single" w:sz="12" w:space="0" w:color="385D65"/>
+            </w:tcBorders>
             <w:shd w:val="clear" w:color="auto" w:fill="EDF3F4"/>
           </w:tcPr>
           <w:p>
@@ -3403,7 +3571,11 @@
         </w:tc>
         <w:tc>
           <w:tcPr>
-            <w:tcW w:w="6745" w:type="dxa"/>
+            <w:tcW w:w="6731" w:type="dxa"/>
+            <w:tcBorders>
+              <w:top w:val="none" w:sz="0" w:space="0" w:color="auto"/>
+              <w:bottom w:val="single" w:sz="12" w:space="0" w:color="385D65"/>
+            </w:tcBorders>
             <w:shd w:val="clear" w:color="auto" w:fill="EDF3F4"/>
           </w:tcPr>
           <w:p>
@@ -3412,10 +3584,7 @@
               <w:cnfStyle w:val="000000100000" w:firstRow="0" w:lastRow="0" w:firstColumn="0" w:lastColumn="0" w:oddVBand="0" w:evenVBand="0" w:oddHBand="1" w:evenHBand="0" w:firstRowFirstColumn="0" w:firstRowLastColumn="0" w:lastRowFirstColumn="0" w:lastRowLastColumn="0"/>
             </w:pPr>
             <w:r>
-              <w:t xml:space="preserve">Drafting the </w:t>
-            </w:r>
-            <w:r>
-              <w:t>Report Front &amp; Back Matter</w:t>
+              <w:t>Drafting Report’s Front &amp; Back Matter</w:t>
             </w:r>
           </w:p>
         </w:tc>
@@ -3424,8 +3593,11 @@
         <w:tc>
           <w:tcPr>
             <w:cnfStyle w:val="001000000000" w:firstRow="0" w:lastRow="0" w:firstColumn="1" w:lastColumn="0" w:oddVBand="0" w:evenVBand="0" w:oddHBand="0" w:evenHBand="0" w:firstRowFirstColumn="0" w:firstRowLastColumn="0" w:lastRowFirstColumn="0" w:lastRowLastColumn="0"/>
-            <w:tcW w:w="1777" w:type="dxa"/>
-            <w:shd w:val="clear" w:color="auto" w:fill="F9E3D2" w:themeFill="accent2" w:themeFillTint="33"/>
+            <w:tcW w:w="1773" w:type="dxa"/>
+            <w:tcBorders>
+              <w:right w:val="none" w:sz="0" w:space="0" w:color="auto"/>
+            </w:tcBorders>
+            <w:shd w:val="clear" w:color="auto" w:fill="FCF1E8"/>
           </w:tcPr>
           <w:p>
             <w:pPr>
@@ -3433,61 +3605,51 @@
               <w:rPr>
                 <w:b w:val="0"/>
                 <w:bCs w:val="0"/>
+                <w:color w:val="000000" w:themeColor="text1"/>
               </w:rPr>
             </w:pPr>
             <w:r>
               <w:rPr>
                 <w:b w:val="0"/>
                 <w:bCs w:val="0"/>
+                <w:color w:val="000000" w:themeColor="text1"/>
               </w:rPr>
-              <w:t>Nov 2</w:t>
-            </w:r>
-            <w:r>
-              <w:rPr>
-                <w:b w:val="0"/>
-                <w:bCs w:val="0"/>
-              </w:rPr>
-              <w:t>1</w:t>
-            </w:r>
-            <w:r>
-              <w:rPr>
-                <w:b w:val="0"/>
-                <w:bCs w:val="0"/>
-              </w:rPr>
-              <w:t>–Nov 2</w:t>
-            </w:r>
-            <w:r>
-              <w:rPr>
-                <w:b w:val="0"/>
-                <w:bCs w:val="0"/>
-              </w:rPr>
-              <w:t>9</w:t>
+              <w:t>Nov 21–Nov 29</w:t>
             </w:r>
           </w:p>
         </w:tc>
         <w:tc>
           <w:tcPr>
-            <w:tcW w:w="1440" w:type="dxa"/>
-            <w:shd w:val="clear" w:color="auto" w:fill="F9E3D2" w:themeFill="accent2" w:themeFillTint="33"/>
+            <w:tcW w:w="1438" w:type="dxa"/>
+            <w:shd w:val="clear" w:color="auto" w:fill="FCF1E8"/>
           </w:tcPr>
           <w:p>
             <w:pPr>
               <w:ind w:left="0" w:right="0"/>
               <w:cnfStyle w:val="000000000000" w:firstRow="0" w:lastRow="0" w:firstColumn="0" w:lastColumn="0" w:oddVBand="0" w:evenVBand="0" w:oddHBand="0" w:evenHBand="0" w:firstRowFirstColumn="0" w:firstRowLastColumn="0" w:lastRowFirstColumn="0" w:lastRowLastColumn="0"/>
+              <w:rPr>
+                <w:color w:val="000000" w:themeColor="text1"/>
+              </w:rPr>
             </w:pPr>
           </w:p>
         </w:tc>
         <w:tc>
           <w:tcPr>
-            <w:tcW w:w="6745" w:type="dxa"/>
-            <w:shd w:val="clear" w:color="auto" w:fill="F9E3D2" w:themeFill="accent2" w:themeFillTint="33"/>
+            <w:tcW w:w="6731" w:type="dxa"/>
+            <w:shd w:val="clear" w:color="auto" w:fill="FCF1E8"/>
           </w:tcPr>
           <w:p>
             <w:pPr>
               <w:ind w:left="-59"/>
               <w:cnfStyle w:val="000000000000" w:firstRow="0" w:lastRow="0" w:firstColumn="0" w:lastColumn="0" w:oddVBand="0" w:evenVBand="0" w:oddHBand="0" w:evenHBand="0" w:firstRowFirstColumn="0" w:firstRowLastColumn="0" w:lastRowFirstColumn="0" w:lastRowLastColumn="0"/>
+              <w:rPr>
+                <w:color w:val="000000" w:themeColor="text1"/>
+              </w:rPr>
             </w:pPr>
             <w:r>
+              <w:rPr>
+                <w:color w:val="000000" w:themeColor="text1"/>
+              </w:rPr>
               <w:t>Thanksgiving Break</w:t>
             </w:r>
           </w:p>
@@ -3500,7 +3662,12 @@
         <w:tc>
           <w:tcPr>
             <w:cnfStyle w:val="001000000000" w:firstRow="0" w:lastRow="0" w:firstColumn="1" w:lastColumn="0" w:oddVBand="0" w:evenVBand="0" w:oddHBand="0" w:evenHBand="0" w:firstRowFirstColumn="0" w:firstRowLastColumn="0" w:lastRowFirstColumn="0" w:lastRowLastColumn="0"/>
-            <w:tcW w:w="1777" w:type="dxa"/>
+            <w:tcW w:w="1773" w:type="dxa"/>
+            <w:tcBorders>
+              <w:top w:val="none" w:sz="0" w:space="0" w:color="auto"/>
+              <w:bottom w:val="none" w:sz="0" w:space="0" w:color="auto"/>
+              <w:right w:val="none" w:sz="0" w:space="0" w:color="auto"/>
+            </w:tcBorders>
             <w:shd w:val="clear" w:color="auto" w:fill="EDF3F4"/>
           </w:tcPr>
           <w:p>
@@ -3522,7 +3689,11 @@
         </w:tc>
         <w:tc>
           <w:tcPr>
-            <w:tcW w:w="1440" w:type="dxa"/>
+            <w:tcW w:w="1438" w:type="dxa"/>
+            <w:tcBorders>
+              <w:top w:val="none" w:sz="0" w:space="0" w:color="auto"/>
+              <w:bottom w:val="none" w:sz="0" w:space="0" w:color="auto"/>
+            </w:tcBorders>
             <w:shd w:val="clear" w:color="auto" w:fill="EDF3F4"/>
           </w:tcPr>
           <w:p>
@@ -3531,16 +3702,17 @@
               <w:cnfStyle w:val="000000100000" w:firstRow="0" w:lastRow="0" w:firstColumn="0" w:lastColumn="0" w:oddVBand="0" w:evenVBand="0" w:oddHBand="1" w:evenHBand="0" w:firstRowFirstColumn="0" w:firstRowLastColumn="0" w:lastRowFirstColumn="0" w:lastRowLastColumn="0"/>
             </w:pPr>
             <w:r>
-              <w:t>Week 1</w:t>
-            </w:r>
-            <w:r>
-              <w:t>4</w:t>
+              <w:t>Week 14</w:t>
             </w:r>
           </w:p>
         </w:tc>
         <w:tc>
           <w:tcPr>
-            <w:tcW w:w="6745" w:type="dxa"/>
+            <w:tcW w:w="6731" w:type="dxa"/>
+            <w:tcBorders>
+              <w:top w:val="none" w:sz="0" w:space="0" w:color="auto"/>
+              <w:bottom w:val="none" w:sz="0" w:space="0" w:color="auto"/>
+            </w:tcBorders>
             <w:shd w:val="clear" w:color="auto" w:fill="EDF3F4"/>
           </w:tcPr>
           <w:p>
@@ -3549,10 +3721,7 @@
               <w:cnfStyle w:val="000000100000" w:firstRow="0" w:lastRow="0" w:firstColumn="0" w:lastColumn="0" w:oddVBand="0" w:evenVBand="0" w:oddHBand="1" w:evenHBand="0" w:firstRowFirstColumn="0" w:firstRowLastColumn="0" w:lastRowFirstColumn="0" w:lastRowLastColumn="0"/>
             </w:pPr>
             <w:r>
-              <w:t>Submitting Your Recommendation</w:t>
-            </w:r>
-            <w:r>
-              <w:t xml:space="preserve"> Report</w:t>
+              <w:t>Submitting Your Recommendation Report</w:t>
             </w:r>
           </w:p>
         </w:tc>
@@ -3561,10 +3730,9 @@
         <w:tc>
           <w:tcPr>
             <w:cnfStyle w:val="001000000000" w:firstRow="0" w:lastRow="0" w:firstColumn="1" w:lastColumn="0" w:oddVBand="0" w:evenVBand="0" w:oddHBand="0" w:evenHBand="0" w:firstRowFirstColumn="0" w:firstRowLastColumn="0" w:lastRowFirstColumn="0" w:lastRowLastColumn="0"/>
-            <w:tcW w:w="1777" w:type="dxa"/>
+            <w:tcW w:w="1773" w:type="dxa"/>
             <w:tcBorders>
-              <w:top w:val="single" w:sz="4" w:space="0" w:color="508590" w:themeColor="accent6"/>
-              <w:bottom w:val="single" w:sz="4" w:space="0" w:color="508590" w:themeColor="accent6"/>
+              <w:right w:val="none" w:sz="0" w:space="0" w:color="auto"/>
             </w:tcBorders>
             <w:shd w:val="clear" w:color="auto" w:fill="auto"/>
           </w:tcPr>
@@ -3581,24 +3749,13 @@
                 <w:b w:val="0"/>
                 <w:bCs w:val="0"/>
               </w:rPr>
-              <w:t xml:space="preserve">Dec 7–Dec </w:t>
-            </w:r>
-            <w:r>
-              <w:rPr>
-                <w:b w:val="0"/>
-                <w:bCs w:val="0"/>
-              </w:rPr>
-              <w:t>9</w:t>
+              <w:t>Dec 7–Dec 9</w:t>
             </w:r>
           </w:p>
         </w:tc>
         <w:tc>
           <w:tcPr>
-            <w:tcW w:w="1440" w:type="dxa"/>
-            <w:tcBorders>
-              <w:top w:val="single" w:sz="4" w:space="0" w:color="508590" w:themeColor="accent6"/>
-              <w:bottom w:val="single" w:sz="4" w:space="0" w:color="508590" w:themeColor="accent6"/>
-            </w:tcBorders>
+            <w:tcW w:w="1438" w:type="dxa"/>
           </w:tcPr>
           <w:p>
             <w:pPr>
@@ -3606,20 +3763,13 @@
               <w:cnfStyle w:val="000000000000" w:firstRow="0" w:lastRow="0" w:firstColumn="0" w:lastColumn="0" w:oddVBand="0" w:evenVBand="0" w:oddHBand="0" w:evenHBand="0" w:firstRowFirstColumn="0" w:firstRowLastColumn="0" w:lastRowFirstColumn="0" w:lastRowLastColumn="0"/>
             </w:pPr>
             <w:r>
-              <w:t>Week 1</w:t>
-            </w:r>
-            <w:r>
-              <w:t>5</w:t>
+              <w:t>Week 15</w:t>
             </w:r>
           </w:p>
         </w:tc>
         <w:tc>
           <w:tcPr>
-            <w:tcW w:w="6745" w:type="dxa"/>
-            <w:tcBorders>
-              <w:top w:val="single" w:sz="4" w:space="0" w:color="508590" w:themeColor="accent6"/>
-              <w:bottom w:val="single" w:sz="4" w:space="0" w:color="508590" w:themeColor="accent6"/>
-            </w:tcBorders>
+            <w:tcW w:w="6731" w:type="dxa"/>
           </w:tcPr>
           <w:p>
             <w:pPr>
@@ -3627,7 +3777,7 @@
               <w:cnfStyle w:val="000000000000" w:firstRow="0" w:lastRow="0" w:firstColumn="0" w:lastColumn="0" w:oddVBand="0" w:evenVBand="0" w:oddHBand="0" w:evenHBand="0" w:firstRowFirstColumn="0" w:firstRowLastColumn="0" w:lastRowFirstColumn="0" w:lastRowLastColumn="0"/>
             </w:pPr>
             <w:r>
-              <w:t>Final Thoughts</w:t>
+              <w:t>Finishing the Course</w:t>
             </w:r>
           </w:p>
         </w:tc>
@@ -3639,7 +3789,12 @@
         <w:tc>
           <w:tcPr>
             <w:cnfStyle w:val="001000000000" w:firstRow="0" w:lastRow="0" w:firstColumn="1" w:lastColumn="0" w:oddVBand="0" w:evenVBand="0" w:oddHBand="0" w:evenHBand="0" w:firstRowFirstColumn="0" w:firstRowLastColumn="0" w:lastRowFirstColumn="0" w:lastRowLastColumn="0"/>
-            <w:tcW w:w="1777" w:type="dxa"/>
+            <w:tcW w:w="1773" w:type="dxa"/>
+            <w:tcBorders>
+              <w:top w:val="none" w:sz="0" w:space="0" w:color="auto"/>
+              <w:bottom w:val="none" w:sz="0" w:space="0" w:color="auto"/>
+              <w:right w:val="none" w:sz="0" w:space="0" w:color="auto"/>
+            </w:tcBorders>
             <w:shd w:val="clear" w:color="auto" w:fill="EDF3F4"/>
           </w:tcPr>
           <w:p>
@@ -3655,27 +3810,17 @@
                 <w:b w:val="0"/>
                 <w:bCs w:val="0"/>
               </w:rPr>
-              <w:t xml:space="preserve">Dec </w:t>
-            </w:r>
-            <w:r>
-              <w:rPr>
-                <w:b w:val="0"/>
-                <w:bCs w:val="0"/>
-              </w:rPr>
-              <w:t>11</w:t>
-            </w:r>
-            <w:r>
-              <w:rPr>
-                <w:b w:val="0"/>
-                <w:bCs w:val="0"/>
-              </w:rPr>
-              <w:t>–Dec 16</w:t>
+              <w:t>Dec 11–Dec 16</w:t>
             </w:r>
           </w:p>
         </w:tc>
         <w:tc>
           <w:tcPr>
-            <w:tcW w:w="1440" w:type="dxa"/>
+            <w:tcW w:w="1438" w:type="dxa"/>
+            <w:tcBorders>
+              <w:top w:val="none" w:sz="0" w:space="0" w:color="auto"/>
+              <w:bottom w:val="none" w:sz="0" w:space="0" w:color="auto"/>
+            </w:tcBorders>
             <w:shd w:val="clear" w:color="auto" w:fill="EDF3F4"/>
           </w:tcPr>
           <w:p>
@@ -3690,7 +3835,11 @@
         </w:tc>
         <w:tc>
           <w:tcPr>
-            <w:tcW w:w="6745" w:type="dxa"/>
+            <w:tcW w:w="6731" w:type="dxa"/>
+            <w:tcBorders>
+              <w:top w:val="none" w:sz="0" w:space="0" w:color="auto"/>
+              <w:bottom w:val="none" w:sz="0" w:space="0" w:color="auto"/>
+            </w:tcBorders>
             <w:shd w:val="clear" w:color="auto" w:fill="EDF3F4"/>
           </w:tcPr>
           <w:p>
@@ -3699,16 +3848,7 @@
               <w:cnfStyle w:val="000000100000" w:firstRow="0" w:lastRow="0" w:firstColumn="0" w:lastColumn="0" w:oddVBand="0" w:evenVBand="0" w:oddHBand="1" w:evenHBand="0" w:firstRowFirstColumn="0" w:firstRowLastColumn="0" w:lastRowFirstColumn="0" w:lastRowLastColumn="0"/>
             </w:pPr>
             <w:r>
-              <w:t>Optional Final due by 11:59</w:t>
-            </w:r>
-            <w:r>
-              <w:t xml:space="preserve"> </w:t>
-            </w:r>
-            <w:r>
-              <w:t xml:space="preserve">PM on </w:t>
-            </w:r>
-            <w:r>
-              <w:t>Dec 16</w:t>
+              <w:t>Optional Final due by 11:59 PM on Dec 16</w:t>
             </w:r>
           </w:p>
         </w:tc>
@@ -3720,6 +3860,10 @@
           <w:bottom w:val="single" w:sz="24" w:space="1" w:color="508590" w:themeColor="accent6"/>
         </w:pBdr>
         <w:ind w:left="0" w:right="0"/>
+        <w:rPr>
+          <w:sz w:val="2"/>
+          <w:szCs w:val="2"/>
+        </w:rPr>
         <w:sectPr>
           <w:type w:val="continuous"/>
           <w:pgSz w:w="12240" w:h="15840"/>
@@ -3893,7 +4037,7 @@
                     <pic:cNvPicPr/>
                   </pic:nvPicPr>
                   <pic:blipFill>
-                    <a:blip r:embed="rId21" cstate="print">
+                    <a:blip r:embed="rId22" cstate="print">
                       <a:extLst>
                         <a:ext uri="{28A0092B-C50C-407E-A947-70E740481C1C}">
                           <a14:useLocalDpi xmlns:a14="http://schemas.microsoft.com/office/drawing/2010/main" val="0"/>
@@ -4064,13 +4208,19 @@
         <w:t>two categories (Homework and Major Projects), arranged in six weighted categories, as</w:t>
       </w:r>
       <w:r>
-        <w:t xml:space="preserve"> shown in </w:t>
-      </w:r>
-      <w:r>
-        <w:t>Figure 1,</w:t>
-      </w:r>
-      <w:r>
-        <w:t xml:space="preserve"> on the right.</w:t>
+        <w:t xml:space="preserve"> shown</w:t>
+      </w:r>
+      <w:r>
+        <w:t xml:space="preserve"> below</w:t>
+      </w:r>
+      <w:r>
+        <w:t xml:space="preserve"> in </w:t>
+      </w:r>
+      <w:r>
+        <w:t>Figure 1</w:t>
+      </w:r>
+      <w:r>
+        <w:t>.</w:t>
       </w:r>
     </w:p>
     <w:p>
@@ -4086,28 +4236,30 @@
       <w:r>
         <w:rPr>
           <w:noProof/>
+          <w:sz w:val="32"/>
+          <w:szCs w:val="32"/>
         </w:rPr>
         <w:drawing>
-          <wp:anchor distT="0" distB="0" distL="114300" distR="114300" simplePos="0" relativeHeight="251688960" behindDoc="1" locked="0" layoutInCell="1" allowOverlap="1" wp14:anchorId="4B271854" wp14:editId="5B87579B">
+          <wp:anchor distT="0" distB="0" distL="114300" distR="114300" simplePos="0" relativeHeight="251693056" behindDoc="1" locked="0" layoutInCell="1" allowOverlap="1" wp14:anchorId="1E16486F" wp14:editId="465A8ECE">
             <wp:simplePos x="0" y="0"/>
             <wp:positionH relativeFrom="column">
-              <wp:posOffset>2575560</wp:posOffset>
+              <wp:posOffset>2476500</wp:posOffset>
             </wp:positionH>
             <wp:positionV relativeFrom="paragraph">
-              <wp:posOffset>77470</wp:posOffset>
+              <wp:posOffset>86360</wp:posOffset>
             </wp:positionV>
-            <wp:extent cx="3620770" cy="1943100"/>
-            <wp:effectExtent l="0" t="0" r="0" b="0"/>
+            <wp:extent cx="3877945" cy="2070100"/>
+            <wp:effectExtent l="0" t="0" r="8255" b="6350"/>
             <wp:wrapTight wrapText="bothSides">
               <wp:wrapPolygon edited="0">
                 <wp:start x="0" y="0"/>
-                <wp:lineTo x="0" y="21388"/>
-                <wp:lineTo x="21479" y="21388"/>
-                <wp:lineTo x="21479" y="0"/>
+                <wp:lineTo x="0" y="21467"/>
+                <wp:lineTo x="21540" y="21467"/>
+                <wp:lineTo x="21540" y="0"/>
                 <wp:lineTo x="0" y="0"/>
               </wp:wrapPolygon>
             </wp:wrapTight>
-            <wp:docPr id="1393562450" name="Picture 1"/>
+            <wp:docPr id="1685167853" name="Picture 29"/>
             <wp:cNvGraphicFramePr>
               <a:graphicFrameLocks xmlns:a="http://schemas.openxmlformats.org/drawingml/2006/main" noChangeAspect="1"/>
             </wp:cNvGraphicFramePr>
@@ -4115,29 +4267,38 @@
               <a:graphicData uri="http://schemas.openxmlformats.org/drawingml/2006/picture">
                 <pic:pic xmlns:pic="http://schemas.openxmlformats.org/drawingml/2006/picture">
                   <pic:nvPicPr>
-                    <pic:cNvPr id="1393562450" name=""/>
+                    <pic:cNvPr id="1685167853" name="Picture 1685167853"/>
                     <pic:cNvPicPr/>
                   </pic:nvPicPr>
-                  <pic:blipFill>
-                    <a:blip r:embed="rId22" cstate="print">
+                  <pic:blipFill rotWithShape="1">
+                    <a:blip r:embed="rId23" cstate="print">
                       <a:extLst>
                         <a:ext uri="{28A0092B-C50C-407E-A947-70E740481C1C}">
                           <a14:useLocalDpi xmlns:a14="http://schemas.microsoft.com/office/drawing/2010/main" val="0"/>
                         </a:ext>
                       </a:extLst>
                     </a:blip>
+                    <a:srcRect t="4961" b="23810"/>
                     <a:stretch>
                       <a:fillRect/>
                     </a:stretch>
                   </pic:blipFill>
-                  <pic:spPr>
+                  <pic:spPr bwMode="auto">
                     <a:xfrm>
                       <a:off x="0" y="0"/>
-                      <a:ext cx="3620770" cy="1943100"/>
+                      <a:ext cx="3877945" cy="2070100"/>
                     </a:xfrm>
                     <a:prstGeom prst="rect">
                       <a:avLst/>
                     </a:prstGeom>
+                    <a:ln>
+                      <a:noFill/>
+                    </a:ln>
+                    <a:extLst>
+                      <a:ext uri="{53640926-AAD7-44D8-BBD7-CCE9431645EC}">
+                        <a14:shadowObscured xmlns:a14="http://schemas.microsoft.com/office/drawing/2010/main"/>
+                      </a:ext>
+                    </a:extLst>
                   </pic:spPr>
                 </pic:pic>
               </a:graphicData>
@@ -4151,12 +4312,35 @@
           </wp:anchor>
         </w:drawing>
       </w:r>
+      <w:proofErr w:type="gramStart"/>
       <w:r>
         <w:rPr>
           <w:sz w:val="32"/>
           <w:szCs w:val="32"/>
         </w:rPr>
-        <w:t>Homework (15%)</w:t>
+        <w:t xml:space="preserve">Homework </w:t>
+      </w:r>
+      <w:r>
+        <w:rPr>
+          <w:sz w:val="32"/>
+          <w:szCs w:val="32"/>
+        </w:rPr>
+        <w:t xml:space="preserve"> </w:t>
+      </w:r>
+      <w:r>
+        <w:rPr>
+          <w:sz w:val="32"/>
+          <w:szCs w:val="32"/>
+        </w:rPr>
+        <w:t>(</w:t>
+      </w:r>
+      <w:proofErr w:type="gramEnd"/>
+      <w:r>
+        <w:rPr>
+          <w:sz w:val="32"/>
+          <w:szCs w:val="32"/>
+        </w:rPr>
+        <w:t>15%)</w:t>
       </w:r>
     </w:p>
     <w:p>
@@ -4180,7 +4364,7 @@
         <w:t xml:space="preserve">work in a campus-based class. </w:t>
       </w:r>
       <w:r>
-        <w:t xml:space="preserve">The activities include all of the following: </w:t>
+        <w:t>The activities include all of the following:</w:t>
       </w:r>
     </w:p>
     <w:p>
@@ -4235,13 +4419,13 @@
         <mc:AlternateContent>
           <mc:Choice Requires="wps">
             <w:drawing>
-              <wp:anchor distT="0" distB="0" distL="114300" distR="114300" simplePos="0" relativeHeight="251673600" behindDoc="1" locked="0" layoutInCell="1" allowOverlap="1" wp14:anchorId="7ADBD669" wp14:editId="67E0DE7F">
+              <wp:anchor distT="0" distB="0" distL="114300" distR="114300" simplePos="0" relativeHeight="251673600" behindDoc="1" locked="0" layoutInCell="1" allowOverlap="1" wp14:anchorId="7ADBD669" wp14:editId="53227D2A">
                 <wp:simplePos x="0" y="0"/>
                 <wp:positionH relativeFrom="column">
-                  <wp:posOffset>3039110</wp:posOffset>
+                  <wp:posOffset>2981960</wp:posOffset>
                 </wp:positionH>
                 <wp:positionV relativeFrom="paragraph">
-                  <wp:posOffset>128270</wp:posOffset>
+                  <wp:posOffset>216535</wp:posOffset>
                 </wp:positionV>
                 <wp:extent cx="2881630" cy="635"/>
                 <wp:effectExtent l="0" t="0" r="0" b="6985"/>
@@ -4376,7 +4560,7 @@
                 <v:stroke joinstyle="miter"/>
                 <v:path gradientshapeok="t" o:connecttype="rect"/>
               </v:shapetype>
-              <v:shape id="Text Box 1" o:spid="_x0000_s1026" type="#_x0000_t202" style="position:absolute;left:0;text-align:left;margin-left:239.3pt;margin-top:10.1pt;width:226.9pt;height:.05pt;z-index:-251642880;visibility:visible;mso-wrap-style:square;mso-wrap-distance-left:9pt;mso-wrap-distance-top:0;mso-wrap-distance-right:9pt;mso-wrap-distance-bottom:0;mso-position-horizontal:absolute;mso-position-horizontal-relative:text;mso-position-vertical:absolute;mso-position-vertical-relative:text;v-text-anchor:top" o:gfxdata="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" stroked="f">
+              <v:shape id="Text Box 1" o:spid="_x0000_s1026" type="#_x0000_t202" style="position:absolute;left:0;text-align:left;margin-left:234.8pt;margin-top:17.05pt;width:226.9pt;height:.05pt;z-index:-251642880;visibility:visible;mso-wrap-style:square;mso-wrap-distance-left:9pt;mso-wrap-distance-top:0;mso-wrap-distance-right:9pt;mso-wrap-distance-bottom:0;mso-position-horizontal:absolute;mso-position-horizontal-relative:text;mso-position-vertical:absolute;mso-position-vertical-relative:text;v-text-anchor:top" o:gfxdata="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" stroked="f">
                 <v:textbox style="mso-fit-shape-to-text:t" inset="0,0,0,0">
                   <w:txbxContent>
                     <w:p>
@@ -4548,10 +4732,19 @@
         <w:t>Correspondence</w:t>
       </w:r>
       <w:r>
+        <w:t xml:space="preserve"> &amp; </w:t>
+      </w:r>
+      <w:r>
+        <w:t>Short Informational Report</w:t>
+      </w:r>
+      <w:r>
         <w:t xml:space="preserve"> (</w:t>
       </w:r>
       <w:r>
-        <w:t>10</w:t>
+        <w:t>1</w:t>
+      </w:r>
+      <w:r>
+        <w:t>5</w:t>
       </w:r>
       <w:r>
         <w:t>%)</w:t>
@@ -4566,16 +4759,7 @@
         </w:numPr>
       </w:pPr>
       <w:r>
-        <w:t>Short Informational Report &amp; Annotated Bibliography</w:t>
-      </w:r>
-      <w:r>
-        <w:t xml:space="preserve"> (</w:t>
-      </w:r>
-      <w:r>
-        <w:t>15</w:t>
-      </w:r>
-      <w:r>
-        <w:t>%)</w:t>
+        <w:t>User Document (15%)</w:t>
       </w:r>
     </w:p>
     <w:p>
@@ -4587,7 +4771,19 @@
         </w:numPr>
       </w:pPr>
       <w:r>
-        <w:t>User Document (15%)</w:t>
+        <w:t xml:space="preserve">Proposal </w:t>
+      </w:r>
+      <w:r>
+        <w:t xml:space="preserve">&amp; Annotated Bibliography </w:t>
+      </w:r>
+      <w:r>
+        <w:t>(2</w:t>
+      </w:r>
+      <w:r>
+        <w:t>5</w:t>
+      </w:r>
+      <w:r>
+        <w:t>%)</w:t>
       </w:r>
     </w:p>
     <w:p>
@@ -4599,7 +4795,7 @@
         </w:numPr>
       </w:pPr>
       <w:r>
-        <w:t>Proposal (20%)</w:t>
+        <w:t>Recommendation Report Outline (5%)</w:t>
       </w:r>
     </w:p>
     <w:p>
@@ -4616,6 +4812,12 @@
       <w:r>
         <w:t xml:space="preserve"> Report (25%)</w:t>
       </w:r>
+    </w:p>
+    <w:p>
+      <w:pPr>
+        <w:pStyle w:val="ListParagraph"/>
+        <w:ind w:left="810"/>
+      </w:pPr>
     </w:p>
     <w:p>
       <w:pPr>
@@ -4683,7 +4885,7 @@
                     <pic:cNvPicPr/>
                   </pic:nvPicPr>
                   <pic:blipFill>
-                    <a:blip r:embed="rId23" cstate="print">
+                    <a:blip r:embed="rId24" cstate="print">
                       <a:extLst>
                         <a:ext uri="{28A0092B-C50C-407E-A947-70E740481C1C}">
                           <a14:useLocalDpi xmlns:a14="http://schemas.microsoft.com/office/drawing/2010/main" val="0"/>
@@ -4790,21 +4992,25 @@
         <w:t xml:space="preserve"> </w:t>
       </w:r>
       <w:r>
-        <w:t xml:space="preserve">a 92% </w:t>
-      </w:r>
-      <w:proofErr w:type="gramStart"/>
-      <w:r>
-        <w:t>on</w:t>
-      </w:r>
-      <w:proofErr w:type="gramEnd"/>
-      <w:r>
-        <w:t xml:space="preserve"> a</w:t>
+        <w:t>9</w:t>
+      </w:r>
+      <w:r>
+        <w:t>0</w:t>
+      </w:r>
+      <w:r>
+        <w:t>% on a</w:t>
       </w:r>
       <w:r>
         <w:t xml:space="preserve"> report </w:t>
       </w:r>
       <w:r>
-        <w:t xml:space="preserve">or a B+ on a proposal. </w:t>
+        <w:t xml:space="preserve">or </w:t>
+      </w:r>
+      <w:r>
+        <w:t>a</w:t>
+      </w:r>
+      <w:r>
+        <w:t xml:space="preserve"> B+ on a proposal. </w:t>
       </w:r>
       <w:r>
         <w:t>You’re expected to do the job fully and meet the standard</w:t>
@@ -4892,7 +5098,7 @@
         <w:rPr>
           <w:spacing w:val="-4"/>
         </w:rPr>
-        <w:t xml:space="preserve"> too.</w:t>
+        <w:t>.</w:t>
       </w:r>
       <w:r>
         <w:rPr>
@@ -5056,7 +5262,13 @@
         </w:numPr>
       </w:pPr>
       <w:r>
-        <w:t>Be fully available in Canvas before the Grace Period ends.</w:t>
+        <w:t xml:space="preserve">Be fully </w:t>
+      </w:r>
+      <w:r>
+        <w:t>available</w:t>
+      </w:r>
+      <w:r>
+        <w:t xml:space="preserve"> in Canvas before the Grace Period ends.</w:t>
       </w:r>
     </w:p>
     <w:p>
@@ -5115,16 +5327,25 @@
         <w:ind w:left="187"/>
       </w:pPr>
       <w:r>
-        <w:t xml:space="preserve">Grades are calculated in the project’s rubric. </w:t>
-      </w:r>
-      <w:r>
-        <w:t xml:space="preserve">To find specific expectations, check the assignment and rubric for </w:t>
-      </w:r>
-      <w:r>
-        <w:t>the</w:t>
-      </w:r>
-      <w:r>
-        <w:t xml:space="preserve"> Major Project in Canvas.</w:t>
+        <w:t xml:space="preserve">Each project has a rubric, which </w:t>
+      </w:r>
+      <w:r>
+        <w:t>calculate</w:t>
+      </w:r>
+      <w:r>
+        <w:t>s the grade for the project</w:t>
+      </w:r>
+      <w:r>
+        <w:t xml:space="preserve">. </w:t>
+      </w:r>
+      <w:r>
+        <w:t>To find expectations</w:t>
+      </w:r>
+      <w:r>
+        <w:t xml:space="preserve"> for each project</w:t>
+      </w:r>
+      <w:r>
+        <w:t>, check the assignment and rubric in Canvas.</w:t>
       </w:r>
     </w:p>
     <w:p>
@@ -5167,41 +5388,25 @@
         <w:ind w:left="180"/>
       </w:pPr>
       <w:r>
-        <w:rPr>
-          <w:highlight w:val="yellow"/>
-        </w:rPr>
         <w:t xml:space="preserve">If your work </w:t>
       </w:r>
       <w:r>
-        <w:rPr>
-          <w:highlight w:val="yellow"/>
-        </w:rPr>
-        <w:t>earns any grade</w:t>
+        <w:t>earns a grade</w:t>
       </w:r>
       <w:r>
         <w:rPr>
           <w:b/>
           <w:bCs/>
-          <w:highlight w:val="yellow"/>
         </w:rPr>
         <w:t xml:space="preserve"> lower than an A-</w:t>
       </w:r>
       <w:r>
-        <w:rPr>
-          <w:highlight w:val="yellow"/>
-        </w:rPr>
         <w:t xml:space="preserve">, don’t panic—it’s just a sign that </w:t>
       </w:r>
       <w:r>
-        <w:rPr>
-          <w:highlight w:val="yellow"/>
-        </w:rPr>
         <w:t xml:space="preserve">your project </w:t>
       </w:r>
       <w:r>
-        <w:rPr>
-          <w:highlight w:val="yellow"/>
-        </w:rPr>
         <w:t>needs more work.</w:t>
       </w:r>
     </w:p>
@@ -5229,19 +5434,38 @@
         <w:t>your project</w:t>
       </w:r>
       <w:r>
-        <w:t xml:space="preserve"> until you earn </w:t>
-      </w:r>
-      <w:r>
-        <w:t>an</w:t>
-      </w:r>
-      <w:r>
-        <w:t xml:space="preserve"> A or an A-</w:t>
-      </w:r>
-      <w:r>
         <w:t xml:space="preserve"> </w:t>
       </w:r>
       <w:r>
-        <w:t xml:space="preserve">or </w:t>
+        <w:rPr>
+          <w:b/>
+          <w:bCs/>
+        </w:rPr>
+        <w:t xml:space="preserve">until you earn </w:t>
+      </w:r>
+      <w:r>
+        <w:rPr>
+          <w:b/>
+          <w:bCs/>
+        </w:rPr>
+        <w:t>90 (</w:t>
+      </w:r>
+      <w:r>
+        <w:rPr>
+          <w:b/>
+          <w:bCs/>
+        </w:rPr>
+        <w:t>A-</w:t>
+      </w:r>
+      <w:r>
+        <w:rPr>
+          <w:b/>
+          <w:bCs/>
+        </w:rPr>
+        <w:t>)</w:t>
+      </w:r>
+      <w:r>
+        <w:t xml:space="preserve"> or </w:t>
       </w:r>
       <w:r>
         <w:t xml:space="preserve">until </w:t>
@@ -5255,6 +5479,13 @@
       <w:r>
         <w:t>, whichever comes first.</w:t>
       </w:r>
+      <w:r>
+        <w:rPr>
+          <w:b/>
+          <w:bCs/>
+        </w:rPr>
+        <w:t xml:space="preserve"> Revision grades are capped at 90.</w:t>
+      </w:r>
     </w:p>
     <w:p>
       <w:pPr>
@@ -5265,9 +5496,9 @@
           <w:noProof/>
         </w:rPr>
         <w:drawing>
-          <wp:inline distT="0" distB="0" distL="0" distR="0" wp14:anchorId="28A8442A" wp14:editId="3478778B">
-            <wp:extent cx="3158867" cy="1885950"/>
-            <wp:effectExtent l="38100" t="38100" r="41910" b="38100"/>
+          <wp:inline distT="0" distB="0" distL="0" distR="0" wp14:anchorId="28A8442A" wp14:editId="3387615A">
+            <wp:extent cx="3148965" cy="2095376"/>
+            <wp:effectExtent l="38100" t="38100" r="32385" b="38735"/>
             <wp:docPr id="109" name="Image 109" descr="A person writing on a paper"/>
             <wp:cNvGraphicFramePr/>
             <a:graphic xmlns:a="http://schemas.openxmlformats.org/drawingml/2006/main">
@@ -5277,31 +5508,56 @@
                     <pic:cNvPr id="109" name="Image 109" descr="A person writing on a paper"/>
                     <pic:cNvPicPr/>
                   </pic:nvPicPr>
-                  <pic:blipFill>
-                    <a:blip r:embed="rId24" cstate="print">
+                  <pic:blipFill rotWithShape="1">
+                    <a:blip r:embed="rId25" cstate="print">
                       <a:extLst>
                         <a:ext uri="{28A0092B-C50C-407E-A947-70E740481C1C}">
                           <a14:useLocalDpi xmlns:a14="http://schemas.microsoft.com/office/drawing/2010/main" val="0"/>
                         </a:ext>
                       </a:extLst>
                     </a:blip>
+                    <a:srcRect r="10277"/>
                     <a:stretch>
                       <a:fillRect/>
                     </a:stretch>
                   </pic:blipFill>
-                  <pic:spPr>
+                  <pic:spPr bwMode="auto">
                     <a:xfrm>
                       <a:off x="0" y="0"/>
-                      <a:ext cx="3172570" cy="1894131"/>
+                      <a:ext cx="3156133" cy="2100146"/>
                     </a:xfrm>
                     <a:prstGeom prst="rect">
                       <a:avLst/>
                     </a:prstGeom>
-                    <a:ln w="38100">
+                    <a:ln w="38100" cap="flat" cmpd="sng" algn="ctr">
                       <a:solidFill>
                         <a:srgbClr val="508590"/>
                       </a:solidFill>
+                      <a:prstDash val="solid"/>
+                      <a:round/>
+                      <a:headEnd type="none" w="med" len="med"/>
+                      <a:tailEnd type="none" w="med" len="med"/>
+                      <a:extLst>
+                        <a:ext uri="{C807C97D-BFC1-408E-A445-0C87EB9F89A2}">
+                          <ask:lineSketchStyleProps xmlns:ask="http://schemas.microsoft.com/office/drawing/2018/sketchyshapes" sd="0">
+                            <a:custGeom>
+                              <a:avLst/>
+                              <a:gdLst/>
+                              <a:ahLst/>
+                              <a:cxnLst/>
+                              <a:rect l="0" t="0" r="0" b="0"/>
+                              <a:pathLst/>
+                            </a:custGeom>
+                            <ask:type/>
+                          </ask:lineSketchStyleProps>
+                        </a:ext>
+                      </a:extLst>
                     </a:ln>
+                    <a:extLst>
+                      <a:ext uri="{53640926-AAD7-44D8-BBD7-CCE9431645EC}">
+                        <a14:shadowObscured xmlns:a14="http://schemas.microsoft.com/office/drawing/2010/main"/>
+                      </a:ext>
+                    </a:extLst>
                   </pic:spPr>
                 </pic:pic>
               </a:graphicData>
@@ -5608,7 +5864,7 @@
                     <pic:cNvPicPr/>
                   </pic:nvPicPr>
                   <pic:blipFill>
-                    <a:blip r:embed="rId25" cstate="print">
+                    <a:blip r:embed="rId26" cstate="print">
                       <a:extLst>
                         <a:ext uri="{28A0092B-C50C-407E-A947-70E740481C1C}">
                           <a14:useLocalDpi xmlns:a14="http://schemas.microsoft.com/office/drawing/2010/main" val="0"/>
@@ -5676,13 +5932,10 @@
         </w:numPr>
       </w:pPr>
       <w:r>
-        <w:t>R</w:t>
-      </w:r>
-      <w:r>
-        <w:t>espond to the assignment</w:t>
-      </w:r>
-      <w:r>
-        <w:t>.</w:t>
+        <w:t>Submit before</w:t>
+      </w:r>
+      <w:r>
+        <w:t xml:space="preserve"> the grace period ends.</w:t>
       </w:r>
     </w:p>
     <w:p>
@@ -5694,13 +5947,7 @@
         </w:numPr>
       </w:pPr>
       <w:r>
-        <w:t>M</w:t>
-      </w:r>
-      <w:r>
-        <w:t>eet basic requirements</w:t>
-      </w:r>
-      <w:r>
-        <w:t>.</w:t>
+        <w:t>Turn in your work in Canvas.</w:t>
       </w:r>
     </w:p>
     <w:p>
@@ -5712,7 +5959,13 @@
         </w:numPr>
       </w:pPr>
       <w:r>
-        <w:t>Put in a strong effort.</w:t>
+        <w:t>Upload</w:t>
+      </w:r>
+      <w:r>
+        <w:t xml:space="preserve"> a readable document in Canvas</w:t>
+      </w:r>
+      <w:r>
+        <w:t>.</w:t>
       </w:r>
     </w:p>
     <w:p>
@@ -5724,28 +5977,55 @@
         </w:numPr>
       </w:pPr>
       <w:r>
-        <w:t xml:space="preserve">Submit </w:t>
-      </w:r>
-      <w:r>
-        <w:t xml:space="preserve">a readable document </w:t>
-      </w:r>
-      <w:r>
-        <w:t>in Canvas</w:t>
-      </w:r>
-      <w:r>
-        <w:t xml:space="preserve"> </w:t>
-      </w:r>
-      <w:r>
-        <w:t>b</w:t>
-      </w:r>
-      <w:r>
-        <w:t xml:space="preserve">efore </w:t>
-      </w:r>
-      <w:r>
-        <w:t>the grace period</w:t>
-      </w:r>
-      <w:r>
-        <w:t xml:space="preserve"> ends.</w:t>
+        <w:t>M</w:t>
+      </w:r>
+      <w:r>
+        <w:t xml:space="preserve">eet </w:t>
+      </w:r>
+      <w:r>
+        <w:t xml:space="preserve">all </w:t>
+      </w:r>
+      <w:r>
+        <w:t>basic requirements</w:t>
+      </w:r>
+      <w:r>
+        <w:t>.</w:t>
+      </w:r>
+    </w:p>
+    <w:p>
+      <w:pPr>
+        <w:pStyle w:val="BodyText"/>
+        <w:numPr>
+          <w:ilvl w:val="0"/>
+          <w:numId w:val="23"/>
+        </w:numPr>
+      </w:pPr>
+      <w:r>
+        <w:t>R</w:t>
+      </w:r>
+      <w:r>
+        <w:t xml:space="preserve">espond </w:t>
+      </w:r>
+      <w:r>
+        <w:t xml:space="preserve">directly </w:t>
+      </w:r>
+      <w:r>
+        <w:t>to the assignment</w:t>
+      </w:r>
+      <w:r>
+        <w:t>.</w:t>
+      </w:r>
+    </w:p>
+    <w:p>
+      <w:pPr>
+        <w:pStyle w:val="BodyText"/>
+        <w:numPr>
+          <w:ilvl w:val="0"/>
+          <w:numId w:val="23"/>
+        </w:numPr>
+      </w:pPr>
+      <w:r>
+        <w:t>Put in a strong effort.</w:t>
       </w:r>
     </w:p>
     <w:p>
@@ -5780,7 +6060,7 @@
                     <pic:cNvPicPr/>
                   </pic:nvPicPr>
                   <pic:blipFill rotWithShape="1">
-                    <a:blip r:embed="rId26" cstate="print">
+                    <a:blip r:embed="rId27" cstate="print">
                       <a:extLst>
                         <a:ext uri="{28A0092B-C50C-407E-A947-70E740481C1C}">
                           <a14:useLocalDpi xmlns:a14="http://schemas.microsoft.com/office/drawing/2010/main" val="0"/>
@@ -5857,13 +6137,7 @@
         </w:numPr>
       </w:pPr>
       <w:r>
-        <w:t xml:space="preserve">Don’t do </w:t>
-      </w:r>
-      <w:r>
-        <w:t xml:space="preserve">or submit </w:t>
-      </w:r>
-      <w:r>
-        <w:t>the work at all.</w:t>
+        <w:t>Miss the end of the Grace Period.</w:t>
       </w:r>
     </w:p>
     <w:p>
@@ -5875,13 +6149,7 @@
         </w:numPr>
       </w:pPr>
       <w:r>
-        <w:t xml:space="preserve">Don’t </w:t>
-      </w:r>
-      <w:r>
-        <w:t>meet the basic requirements</w:t>
-      </w:r>
-      <w:r>
-        <w:t>.</w:t>
+        <w:t>Don’t submit your work in Canvas.</w:t>
       </w:r>
     </w:p>
     <w:p>
@@ -5893,19 +6161,22 @@
         </w:numPr>
       </w:pPr>
       <w:r>
-        <w:t>D</w:t>
-      </w:r>
-      <w:r>
-        <w:t xml:space="preserve">on’t put in </w:t>
-      </w:r>
-      <w:r>
-        <w:t>your</w:t>
-      </w:r>
-      <w:r>
-        <w:t xml:space="preserve"> full</w:t>
-      </w:r>
-      <w:r>
-        <w:t xml:space="preserve"> effort</w:t>
+        <w:t>Upload</w:t>
+      </w:r>
+      <w:r>
+        <w:t xml:space="preserve"> a</w:t>
+      </w:r>
+      <w:r>
+        <w:t>n</w:t>
+      </w:r>
+      <w:r>
+        <w:t xml:space="preserve"> </w:t>
+      </w:r>
+      <w:r>
+        <w:t>un</w:t>
+      </w:r>
+      <w:r>
+        <w:t>readable document</w:t>
       </w:r>
       <w:r>
         <w:t>.</w:t>
@@ -5920,19 +6191,16 @@
         </w:numPr>
       </w:pPr>
       <w:r>
-        <w:t>Don’t submit a</w:t>
+        <w:t>Fail to</w:t>
       </w:r>
       <w:r>
         <w:t xml:space="preserve"> </w:t>
       </w:r>
       <w:r>
-        <w:t xml:space="preserve">readable </w:t>
-      </w:r>
-      <w:r>
-        <w:t>document</w:t>
-      </w:r>
-      <w:r>
-        <w:t xml:space="preserve"> in Canvas before the Grace Period ends.</w:t>
+        <w:t>meet the basic requirements</w:t>
+      </w:r>
+      <w:r>
+        <w:t>.</w:t>
       </w:r>
     </w:p>
     <w:p>
@@ -5944,19 +6212,43 @@
         </w:numPr>
       </w:pPr>
       <w:r>
+        <w:t>Do work unrelated to the</w:t>
+      </w:r>
+      <w:r>
+        <w:t xml:space="preserve"> </w:t>
+      </w:r>
+      <w:r>
+        <w:t>assignment</w:t>
+      </w:r>
+      <w:r>
+        <w:t>.</w:t>
+      </w:r>
+    </w:p>
+    <w:p>
+      <w:pPr>
+        <w:pStyle w:val="BodyText"/>
+        <w:numPr>
+          <w:ilvl w:val="0"/>
+          <w:numId w:val="22"/>
+        </w:numPr>
+      </w:pPr>
+      <w:r>
         <w:t>D</w:t>
       </w:r>
       <w:r>
-        <w:t xml:space="preserve">o </w:t>
-      </w:r>
-      <w:r>
-        <w:t>work</w:t>
-      </w:r>
-      <w:r>
-        <w:t xml:space="preserve"> unrelated to the </w:t>
-      </w:r>
-      <w:r>
-        <w:t>assigned task.</w:t>
+        <w:t xml:space="preserve">on’t put in </w:t>
+      </w:r>
+      <w:r>
+        <w:t>your</w:t>
+      </w:r>
+      <w:r>
+        <w:t xml:space="preserve"> full</w:t>
+      </w:r>
+      <w:r>
+        <w:t xml:space="preserve"> effort</w:t>
+      </w:r>
+      <w:r>
+        <w:t>.</w:t>
       </w:r>
     </w:p>
     <w:p>
@@ -5991,25 +6283,34 @@
         <w:ind w:left="0" w:right="0"/>
       </w:pPr>
       <w:r>
-        <w:t>Canvas grades your homework automatically</w:t>
-      </w:r>
-      <w:r>
-        <w:t xml:space="preserve"> in </w:t>
-      </w:r>
-      <w:r>
-        <w:t>most</w:t>
-      </w:r>
-      <w:r>
-        <w:t xml:space="preserve"> situation</w:t>
-      </w:r>
-      <w:r>
-        <w:t>s</w:t>
-      </w:r>
-      <w:r>
-        <w:t xml:space="preserve"> (see the table below)</w:t>
-      </w:r>
-      <w:r>
-        <w:t xml:space="preserve">. When the grade is automatic, I spot-check the work to ensure the grade is accurate. If I notice that you shouldn’t have earned credit, I will change the grade and ask you to try again. </w:t>
+        <w:t xml:space="preserve">Canvas grades </w:t>
+      </w:r>
+      <w:r>
+        <w:t xml:space="preserve">most </w:t>
+      </w:r>
+      <w:r>
+        <w:t>homework automatically</w:t>
+      </w:r>
+      <w:r>
+        <w:t xml:space="preserve"> </w:t>
+      </w:r>
+      <w:r>
+        <w:t>(see the table below)</w:t>
+      </w:r>
+      <w:r>
+        <w:t>. When the grade is automatic, I spot-check the work to ensure the grade is accurate. If I notice that you shouldn’t have earned credit, I change the grade</w:t>
+      </w:r>
+      <w:r>
+        <w:t>. If time allows, I may</w:t>
+      </w:r>
+      <w:r>
+        <w:t xml:space="preserve"> ask you to try agai</w:t>
+      </w:r>
+      <w:r>
+        <w:t>n</w:t>
+      </w:r>
+      <w:r>
+        <w:t>.</w:t>
       </w:r>
     </w:p>
     <w:tbl>
@@ -6335,17 +6636,26 @@
         <w:pStyle w:val="Heading2"/>
       </w:pPr>
       <w:r>
+        <w:t>What Happens When You Earn No Credit?</w:t>
+      </w:r>
+    </w:p>
+    <w:p>
+      <w:pPr>
+        <w:spacing w:after="120" w:line="240" w:lineRule="auto"/>
+        <w:ind w:left="0" w:right="0"/>
+      </w:pPr>
+      <w:r>
         <w:rPr>
           <w:noProof/>
         </w:rPr>
         <w:drawing>
-          <wp:anchor distT="0" distB="0" distL="114300" distR="114300" simplePos="0" relativeHeight="251680768" behindDoc="0" locked="0" layoutInCell="1" allowOverlap="1" wp14:anchorId="41E67C0D" wp14:editId="5C70EDEC">
+          <wp:anchor distT="0" distB="0" distL="114300" distR="114300" simplePos="0" relativeHeight="251680768" behindDoc="0" locked="0" layoutInCell="1" allowOverlap="1" wp14:anchorId="41E67C0D" wp14:editId="7BD91FA0">
             <wp:simplePos x="0" y="0"/>
             <wp:positionH relativeFrom="column">
               <wp:posOffset>0</wp:posOffset>
             </wp:positionH>
             <wp:positionV relativeFrom="paragraph">
-              <wp:posOffset>382270</wp:posOffset>
+              <wp:posOffset>17145</wp:posOffset>
             </wp:positionV>
             <wp:extent cx="333375" cy="333375"/>
             <wp:effectExtent l="0" t="0" r="9525" b="9525"/>
@@ -6374,7 +6684,7 @@
                     <pic:cNvPicPr/>
                   </pic:nvPicPr>
                   <pic:blipFill>
-                    <a:blip r:embed="rId27" cstate="print">
+                    <a:blip r:embed="rId28" cstate="print">
                       <a:extLst>
                         <a:ext uri="{28A0092B-C50C-407E-A947-70E740481C1C}">
                           <a14:useLocalDpi xmlns:a14="http://schemas.microsoft.com/office/drawing/2010/main" val="0"/>
@@ -6407,15 +6717,6 @@
         </w:drawing>
       </w:r>
       <w:r>
-        <w:t>What Happens When You Earn No Credit?</w:t>
-      </w:r>
-    </w:p>
-    <w:p>
-      <w:pPr>
-        <w:spacing w:after="120" w:line="240" w:lineRule="auto"/>
-        <w:ind w:left="0" w:right="0"/>
-      </w:pPr>
-      <w:r>
         <w:t>E</w:t>
       </w:r>
       <w:r>
@@ -6452,16 +6753,16 @@
         <mc:AlternateContent>
           <mc:Choice Requires="wps">
             <w:drawing>
-              <wp:anchor distT="0" distB="0" distL="114300" distR="114300" simplePos="0" relativeHeight="251659264" behindDoc="0" locked="0" layoutInCell="1" allowOverlap="1" wp14:anchorId="5681DE53" wp14:editId="10EC76FB">
+              <wp:anchor distT="0" distB="0" distL="114300" distR="114300" simplePos="0" relativeHeight="251659264" behindDoc="0" locked="0" layoutInCell="1" allowOverlap="1" wp14:anchorId="5681DE53" wp14:editId="55DC58FB">
                 <wp:simplePos x="0" y="0"/>
                 <wp:positionH relativeFrom="column">
                   <wp:posOffset>-9525</wp:posOffset>
                 </wp:positionH>
                 <wp:positionV relativeFrom="paragraph">
-                  <wp:posOffset>326390</wp:posOffset>
+                  <wp:posOffset>325120</wp:posOffset>
                 </wp:positionV>
-                <wp:extent cx="6464300" cy="713232"/>
-                <wp:effectExtent l="19050" t="19050" r="12700" b="10795"/>
+                <wp:extent cx="6464300" cy="762000"/>
+                <wp:effectExtent l="19050" t="19050" r="12700" b="19050"/>
                 <wp:wrapNone/>
                 <wp:docPr id="1213043431" name="Rectangle 85">
                   <a:extLst xmlns:a="http://schemas.openxmlformats.org/drawingml/2006/main">
@@ -6478,7 +6779,7 @@
                       <wps:spPr>
                         <a:xfrm>
                           <a:off x="0" y="0"/>
-                          <a:ext cx="6464300" cy="713232"/>
+                          <a:ext cx="6464300" cy="762000"/>
                         </a:xfrm>
                         <a:prstGeom prst="rect">
                           <a:avLst/>
@@ -6526,7 +6827,7 @@
           </mc:Choice>
           <mc:Fallback>
             <w:pict>
-              <v:rect w14:anchorId="0E0C4A2D" id="Rectangle 85" o:spid="_x0000_s1026" alt="&quot;&quot;" style="position:absolute;margin-left:-.75pt;margin-top:25.7pt;width:509pt;height:56.15pt;z-index:251659264;visibility:visible;mso-wrap-style:square;mso-width-percent:0;mso-height-percent:0;mso-wrap-distance-left:9pt;mso-wrap-distance-top:0;mso-wrap-distance-right:9pt;mso-wrap-distance-bottom:0;mso-position-horizontal:absolute;mso-position-horizontal-relative:text;mso-position-vertical:absolute;mso-position-vertical-relative:text;mso-width-percent:0;mso-height-percent:0;mso-width-relative:margin;mso-height-relative:margin;v-text-anchor:middle" o:gfxdata="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" filled="f" strokecolor="#508590" strokeweight="3pt"/>
+              <v:rect w14:anchorId="7FA11276" id="Rectangle 85" o:spid="_x0000_s1026" alt="&quot;&quot;" style="position:absolute;margin-left:-.75pt;margin-top:25.6pt;width:509pt;height:60pt;z-index:251659264;visibility:visible;mso-wrap-style:square;mso-width-percent:0;mso-height-percent:0;mso-wrap-distance-left:9pt;mso-wrap-distance-top:0;mso-wrap-distance-right:9pt;mso-wrap-distance-bottom:0;mso-position-horizontal:absolute;mso-position-horizontal-relative:text;mso-position-vertical:absolute;mso-position-vertical-relative:text;mso-width-percent:0;mso-height-percent:0;mso-width-relative:margin;mso-height-relative:margin;v-text-anchor:middle" o:gfxdata="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" filled="f" strokecolor="#508590" strokeweight="3pt"/>
             </w:pict>
           </mc:Fallback>
         </mc:AlternateContent>
@@ -6754,7 +7055,7 @@
                     <pic:cNvPicPr/>
                   </pic:nvPicPr>
                   <pic:blipFill>
-                    <a:blip r:embed="rId28" cstate="print">
+                    <a:blip r:embed="rId29" cstate="print">
                       <a:extLst>
                         <a:ext uri="{28A0092B-C50C-407E-A947-70E740481C1C}">
                           <a14:useLocalDpi xmlns:a14="http://schemas.microsoft.com/office/drawing/2010/main" val="0"/>
@@ -6960,7 +7261,13 @@
         <w:t>The Grace Period lets you t</w:t>
       </w:r>
       <w:r>
-        <w:t>ake more time when you need it, as often as you need it, and then turn your work in before the grace period ends.</w:t>
+        <w:t>ake more time when you need it, as often as you need it, and then</w:t>
+      </w:r>
+      <w:r>
+        <w:t xml:space="preserve"> </w:t>
+      </w:r>
+      <w:r>
+        <w:t>turn your work in before the grace period ends.</w:t>
       </w:r>
     </w:p>
     <w:p>
@@ -7097,7 +7404,10 @@
         <w:t>Date</w:t>
       </w:r>
       <w:r>
-        <w:t>.</w:t>
+        <w:t xml:space="preserve">, </w:t>
+      </w:r>
+      <w:r>
+        <w:t>the</w:t>
       </w:r>
       <w:r>
         <w:rPr>
@@ -7106,7 +7416,7 @@
         <w:t xml:space="preserve"> </w:t>
       </w:r>
       <w:r>
-        <w:t>That’s</w:t>
+        <w:t>date</w:t>
       </w:r>
       <w:r>
         <w:rPr>
@@ -7115,31 +7425,13 @@
         <w:t xml:space="preserve"> </w:t>
       </w:r>
       <w:r>
-        <w:t>the</w:t>
-      </w:r>
-      <w:r>
-        <w:rPr>
-          <w:spacing w:val="-5"/>
-        </w:rPr>
-        <w:t xml:space="preserve"> </w:t>
-      </w:r>
-      <w:r>
-        <w:t>date</w:t>
-      </w:r>
-      <w:r>
-        <w:rPr>
-          <w:spacing w:val="-5"/>
-        </w:rPr>
-        <w:t xml:space="preserve"> </w:t>
-      </w:r>
-      <w:r>
         <w:t xml:space="preserve">the assignment is due. </w:t>
       </w:r>
       <w:r>
         <w:t xml:space="preserve">Aim for the Target Due Date </w:t>
       </w:r>
       <w:r>
-        <w:t>so you do not fall behind in the course.</w:t>
+        <w:t>so you do not fall behind.</w:t>
       </w:r>
       <w:r>
         <w:t xml:space="preserve"> </w:t>
@@ -7251,7 +7543,19 @@
         <w:t>nds</w:t>
       </w:r>
       <w:r>
-        <w:t xml:space="preserve"> each week </w:t>
+        <w:t xml:space="preserve"> </w:t>
+      </w:r>
+      <w:r>
+        <w:t>most</w:t>
+      </w:r>
+      <w:r>
+        <w:t xml:space="preserve"> week</w:t>
+      </w:r>
+      <w:r>
+        <w:t>s</w:t>
+      </w:r>
+      <w:r>
+        <w:t xml:space="preserve"> </w:t>
       </w:r>
       <w:r>
         <w:t xml:space="preserve">at </w:t>
@@ -7261,21 +7565,17 @@
           <w:b/>
           <w:bCs/>
         </w:rPr>
-        <w:t>11:59 PM on Fridays</w:t>
+        <w:t>11:59 PM on Friday.</w:t>
       </w:r>
       <w:r>
         <w:rPr>
           <w:b/>
           <w:bCs/>
         </w:rPr>
-        <w:t xml:space="preserve"> for most weeks</w:t>
-      </w:r>
-      <w:r>
-        <w:rPr>
-          <w:b/>
-          <w:bCs/>
-        </w:rPr>
-        <w:t>.</w:t>
+        <w:t xml:space="preserve"> </w:t>
+      </w:r>
+      <w:r>
+        <w:t>Exceptions are Fall Break and the week after Thanksgiving Break.</w:t>
       </w:r>
     </w:p>
     <w:p>
@@ -7464,7 +7764,13 @@
       </w:r>
       <w:proofErr w:type="gramEnd"/>
       <w:r>
-        <w:t xml:space="preserve"> following the Target Due Date</w:t>
+        <w:t xml:space="preserve"> following the </w:t>
+      </w:r>
+      <w:r>
+        <w:t xml:space="preserve">relevant </w:t>
+      </w:r>
+      <w:r>
+        <w:t>Target Due Date</w:t>
       </w:r>
       <w:r>
         <w:t>.</w:t>
@@ -7553,7 +7859,7 @@
         <mc:AlternateContent>
           <mc:Choice Requires="wps">
             <w:drawing>
-              <wp:anchor distT="0" distB="0" distL="114300" distR="114300" simplePos="0" relativeHeight="251685888" behindDoc="0" locked="0" layoutInCell="1" allowOverlap="1" wp14:anchorId="68842835" wp14:editId="39D5958F">
+              <wp:anchor distT="0" distB="0" distL="114300" distR="114300" simplePos="0" relativeHeight="251685888" behindDoc="0" locked="0" layoutInCell="1" allowOverlap="1" wp14:anchorId="68842835" wp14:editId="6A991511">
                 <wp:simplePos x="0" y="0"/>
                 <wp:positionH relativeFrom="column">
                   <wp:posOffset>-28575</wp:posOffset>
@@ -7561,8 +7867,8 @@
                 <wp:positionV relativeFrom="paragraph">
                   <wp:posOffset>458470</wp:posOffset>
                 </wp:positionV>
-                <wp:extent cx="6505575" cy="1019175"/>
-                <wp:effectExtent l="19050" t="19050" r="28575" b="28575"/>
+                <wp:extent cx="6505575" cy="1066800"/>
+                <wp:effectExtent l="19050" t="19050" r="28575" b="19050"/>
                 <wp:wrapNone/>
                 <wp:docPr id="579908241" name="Rectangle 26">
                   <a:extLst xmlns:a="http://schemas.openxmlformats.org/drawingml/2006/main">
@@ -7579,7 +7885,7 @@
                       <wps:spPr>
                         <a:xfrm>
                           <a:off x="0" y="0"/>
-                          <a:ext cx="6505575" cy="1019175"/>
+                          <a:ext cx="6505575" cy="1066800"/>
                         </a:xfrm>
                         <a:prstGeom prst="rect">
                           <a:avLst/>
@@ -7618,7 +7924,7 @@
           </mc:Choice>
           <mc:Fallback>
             <w:pict>
-              <v:rect w14:anchorId="1A74C918" id="Rectangle 26" o:spid="_x0000_s1026" alt="&quot;&quot;" style="position:absolute;margin-left:-2.25pt;margin-top:36.1pt;width:512.25pt;height:80.25pt;z-index:251685888;visibility:visible;mso-wrap-style:square;mso-height-percent:0;mso-wrap-distance-left:9pt;mso-wrap-distance-top:0;mso-wrap-distance-right:9pt;mso-wrap-distance-bottom:0;mso-position-horizontal:absolute;mso-position-horizontal-relative:text;mso-position-vertical:absolute;mso-position-vertical-relative:text;mso-height-percent:0;mso-height-relative:margin;v-text-anchor:middle" o:gfxdata="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" filled="f" strokecolor="#508590 [3209]" strokeweight="3pt"/>
+              <v:rect w14:anchorId="16AD7480" id="Rectangle 26" o:spid="_x0000_s1026" alt="&quot;&quot;" style="position:absolute;margin-left:-2.25pt;margin-top:36.1pt;width:512.25pt;height:84pt;z-index:251685888;visibility:visible;mso-wrap-style:square;mso-height-percent:0;mso-wrap-distance-left:9pt;mso-wrap-distance-top:0;mso-wrap-distance-right:9pt;mso-wrap-distance-bottom:0;mso-position-horizontal:absolute;mso-position-horizontal-relative:text;mso-position-vertical:absolute;mso-position-vertical-relative:text;mso-height-percent:0;mso-height-relative:margin;v-text-anchor:middle" o:gfxdata="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" filled="f" strokecolor="#508590 [3209]" strokeweight="3pt"/>
             </w:pict>
           </mc:Fallback>
         </mc:AlternateContent>
@@ -7934,28 +8240,39 @@
         </w:numPr>
         <w:spacing w:after="120"/>
         <w:ind w:right="360"/>
-        <w:rPr>
-          <w:highlight w:val="yellow"/>
-        </w:rPr>
-      </w:pPr>
-      <w:r>
-        <w:rPr>
-          <w:highlight w:val="yellow"/>
-        </w:rPr>
+      </w:pPr>
+      <w:r>
         <w:t xml:space="preserve">You earn </w:t>
       </w:r>
       <w:r>
         <w:rPr>
           <w:b/>
           <w:bCs/>
-          <w:highlight w:val="yellow"/>
-        </w:rPr>
-        <w:t>a grade lower than an A-</w:t>
-      </w:r>
-      <w:r>
-        <w:rPr>
-          <w:highlight w:val="yellow"/>
-        </w:rPr>
+        </w:rPr>
+        <w:t>a grade lower than</w:t>
+      </w:r>
+      <w:r>
+        <w:rPr>
+          <w:b/>
+          <w:bCs/>
+        </w:rPr>
+        <w:t xml:space="preserve"> 90 (</w:t>
+      </w:r>
+      <w:r>
+        <w:rPr>
+          <w:b/>
+          <w:bCs/>
+        </w:rPr>
+        <w:t>A-</w:t>
+      </w:r>
+      <w:r>
+        <w:rPr>
+          <w:b/>
+          <w:bCs/>
+        </w:rPr>
+        <w:t>)</w:t>
+      </w:r>
+      <w:r>
         <w:t xml:space="preserve"> on that Major Project.</w:t>
       </w:r>
     </w:p>
@@ -7984,7 +8301,7 @@
                     <pic:cNvPicPr/>
                   </pic:nvPicPr>
                   <pic:blipFill rotWithShape="1">
-                    <a:blip r:embed="rId29" cstate="print">
+                    <a:blip r:embed="rId30" cstate="print">
                       <a:extLst>
                         <a:ext uri="{28A0092B-C50C-407E-A947-70E740481C1C}">
                           <a14:useLocalDpi xmlns:a14="http://schemas.microsoft.com/office/drawing/2010/main" val="0"/>
@@ -8118,23 +8435,23 @@
         <w:t xml:space="preserve">, </w:t>
       </w:r>
       <w:r>
-        <w:rPr>
-          <w:highlight w:val="yellow"/>
-        </w:rPr>
         <w:t xml:space="preserve">which is typically </w:t>
       </w:r>
       <w:r>
         <w:rPr>
           <w:b/>
           <w:bCs/>
-          <w:highlight w:val="yellow"/>
-        </w:rPr>
-        <w:t>6 weekdays after graded Major Projects are returned</w:t>
-      </w:r>
-      <w:r>
-        <w:rPr>
-          <w:highlight w:val="yellow"/>
-        </w:rPr>
+        </w:rPr>
+        <w:t>one week</w:t>
+      </w:r>
+      <w:r>
+        <w:rPr>
+          <w:b/>
+          <w:bCs/>
+        </w:rPr>
+        <w:t xml:space="preserve"> after graded Major Projects are returned</w:t>
+      </w:r>
+      <w:r>
         <w:t>.</w:t>
       </w:r>
       <w:r>
@@ -8558,16 +8875,10 @@
         <w:t xml:space="preserve">You’re only locked out after the </w:t>
       </w:r>
       <w:r>
-        <w:t>revision</w:t>
-      </w:r>
-      <w:r>
-        <w:t xml:space="preserve"> deadline</w:t>
-      </w:r>
-      <w:r>
-        <w:t xml:space="preserve"> passes.</w:t>
-      </w:r>
-      <w:r>
-        <w:t xml:space="preserve"> </w:t>
+        <w:t>Grace Period ends</w:t>
+      </w:r>
+      <w:r>
+        <w:t>.</w:t>
       </w:r>
     </w:p>
     <w:p>
@@ -8654,7 +8965,7 @@
         <mc:AlternateContent>
           <mc:Choice Requires="wps">
             <w:drawing>
-              <wp:anchor distT="0" distB="0" distL="114300" distR="114300" simplePos="0" relativeHeight="251666432" behindDoc="0" locked="0" layoutInCell="1" allowOverlap="1" wp14:anchorId="54298D74" wp14:editId="67DD694E">
+              <wp:anchor distT="0" distB="0" distL="114300" distR="114300" simplePos="0" relativeHeight="251666432" behindDoc="0" locked="0" layoutInCell="1" allowOverlap="1" wp14:anchorId="54298D74" wp14:editId="76A2CFC9">
                 <wp:simplePos x="0" y="0"/>
                 <wp:positionH relativeFrom="column">
                   <wp:posOffset>2533650</wp:posOffset>
@@ -8728,7 +9039,7 @@
           </mc:Choice>
           <mc:Fallback>
             <w:pict>
-              <v:rect w14:anchorId="67616155" id="Rectangle 18" o:spid="_x0000_s1026" alt="&quot;&quot;" style="position:absolute;margin-left:199.5pt;margin-top:31.75pt;width:313.5pt;height:208.8pt;z-index:251666432;visibility:visible;mso-wrap-style:square;mso-width-percent:0;mso-height-percent:0;mso-wrap-distance-left:9pt;mso-wrap-distance-top:0;mso-wrap-distance-right:9pt;mso-wrap-distance-bottom:0;mso-position-horizontal:absolute;mso-position-horizontal-relative:text;mso-position-vertical:absolute;mso-position-vertical-relative:text;mso-width-percent:0;mso-height-percent:0;mso-width-relative:margin;mso-height-relative:margin;v-text-anchor:middle" o:gfxdata="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" filled="f" strokecolor="#508590 [3209]" strokeweight="3pt"/>
+              <v:rect w14:anchorId="7EA553C8" id="Rectangle 18" o:spid="_x0000_s1026" alt="&quot;&quot;" style="position:absolute;margin-left:199.5pt;margin-top:31.75pt;width:313.5pt;height:208.8pt;z-index:251666432;visibility:visible;mso-wrap-style:square;mso-width-percent:0;mso-height-percent:0;mso-wrap-distance-left:9pt;mso-wrap-distance-top:0;mso-wrap-distance-right:9pt;mso-wrap-distance-bottom:0;mso-position-horizontal:absolute;mso-position-horizontal-relative:text;mso-position-vertical:absolute;mso-position-vertical-relative:text;mso-width-percent:0;mso-height-percent:0;mso-width-relative:margin;mso-height-relative:margin;v-text-anchor:middle" o:gfxdata="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" filled="f" strokecolor="#508590 [3209]" strokeweight="3pt"/>
             </w:pict>
           </mc:Fallback>
         </mc:AlternateContent>
@@ -8800,7 +9111,7 @@
           <w:sz w:val="28"/>
         </w:rPr>
         <w:drawing>
-          <wp:inline distT="0" distB="0" distL="0" distR="0" wp14:anchorId="6CA89510" wp14:editId="384E461D">
+          <wp:inline distT="0" distB="0" distL="0" distR="0" wp14:anchorId="6CA89510" wp14:editId="3B259D77">
             <wp:extent cx="2352675" cy="2601013"/>
             <wp:effectExtent l="38100" t="38100" r="28575" b="46990"/>
             <wp:docPr id="6" name="Image 6" descr="A person who appears to be Latina in front of a computer with an x-ray image on the screen, working in a classroom"/>
@@ -8815,7 +9126,7 @@
                     <pic:cNvPicPr/>
                   </pic:nvPicPr>
                   <pic:blipFill>
-                    <a:blip r:embed="rId30" cstate="print">
+                    <a:blip r:embed="rId31" cstate="print">
                       <a:extLst>
                         <a:ext uri="{28A0092B-C50C-407E-A947-70E740481C1C}">
                           <a14:useLocalDpi xmlns:a14="http://schemas.microsoft.com/office/drawing/2010/main" val="0"/>
@@ -11892,7 +12203,7 @@
       <w:r>
         <w:t xml:space="preserve">An </w:t>
       </w:r>
-      <w:hyperlink r:id="rId31">
+      <w:hyperlink r:id="rId32">
         <w:r>
           <w:rPr>
             <w:rStyle w:val="Hyperlink"/>
@@ -11930,7 +12241,7 @@
         <mc:AlternateContent>
           <mc:Choice Requires="wpg">
             <w:drawing>
-              <wp:inline distT="0" distB="0" distL="0" distR="0" wp14:anchorId="20FE8926" wp14:editId="665035FD">
+              <wp:inline distT="0" distB="0" distL="0" distR="0" wp14:anchorId="20FE8926" wp14:editId="6B9208D7">
                 <wp:extent cx="1036589" cy="518035"/>
                 <wp:effectExtent l="0" t="0" r="0" b="0"/>
                 <wp:docPr id="8" name="Group 8">
@@ -12402,7 +12713,7 @@
           </mc:Choice>
           <mc:Fallback>
             <w:pict>
-              <v:group w14:anchorId="59ED0913" id="Group 8" o:spid="_x0000_s1026" alt="&quot;&quot;" style="width:81.6pt;height:40.8pt;mso-position-horizontal-relative:char;mso-position-vertical-relative:line" coordsize="17678,8839" o:gfxdata="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">
+              <v:group w14:anchorId="3142E102" id="Group 8" o:spid="_x0000_s1026" alt="&quot;&quot;" style="width:81.6pt;height:40.8pt;mso-position-horizontal-relative:char;mso-position-vertical-relative:line" coordsize="17678,8839" o:gfxdata="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">
                 <v:shape id="Graphic 9" o:spid="_x0000_s1027" style="position:absolute;width:17678;height:8839;visibility:visible;mso-wrap-style:square;v-text-anchor:top" coordsize="1767839,883919" o:gfxdata="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" path="m318170,883805l,883805,1307,835313,5194,787505r6296,-46487l20384,694208,31570,648855,45056,604454,60777,561074,78663,518782,98648,477646r22017,-39914l144645,399108r25878,-37267l198229,325999r29468,-34349l258860,258860r32790,-31163l325999,198229r35842,-27706l399108,144645r38624,-23980l477646,98648,518782,78663,561074,60777,604454,45056,648855,31570,694208,20384r46239,-8817l787505,5186,835313,1307,883805,r48492,1307l980105,5186r47058,6381l1073402,20384r45354,11186l1163156,45056r43380,15721l1248828,78663r41137,19985l1329879,120665r38624,23980l1405769,170523r35842,27706l1475960,227697r32790,31163l1539913,291650r22751,26520l883805,318170r-48805,2076l787348,326361r-46330,9985l696181,350031r-43175,17214l611663,387820r-39342,23765l535152,438370r-34829,29636l468006,500323r-29636,34829l411585,572321r-23765,39342l367245,653006r-17214,43175l336346,741018r-9985,46330l320246,835000r-2076,48805xem1767611,883805r-318170,l1447378,835313r-13,-313l1441269,787505r-10005,-46487l1417580,696181r-17215,-43175l1379790,611663r-23764,-39342l1329240,535152r-29636,-34829l1267287,468006r-34828,-29636l1195289,411585r-39341,-23765l1114605,367245r-43175,-17214l1026592,336346r-46329,-9985l932610,320246r-48805,-2076l1562664,318170r34424,43671l1622965,399108r23980,38624l1668962,477646r19985,41136l1706834,561074r15720,43380l1736040,648855r11186,45353l1756043,740447r6360,46901l1766278,835000r25,313l1767611,883805xe" fillcolor="#e4741f" stroked="f">
                   <v:path arrowok="t"/>
                 </v:shape>
@@ -12433,7 +12744,7 @@
       <w:r>
         <w:t xml:space="preserve"> of global knowledge workers already use AI, according to a </w:t>
       </w:r>
-      <w:hyperlink r:id="rId32">
+      <w:hyperlink r:id="rId33">
         <w:r>
           <w:t>2024 Microsoft/LinkedIn study</w:t>
         </w:r>
@@ -12566,15 +12877,13 @@
         <w:ind w:left="0" w:right="0"/>
       </w:pPr>
       <w:r>
-        <w:t xml:space="preserve">Employees who use AI say it helps </w:t>
-      </w:r>
-      <w:proofErr w:type="gramStart"/>
-      <w:r>
-        <w:t>them .</w:t>
-      </w:r>
-      <w:proofErr w:type="gramEnd"/>
+        <w:t>Employees who use AI say it helps them</w:t>
+      </w:r>
       <w:r>
         <w:t xml:space="preserve"> .</w:t>
+      </w:r>
+      <w:r>
+        <w:t xml:space="preserve"> . .</w:t>
       </w:r>
     </w:p>
     <w:p>
@@ -12604,14 +12913,14 @@
           <w:sz w:val="28"/>
         </w:rPr>
         <w:drawing>
-          <wp:inline distT="0" distB="0" distL="0" distR="0" wp14:anchorId="111BAA6D" wp14:editId="0B1761F2">
+          <wp:inline distT="0" distB="0" distL="0" distR="0" wp14:anchorId="111BAA6D" wp14:editId="49DA49D6">
             <wp:extent cx="1619250" cy="1047750"/>
             <wp:effectExtent l="0" t="0" r="0" b="0"/>
             <wp:docPr id="721744349" name="Chart 17" descr="Pie chart showing 90% save time"/>
             <wp:cNvGraphicFramePr/>
             <a:graphic xmlns:a="http://schemas.openxmlformats.org/drawingml/2006/main">
               <a:graphicData uri="http://schemas.openxmlformats.org/drawingml/2006/chart">
-                <c:chart xmlns:c="http://schemas.openxmlformats.org/drawingml/2006/chart" xmlns:r="http://schemas.openxmlformats.org/officeDocument/2006/relationships" r:id="rId33"/>
+                <c:chart xmlns:c="http://schemas.openxmlformats.org/drawingml/2006/chart" xmlns:r="http://schemas.openxmlformats.org/officeDocument/2006/relationships" r:id="rId34"/>
               </a:graphicData>
             </a:graphic>
           </wp:inline>
@@ -12661,7 +12970,7 @@
             <wp:cNvGraphicFramePr/>
             <a:graphic xmlns:a="http://schemas.openxmlformats.org/drawingml/2006/main">
               <a:graphicData uri="http://schemas.openxmlformats.org/drawingml/2006/chart">
-                <c:chart xmlns:c="http://schemas.openxmlformats.org/drawingml/2006/chart" xmlns:r="http://schemas.openxmlformats.org/officeDocument/2006/relationships" r:id="rId34"/>
+                <c:chart xmlns:c="http://schemas.openxmlformats.org/drawingml/2006/chart" xmlns:r="http://schemas.openxmlformats.org/officeDocument/2006/relationships" r:id="rId35"/>
               </a:graphicData>
             </a:graphic>
           </wp:inline>
@@ -12716,7 +13025,7 @@
             <wp:cNvGraphicFramePr/>
             <a:graphic xmlns:a="http://schemas.openxmlformats.org/drawingml/2006/main">
               <a:graphicData uri="http://schemas.openxmlformats.org/drawingml/2006/chart">
-                <c:chart xmlns:c="http://schemas.openxmlformats.org/drawingml/2006/chart" xmlns:r="http://schemas.openxmlformats.org/officeDocument/2006/relationships" r:id="rId35"/>
+                <c:chart xmlns:c="http://schemas.openxmlformats.org/drawingml/2006/chart" xmlns:r="http://schemas.openxmlformats.org/officeDocument/2006/relationships" r:id="rId36"/>
               </a:graphicData>
             </a:graphic>
           </wp:inline>
@@ -12788,15 +13097,96 @@
     <w:p>
       <w:pPr>
         <w:pStyle w:val="Heading3"/>
-        <w:pBdr>
-          <w:top w:val="single" w:sz="24" w:space="1" w:color="508590" w:themeColor="accent6"/>
-          <w:left w:val="single" w:sz="24" w:space="4" w:color="508590" w:themeColor="accent6"/>
-          <w:bottom w:val="single" w:sz="24" w:space="1" w:color="508590" w:themeColor="accent6"/>
-          <w:right w:val="single" w:sz="24" w:space="4" w:color="508590" w:themeColor="accent6"/>
-        </w:pBdr>
         <w:ind w:left="0" w:right="0"/>
       </w:pPr>
       <w:r>
+        <w:rPr>
+          <w:noProof/>
+          <w:sz w:val="28"/>
+        </w:rPr>
+        <mc:AlternateContent>
+          <mc:Choice Requires="wps">
+            <w:drawing>
+              <wp:anchor distT="0" distB="0" distL="114300" distR="114300" simplePos="0" relativeHeight="251695104" behindDoc="0" locked="0" layoutInCell="1" allowOverlap="1" wp14:anchorId="0DEFA166" wp14:editId="61A86B7C">
+                <wp:simplePos x="0" y="0"/>
+                <wp:positionH relativeFrom="column">
+                  <wp:posOffset>-76200</wp:posOffset>
+                </wp:positionH>
+                <wp:positionV relativeFrom="paragraph">
+                  <wp:posOffset>295910</wp:posOffset>
+                </wp:positionV>
+                <wp:extent cx="3324225" cy="1514475"/>
+                <wp:effectExtent l="19050" t="19050" r="28575" b="28575"/>
+                <wp:wrapNone/>
+                <wp:docPr id="1078898821" name="Rectangle 18">
+                  <a:extLst xmlns:a="http://schemas.openxmlformats.org/drawingml/2006/main">
+                    <a:ext uri="{C183D7F6-B498-43B3-948B-1728B52AA6E4}">
+                      <adec:decorative xmlns:adec="http://schemas.microsoft.com/office/drawing/2017/decorative" val="1"/>
+                    </a:ext>
+                  </a:extLst>
+                </wp:docPr>
+                <wp:cNvGraphicFramePr/>
+                <a:graphic xmlns:a="http://schemas.openxmlformats.org/drawingml/2006/main">
+                  <a:graphicData uri="http://schemas.microsoft.com/office/word/2010/wordprocessingShape">
+                    <wps:wsp>
+                      <wps:cNvSpPr/>
+                      <wps:spPr>
+                        <a:xfrm>
+                          <a:off x="0" y="0"/>
+                          <a:ext cx="3324225" cy="1514475"/>
+                        </a:xfrm>
+                        <a:prstGeom prst="rect">
+                          <a:avLst/>
+                        </a:prstGeom>
+                        <a:noFill/>
+                        <a:ln w="38100">
+                          <a:solidFill>
+                            <a:schemeClr val="accent6"/>
+                          </a:solidFill>
+                        </a:ln>
+                      </wps:spPr>
+                      <wps:style>
+                        <a:lnRef idx="2">
+                          <a:schemeClr val="accent1">
+                            <a:shade val="15000"/>
+                          </a:schemeClr>
+                        </a:lnRef>
+                        <a:fillRef idx="1">
+                          <a:schemeClr val="accent1"/>
+                        </a:fillRef>
+                        <a:effectRef idx="0">
+                          <a:schemeClr val="accent1"/>
+                        </a:effectRef>
+                        <a:fontRef idx="minor">
+                          <a:schemeClr val="lt1"/>
+                        </a:fontRef>
+                      </wps:style>
+                      <wps:bodyPr rot="0" spcFirstLastPara="0" vertOverflow="overflow" horzOverflow="overflow" vert="horz" wrap="square" lIns="91440" tIns="45720" rIns="91440" bIns="45720" numCol="1" spcCol="0" rtlCol="0" fromWordArt="0" anchor="ctr" anchorCtr="0" forceAA="0" compatLnSpc="1">
+                        <a:prstTxWarp prst="textNoShape">
+                          <a:avLst/>
+                        </a:prstTxWarp>
+                        <a:noAutofit/>
+                      </wps:bodyPr>
+                    </wps:wsp>
+                  </a:graphicData>
+                </a:graphic>
+                <wp14:sizeRelH relativeFrom="margin">
+                  <wp14:pctWidth>0</wp14:pctWidth>
+                </wp14:sizeRelH>
+                <wp14:sizeRelV relativeFrom="margin">
+                  <wp14:pctHeight>0</wp14:pctHeight>
+                </wp14:sizeRelV>
+              </wp:anchor>
+            </w:drawing>
+          </mc:Choice>
+          <mc:Fallback>
+            <w:pict>
+              <v:rect w14:anchorId="48D5C3FB" id="Rectangle 18" o:spid="_x0000_s1026" alt="&quot;&quot;" style="position:absolute;margin-left:-6pt;margin-top:23.3pt;width:261.75pt;height:119.25pt;z-index:251695104;visibility:visible;mso-wrap-style:square;mso-width-percent:0;mso-height-percent:0;mso-wrap-distance-left:9pt;mso-wrap-distance-top:0;mso-wrap-distance-right:9pt;mso-wrap-distance-bottom:0;mso-position-horizontal:absolute;mso-position-horizontal-relative:text;mso-position-vertical:absolute;mso-position-vertical-relative:text;mso-width-percent:0;mso-height-percent:0;mso-width-relative:margin;mso-height-relative:margin;v-text-anchor:middle" o:gfxdata="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" filled="f" strokecolor="#508590 [3209]" strokeweight="3pt"/>
+            </w:pict>
+          </mc:Fallback>
+        </mc:AlternateContent>
+      </w:r>
+      <w:r>
         <w:t xml:space="preserve">Employers say . . </w:t>
       </w:r>
       <w:r>
@@ -12809,12 +13199,7 @@
     <w:p>
       <w:pPr>
         <w:pStyle w:val="BodyText"/>
-        <w:pBdr>
-          <w:top w:val="single" w:sz="24" w:space="1" w:color="508590" w:themeColor="accent6"/>
-          <w:left w:val="single" w:sz="24" w:space="4" w:color="508590" w:themeColor="accent6"/>
-          <w:bottom w:val="single" w:sz="24" w:space="1" w:color="508590" w:themeColor="accent6"/>
-          <w:right w:val="single" w:sz="24" w:space="4" w:color="508590" w:themeColor="accent6"/>
-        </w:pBdr>
+        <w:spacing w:before="240"/>
         <w:jc w:val="center"/>
       </w:pPr>
       <w:r>
@@ -12824,7 +13209,7 @@
         <mc:AlternateContent>
           <mc:Choice Requires="wpg">
             <w:drawing>
-              <wp:inline distT="0" distB="0" distL="0" distR="0" wp14:anchorId="7633FAB2" wp14:editId="42F88D2A">
+              <wp:inline distT="0" distB="0" distL="0" distR="0" wp14:anchorId="7633FAB2" wp14:editId="1AD1F3F3">
                 <wp:extent cx="2533650" cy="203013"/>
                 <wp:effectExtent l="0" t="0" r="0" b="6985"/>
                 <wp:docPr id="24" name="Group 24">
@@ -13035,7 +13420,7 @@
           </mc:Choice>
           <mc:Fallback>
             <w:pict>
-              <v:group w14:anchorId="604BE93D" id="Group 24" o:spid="_x0000_s1026" alt="&quot;&quot;" style="width:199.5pt;height:16pt;mso-position-horizontal-relative:char;mso-position-vertical-relative:line" coordsize="30035,2406" o:gfxdata="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">
+              <v:group w14:anchorId="08B6BD4E" id="Group 24" o:spid="_x0000_s1026" alt="&quot;&quot;" style="width:199.5pt;height:16pt;mso-position-horizontal-relative:char;mso-position-vertical-relative:line" coordsize="30035,2406" o:gfxdata="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">
                 <v:shape id="Graphic 25" o:spid="_x0000_s1027" style="position:absolute;width:30035;height:2406;visibility:visible;mso-wrap-style:square;v-text-anchor:top" coordsize="3003550,240665" o:gfxdata="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" path="m2883329,240277r-2763191,l73375,230836,35187,205089,9441,166902,,120138,9441,73375,35187,35187,73375,9441,120138,,2883329,r46764,9441l2968280,35187r25747,38188l3003468,120138r-9441,46764l2968280,205089r-38187,25747l2883329,240277xe" fillcolor="#e4741f" stroked="f">
                   <v:path arrowok="t"/>
                 </v:shape>
@@ -13052,12 +13437,6 @@
     <w:p>
       <w:pPr>
         <w:pStyle w:val="BodyText"/>
-        <w:pBdr>
-          <w:top w:val="single" w:sz="24" w:space="1" w:color="508590" w:themeColor="accent6"/>
-          <w:left w:val="single" w:sz="24" w:space="4" w:color="508590" w:themeColor="accent6"/>
-          <w:bottom w:val="single" w:sz="24" w:space="1" w:color="508590" w:themeColor="accent6"/>
-          <w:right w:val="single" w:sz="24" w:space="4" w:color="508590" w:themeColor="accent6"/>
-        </w:pBdr>
         <w:jc w:val="center"/>
         <w:rPr>
           <w:spacing w:val="-2"/>
@@ -13145,27 +13524,6 @@
     <w:p>
       <w:pPr>
         <w:pStyle w:val="BodyText"/>
-        <w:pBdr>
-          <w:top w:val="single" w:sz="24" w:space="1" w:color="508590" w:themeColor="accent6"/>
-          <w:left w:val="single" w:sz="24" w:space="4" w:color="508590" w:themeColor="accent6"/>
-          <w:bottom w:val="single" w:sz="24" w:space="1" w:color="508590" w:themeColor="accent6"/>
-          <w:right w:val="single" w:sz="24" w:space="4" w:color="508590" w:themeColor="accent6"/>
-        </w:pBdr>
-        <w:jc w:val="center"/>
-        <w:rPr>
-          <w:spacing w:val="-2"/>
-        </w:rPr>
-      </w:pPr>
-    </w:p>
-    <w:p>
-      <w:pPr>
-        <w:pStyle w:val="BodyText"/>
-        <w:pBdr>
-          <w:top w:val="single" w:sz="24" w:space="1" w:color="508590" w:themeColor="accent6"/>
-          <w:left w:val="single" w:sz="24" w:space="4" w:color="508590" w:themeColor="accent6"/>
-          <w:bottom w:val="single" w:sz="24" w:space="1" w:color="508590" w:themeColor="accent6"/>
-          <w:right w:val="single" w:sz="24" w:space="4" w:color="508590" w:themeColor="accent6"/>
-        </w:pBdr>
         <w:jc w:val="center"/>
       </w:pPr>
       <w:r>
@@ -13406,12 +13764,6 @@
     <w:p>
       <w:pPr>
         <w:pStyle w:val="BodyText"/>
-        <w:pBdr>
-          <w:top w:val="single" w:sz="24" w:space="1" w:color="508590" w:themeColor="accent6"/>
-          <w:left w:val="single" w:sz="24" w:space="4" w:color="508590" w:themeColor="accent6"/>
-          <w:bottom w:val="single" w:sz="24" w:space="1" w:color="508590" w:themeColor="accent6"/>
-          <w:right w:val="single" w:sz="24" w:space="4" w:color="508590" w:themeColor="accent6"/>
-        </w:pBdr>
         <w:jc w:val="center"/>
       </w:pPr>
       <w:r>
@@ -13476,15 +13828,12 @@
     <w:p>
       <w:pPr>
         <w:pStyle w:val="Heading3"/>
-        <w:pBdr>
-          <w:top w:val="single" w:sz="24" w:space="1" w:color="508590" w:themeColor="accent6"/>
-          <w:left w:val="single" w:sz="24" w:space="4" w:color="508590" w:themeColor="accent6"/>
-          <w:bottom w:val="single" w:sz="24" w:space="1" w:color="508590" w:themeColor="accent6"/>
-          <w:right w:val="single" w:sz="24" w:space="4" w:color="508590" w:themeColor="accent6"/>
-        </w:pBdr>
         <w:ind w:left="0" w:right="0"/>
       </w:pPr>
       <w:r>
+        <w:rPr>
+          <w:bdr w:val="single" w:sz="12" w:space="0" w:color="FCF1E8"/>
+        </w:rPr>
         <w:br w:type="column"/>
       </w:r>
       <w:r>
@@ -13505,7 +13854,7 @@
       <w:r>
         <w:t xml:space="preserve">Rainie, Lee, Monica Anderson, Colleen McClain, Emily A. Vogels and Risa Gelles-Watnick. (2023, April 20). </w:t>
       </w:r>
-      <w:hyperlink r:id="rId36" w:history="1">
+      <w:hyperlink r:id="rId37" w:history="1">
         <w:r>
           <w:rPr>
             <w:rStyle w:val="Hyperlink"/>
@@ -13531,7 +13880,7 @@
       <w:r>
         <w:t xml:space="preserve">Microsoft, &amp; LinkedIn. (2024, May 8). </w:t>
       </w:r>
-      <w:hyperlink r:id="rId37" w:history="1">
+      <w:hyperlink r:id="rId38" w:history="1">
         <w:r>
           <w:rPr>
             <w:rStyle w:val="Hyperlink"/>
@@ -13554,6 +13903,22 @@
           <w:cols w:num="2" w:space="720"/>
         </w:sectPr>
       </w:pPr>
+    </w:p>
+    <w:p>
+      <w:pPr>
+        <w:spacing w:line="240" w:lineRule="auto"/>
+        <w:ind w:left="0" w:right="0"/>
+        <w:rPr>
+          <w:b/>
+          <w:bCs/>
+          <w:color w:val="C64600"/>
+          <w:sz w:val="36"/>
+          <w:szCs w:val="30"/>
+        </w:rPr>
+      </w:pPr>
+      <w:r>
+        <w:br w:type="page"/>
+      </w:r>
     </w:p>
     <w:p>
       <w:pPr>
@@ -13621,19 +13986,43 @@
       <w:r>
         <w:t xml:space="preserve">You can use </w:t>
       </w:r>
-      <w:hyperlink r:id="rId38" w:history="1">
+      <w:r>
+        <w:t xml:space="preserve">any </w:t>
+      </w:r>
+      <w:hyperlink r:id="rId39" w:history="1">
         <w:r>
           <w:rPr>
             <w:rStyle w:val="Hyperlink"/>
-            <w:b/>
-            <w:bCs/>
-            <w:color w:val="C04000"/>
           </w:rPr>
-          <w:t>Copilot</w:t>
+          <w:t>tools approved by Virginia Tech</w:t>
         </w:r>
       </w:hyperlink>
       <w:r>
-        <w:t xml:space="preserve"> for assignments that require generative AI tasks. Copilot is the only AI tool officially approved by Virginia Tech because it protects your personal work when you login with your VT PID. It will not use any content you upload, so your writing will not be part of the language learning database.</w:t>
+        <w:t xml:space="preserve"> for assignments that require </w:t>
+      </w:r>
+      <w:r>
+        <w:t xml:space="preserve">or allow </w:t>
+      </w:r>
+      <w:r>
+        <w:t xml:space="preserve">generative AI tasks. </w:t>
+      </w:r>
+      <w:r>
+        <w:t>The listed tools are</w:t>
+      </w:r>
+      <w:r>
+        <w:t xml:space="preserve"> officially approved by Virginia Tech because </w:t>
+      </w:r>
+      <w:r>
+        <w:t>they</w:t>
+      </w:r>
+      <w:r>
+        <w:t xml:space="preserve"> protect your personal work when you login with your VT PID. </w:t>
+      </w:r>
+      <w:r>
+        <w:t>They</w:t>
+      </w:r>
+      <w:r>
+        <w:t xml:space="preserve"> will not use any content you upload, so your writing will not be part of the language learning database.</w:t>
       </w:r>
     </w:p>
     <w:p>
@@ -13649,15 +14038,7 @@
         <w:ind w:left="180"/>
       </w:pPr>
       <w:r>
-        <w:t xml:space="preserve">I will design our activities to be compatible with Copilot to streamline the activities I ask you to complete. You are welcome to use other AI tools that you have access to. If an alternative tool cannot accomplish an assigned </w:t>
-      </w:r>
-      <w:proofErr w:type="gramStart"/>
-      <w:r>
-        <w:t>task</w:t>
-      </w:r>
-      <w:proofErr w:type="gramEnd"/>
-      <w:r>
-        <w:t xml:space="preserve"> however, you’ll need to switch back to Copilot.</w:t>
+        <w:t>I will design our activities to be compatible with Copilot to streamline the activities I ask you to complete. You are welcome to use other AI tools that you have access to. If an alternative tool cannot accomplish an assigned task however, you’ll need to switch to Copilot.</w:t>
       </w:r>
     </w:p>
     <w:p>
@@ -13683,7 +14064,7 @@
                     <pic:cNvPicPr/>
                   </pic:nvPicPr>
                   <pic:blipFill rotWithShape="1">
-                    <a:blip r:embed="rId39" cstate="print">
+                    <a:blip r:embed="rId40" cstate="print">
                       <a:extLst>
                         <a:ext uri="{28A0092B-C50C-407E-A947-70E740481C1C}">
                           <a14:useLocalDpi xmlns:a14="http://schemas.microsoft.com/office/drawing/2010/main" val="0"/>
@@ -13808,7 +14189,13 @@
         <w:t xml:space="preserve">Brainstorming Ideas: </w:t>
       </w:r>
       <w:r>
-        <w:t>You can ask Copilot to generate a list of topics that interest you by creating a prompt that includes the assignment parameters. You can also use AI to help you evaluate the brainstormed list for the most promising ideas. </w:t>
+        <w:t xml:space="preserve">You can ask </w:t>
+      </w:r>
+      <w:r>
+        <w:t>AI chatbots</w:t>
+      </w:r>
+      <w:r>
+        <w:t xml:space="preserve"> to generate a list of topics that interest you by creating a prompt that includes the assignment parameters. You can also use AI to help you evaluate the brainstormed list for the most promising ideas. </w:t>
       </w:r>
     </w:p>
     <w:p>
@@ -13829,7 +14216,13 @@
         <w:t xml:space="preserve">Editing Checks: </w:t>
       </w:r>
       <w:r>
-        <w:t xml:space="preserve">Have AI check your draft for accuracy. Copilot can check for basic grammatical mistakes, punctuation errors, and spelling issues. Ask AI to tell you where the errors are and even what they </w:t>
+        <w:t xml:space="preserve">Have AI check your draft for accuracy. </w:t>
+      </w:r>
+      <w:r>
+        <w:t>AI chatbots</w:t>
+      </w:r>
+      <w:r>
+        <w:t xml:space="preserve"> can check for basic grammatical mistakes, punctuation errors, and spelling issues. Ask AI to tell you where the errors are and even what they </w:t>
       </w:r>
       <w:proofErr w:type="gramStart"/>
       <w:r>
@@ -13865,7 +14258,19 @@
         <w:t xml:space="preserve">Research Assistance: </w:t>
       </w:r>
       <w:r>
-        <w:t>Ask AI to help you research a topic. Copilot can help you find relevant sources and gather information. However, it's crucial to verify the accuracy and credibility of the sources and information that Copilot suggests. AI does not consistently provide real references. Always make sure the references exist and then cross-check with reliable references. </w:t>
+        <w:t xml:space="preserve">Ask AI to help you research a topic. </w:t>
+      </w:r>
+      <w:r>
+        <w:t>AI chatbots</w:t>
+      </w:r>
+      <w:r>
+        <w:t xml:space="preserve"> can help you find relevant sources and gather information. However, it's crucial to verify the accuracy and credibility of the sources and information that </w:t>
+      </w:r>
+      <w:r>
+        <w:t>AI chatbots</w:t>
+      </w:r>
+      <w:r>
+        <w:t xml:space="preserve"> suggests. AI does not consistently provide real references. Always make sure the references exist and then cross-check with reliable references. </w:t>
       </w:r>
     </w:p>
     <w:p>
@@ -13929,7 +14334,13 @@
         <w:t>Outline and Organize:</w:t>
       </w:r>
       <w:r>
-        <w:t xml:space="preserve"> Copilot can create outlines and organize your thoughts. Input your main points and ask AI to suggest a logical structure or flow for your document.</w:t>
+        <w:t xml:space="preserve"> </w:t>
+      </w:r>
+      <w:r>
+        <w:t>AI chatbots</w:t>
+      </w:r>
+      <w:r>
+        <w:t xml:space="preserve"> can create outlines and organize your thoughts. Input your main points and ask AI to suggest a logical structure or flow for your document.</w:t>
       </w:r>
     </w:p>
     <w:p>
@@ -13978,7 +14389,13 @@
         <w:t xml:space="preserve">Check Document Design: </w:t>
       </w:r>
       <w:r>
-        <w:t>Use Copilot to review design elements like layout, use of white space, font choices, and overall design effectiveness. AI can then suggest improvements to enhance readability and aesthetic appeal. Be aware however that AI may not accurately analyze visual elements. Verify its suggestions.</w:t>
+        <w:t xml:space="preserve">Use </w:t>
+      </w:r>
+      <w:r>
+        <w:t>AI chatbots</w:t>
+      </w:r>
+      <w:r>
+        <w:t xml:space="preserve"> to review design elements like layout, use of white space, font choices, and design effectiveness. AI can suggest improvements to enhance readability and aesthetic appeal. Be aware however that AI may not accurately analyze visual elements. Verify its suggestions.</w:t>
       </w:r>
     </w:p>
     <w:p>
@@ -14004,7 +14421,13 @@
         <w:shd w:val="clear" w:color="auto" w:fill="EDF3F4"/>
       </w:pPr>
       <w:r>
-        <w:t xml:space="preserve">What if I want to use Copilot in a way you haven’t mentioned? </w:t>
+        <w:t xml:space="preserve">What if I want to use </w:t>
+      </w:r>
+      <w:r>
+        <w:t>an AI chatbot</w:t>
+      </w:r>
+      <w:r>
+        <w:t xml:space="preserve"> in a way you haven’t mentioned? </w:t>
       </w:r>
     </w:p>
     <w:p>
@@ -14052,14 +14475,29 @@
         <w:spacing w:after="240"/>
       </w:pPr>
       <w:r>
-        <w:t xml:space="preserve">For most of the work in this course, you cannot ask AI to write or revise your drafts or final submissions for you. Using it to review your draft and make suggestions (as described above) is fine. Having AI do the writing or revision for you directly violates the </w:t>
-      </w:r>
-      <w:hyperlink r:id="rId40" w:history="1">
+        <w:t>Y</w:t>
+      </w:r>
+      <w:r>
+        <w:t xml:space="preserve">ou cannot ask AI to write or revise your drafts or final submissions for you. Using it to review your draft and make suggestions (as described above) is fine. Having AI do the writing or revision for you directly violates the </w:t>
+      </w:r>
+      <w:hyperlink r:id="rId41" w:history="1">
         <w:r>
           <w:rPr>
             <w:rStyle w:val="Hyperlink"/>
           </w:rPr>
-          <w:t>Cheating and Plagiarism sections of the Virginia Tech Honor Code</w:t>
+          <w:t>Cheating and Plagiarism sections of the Vir</w:t>
+        </w:r>
+        <w:r>
+          <w:rPr>
+            <w:rStyle w:val="Hyperlink"/>
+          </w:rPr>
+          <w:t>g</w:t>
+        </w:r>
+        <w:r>
+          <w:rPr>
+            <w:rStyle w:val="Hyperlink"/>
+          </w:rPr>
+          <w:t>inia Tech Honor Code</w:t>
         </w:r>
       </w:hyperlink>
       <w:r>
@@ -14084,7 +14522,13 @@
         <w:shd w:val="clear" w:color="auto" w:fill="EDF3F4"/>
       </w:pPr>
       <w:r>
-        <w:t xml:space="preserve">What if Copilot gives me incorrect information or makes other mistakes? </w:t>
+        <w:t xml:space="preserve">What if </w:t>
+      </w:r>
+      <w:r>
+        <w:t>an AI chatbot</w:t>
+      </w:r>
+      <w:r>
+        <w:t xml:space="preserve"> gives me incorrect information or makes other mistakes? </w:t>
       </w:r>
     </w:p>
     <w:p>
@@ -14148,16 +14592,14 @@
         <w:spacing w:after="240"/>
       </w:pPr>
       <w:r>
-        <w:t xml:space="preserve">When you use AI as you work on your assignments, include details on which AI tools you used and how they contributed to your work in a </w:t>
-      </w:r>
-      <w:hyperlink r:id="rId41" w:history="1">
+        <w:t xml:space="preserve">When you use AI as you work on your assignments, include details on which AI tools you used and how they contributed to your work in </w:t>
+      </w:r>
+      <w:hyperlink r:id="rId42" w:history="1">
         <w:r>
           <w:rPr>
             <w:rStyle w:val="Hyperlink"/>
-            <w:color w:val="auto"/>
-            <w:u w:val="none"/>
           </w:rPr>
-          <w:t>submission comment</w:t>
+          <w:t>a submission comment</w:t>
         </w:r>
       </w:hyperlink>
       <w:r>
@@ -14174,8 +14616,6 @@
           <w:cols w:space="720"/>
         </w:sectPr>
       </w:pPr>
-      <w:bookmarkStart w:id="8" w:name="_Key_Terms_at"/>
-      <w:bookmarkEnd w:id="8"/>
     </w:p>
     <w:p>
       <w:pPr>
@@ -14228,7 +14668,7 @@
       <w:t>2026</w:t>
     </w:r>
     <w:r>
-      <w:t xml:space="preserve"> Traci Gardner. Licensed under a Creative Commons Attribution-NonCommercial Share-Alike 4.0 International License. Created on Canva.com.</w:t>
+      <w:t xml:space="preserve"> Traci Gardner. Licensed under a Creative Commons Attribution-NonCommercial Share-Alike 4.0 International License.</w:t>
     </w:r>
     <w:r>
       <w:tab/>

--- a/TechComm/semester/2026-08-Fall/2026-Fall-Short Guide.docx
+++ b/TechComm/semester/2026-08-Fall/2026-Fall-Short Guide.docx
@@ -102,7 +102,7 @@
           <w:sz w:val="18"/>
           <w:szCs w:val="18"/>
         </w:rPr>
-        <w:t>6</w:t>
+        <w:t>7</w:t>
       </w:r>
       <w:r>
         <w:rPr>
@@ -1511,7 +1511,7 @@
           <w:noProof/>
         </w:rPr>
         <w:drawing>
-          <wp:anchor distT="0" distB="0" distL="114300" distR="114300" simplePos="0" relativeHeight="251689984" behindDoc="1" locked="0" layoutInCell="1" allowOverlap="1" wp14:anchorId="0481A3B1" wp14:editId="5304A052">
+          <wp:anchor distT="0" distB="0" distL="114300" distR="114300" simplePos="0" relativeHeight="251689984" behindDoc="1" locked="0" layoutInCell="1" allowOverlap="1" wp14:anchorId="0481A3B1" wp14:editId="699340B8">
             <wp:simplePos x="0" y="0"/>
             <wp:positionH relativeFrom="column">
               <wp:posOffset>4810125</wp:posOffset>
@@ -1530,7 +1530,7 @@
                 <wp:lineTo x="0" y="0"/>
               </wp:wrapPolygon>
             </wp:wrapTight>
-            <wp:docPr id="1865082654" name="Picture 28"/>
+            <wp:docPr id="1865082654" name="Picture 28" descr="HokieBird as a robotic creature with mechanical joints showing"/>
             <wp:cNvGraphicFramePr>
               <a:graphicFrameLocks xmlns:a="http://schemas.openxmlformats.org/drawingml/2006/main" noChangeAspect="1"/>
             </wp:cNvGraphicFramePr>
@@ -1538,7 +1538,7 @@
               <a:graphicData uri="http://schemas.openxmlformats.org/drawingml/2006/picture">
                 <pic:pic xmlns:pic="http://schemas.openxmlformats.org/drawingml/2006/picture">
                   <pic:nvPicPr>
-                    <pic:cNvPr id="1865082654" name="Picture 1865082654"/>
+                    <pic:cNvPr id="1865082654" name="Picture 28" descr="HokieBird as a robotic creature with mechanical joints showing"/>
                     <pic:cNvPicPr/>
                   </pic:nvPicPr>
                   <pic:blipFill>
@@ -1621,26 +1621,13 @@
         <w:ind w:left="180" w:right="90"/>
       </w:pPr>
       <w:r>
-        <w:t xml:space="preserve">Most </w:t>
-      </w:r>
-      <w:proofErr w:type="gramStart"/>
-      <w:r>
-        <w:t>frequently-asked</w:t>
-      </w:r>
-      <w:proofErr w:type="gramEnd"/>
-      <w:r>
-        <w:t xml:space="preserve"> questions can be answered by searching </w:t>
-      </w:r>
-      <w:proofErr w:type="spellStart"/>
+        <w:t xml:space="preserve">Most frequently-asked questions can be answered by searching </w:t>
+      </w:r>
       <w:r>
         <w:t>HokieBot</w:t>
       </w:r>
       <w:r>
-        <w:t>’s</w:t>
-      </w:r>
-      <w:proofErr w:type="spellEnd"/>
-      <w:r>
-        <w:t xml:space="preserve"> Notebook</w:t>
+        <w:t>’s Notebook</w:t>
       </w:r>
       <w:r>
         <w:t>. Check here first. It’s faster than waiting for Traci to answer your email.</w:t>
@@ -1700,7 +1687,6 @@
         <w:t xml:space="preserve"> on the second floor of Newman Library. You can talk to a tutor if you have a draft, an outline, or just ideas. Bring your assignment description with you. Make appointments online by setting up an account with </w:t>
       </w:r>
       <w:hyperlink r:id="rId18" w:history="1">
-        <w:proofErr w:type="spellStart"/>
         <w:r>
           <w:rPr>
             <w:rStyle w:val="Hyperlink"/>
@@ -1708,7 +1694,6 @@
           </w:rPr>
           <w:t>WCOnline</w:t>
         </w:r>
-        <w:proofErr w:type="spellEnd"/>
       </w:hyperlink>
       <w:r>
         <w:t xml:space="preserve"> or call the Writing Center director at 540-231-9270.</w:t>
@@ -4240,7 +4225,7 @@
           <w:szCs w:val="32"/>
         </w:rPr>
         <w:drawing>
-          <wp:anchor distT="0" distB="0" distL="114300" distR="114300" simplePos="0" relativeHeight="251693056" behindDoc="1" locked="0" layoutInCell="1" allowOverlap="1" wp14:anchorId="1E16486F" wp14:editId="465A8ECE">
+          <wp:anchor distT="0" distB="0" distL="114300" distR="114300" simplePos="0" relativeHeight="251693056" behindDoc="1" locked="0" layoutInCell="1" allowOverlap="1" wp14:anchorId="1E16486F" wp14:editId="10754B3E">
             <wp:simplePos x="0" y="0"/>
             <wp:positionH relativeFrom="column">
               <wp:posOffset>2476500</wp:posOffset>
@@ -4259,7 +4244,7 @@
                 <wp:lineTo x="0" y="0"/>
               </wp:wrapPolygon>
             </wp:wrapTight>
-            <wp:docPr id="1685167853" name="Picture 29"/>
+            <wp:docPr id="1685167853" name="Picture 29" descr="Pie chart showing the break down of assignments and their weights, as repeated in the text on the page"/>
             <wp:cNvGraphicFramePr>
               <a:graphicFrameLocks xmlns:a="http://schemas.openxmlformats.org/drawingml/2006/main" noChangeAspect="1"/>
             </wp:cNvGraphicFramePr>
@@ -4267,7 +4252,7 @@
               <a:graphicData uri="http://schemas.openxmlformats.org/drawingml/2006/picture">
                 <pic:pic xmlns:pic="http://schemas.openxmlformats.org/drawingml/2006/picture">
                   <pic:nvPicPr>
-                    <pic:cNvPr id="1685167853" name="Picture 1685167853"/>
+                    <pic:cNvPr id="1685167853" name="Picture 29" descr="Pie chart showing the break down of assignments and their weights, as repeated in the text on the page"/>
                     <pic:cNvPicPr/>
                   </pic:nvPicPr>
                   <pic:blipFill rotWithShape="1">
@@ -4312,7 +4297,6 @@
           </wp:anchor>
         </w:drawing>
       </w:r>
-      <w:proofErr w:type="gramStart"/>
       <w:r>
         <w:rPr>
           <w:sz w:val="32"/>
@@ -4332,15 +4316,7 @@
           <w:sz w:val="32"/>
           <w:szCs w:val="32"/>
         </w:rPr>
-        <w:t>(</w:t>
-      </w:r>
-      <w:proofErr w:type="gramEnd"/>
-      <w:r>
-        <w:rPr>
-          <w:sz w:val="32"/>
-          <w:szCs w:val="32"/>
-        </w:rPr>
-        <w:t>15%)</w:t>
+        <w:t>(15%)</w:t>
       </w:r>
     </w:p>
     <w:p>
@@ -4732,10 +4708,7 @@
         <w:t>Correspondence</w:t>
       </w:r>
       <w:r>
-        <w:t xml:space="preserve"> &amp; </w:t>
-      </w:r>
-      <w:r>
-        <w:t>Short Informational Report</w:t>
+        <w:t xml:space="preserve"> &amp; Short Informational Report</w:t>
       </w:r>
       <w:r>
         <w:t xml:space="preserve"> (</w:t>
@@ -5242,15 +5215,7 @@
         <w:t xml:space="preserve">To meet the standard, your major projects need to be ready to send out in the workplace. </w:t>
       </w:r>
       <w:r>
-        <w:t xml:space="preserve">Generally, major projects you submit need to </w:t>
-      </w:r>
-      <w:proofErr w:type="gramStart"/>
-      <w:r>
-        <w:t>do</w:t>
-      </w:r>
-      <w:proofErr w:type="gramEnd"/>
-      <w:r>
-        <w:t xml:space="preserve"> the following: </w:t>
+        <w:t xml:space="preserve">Generally, major projects you submit need to do the following: </w:t>
       </w:r>
     </w:p>
     <w:p>
@@ -5932,10 +5897,7 @@
         </w:numPr>
       </w:pPr>
       <w:r>
-        <w:t>Submit before</w:t>
-      </w:r>
-      <w:r>
-        <w:t xml:space="preserve"> the grace period ends.</w:t>
+        <w:t>Submit before the grace period ends.</w:t>
       </w:r>
     </w:p>
     <w:p>
@@ -6212,10 +6174,7 @@
         </w:numPr>
       </w:pPr>
       <w:r>
-        <w:t>Do work unrelated to the</w:t>
-      </w:r>
-      <w:r>
-        <w:t xml:space="preserve"> </w:t>
+        <w:t xml:space="preserve">Do work unrelated to the </w:t>
       </w:r>
       <w:r>
         <w:t>assignment</w:t>
@@ -7755,14 +7714,12 @@
       <w:r>
         <w:t xml:space="preserve">at 11:59 PM on </w:t>
       </w:r>
-      <w:proofErr w:type="gramStart"/>
       <w:r>
         <w:t xml:space="preserve">the </w:t>
       </w:r>
       <w:r>
         <w:t>Wednesday</w:t>
       </w:r>
-      <w:proofErr w:type="gramEnd"/>
       <w:r>
         <w:t xml:space="preserve"> following the </w:t>
       </w:r>
@@ -8780,23 +8737,10 @@
           <w:b/>
           <w:bCs/>
         </w:rPr>
-        <w:t xml:space="preserve">or </w:t>
-      </w:r>
-      <w:proofErr w:type="spellStart"/>
-      <w:r>
-        <w:rPr>
-          <w:rFonts w:ascii="Segoe UI Symbol" w:hAnsi="Segoe UI Symbol" w:cs="Segoe UI Symbol"/>
-          <w:b/>
-          <w:bCs/>
-        </w:rPr>
-        <w:t>F</w:t>
-      </w:r>
-      <w:r>
-        <w:t>will</w:t>
-      </w:r>
-      <w:proofErr w:type="spellEnd"/>
-      <w:r>
-        <w:t xml:space="preserve"> go away.</w:t>
+        <w:t>or F</w:t>
+      </w:r>
+      <w:r>
+        <w:t>will go away.</w:t>
       </w:r>
       <w:r>
         <w:t xml:space="preserve"> If it doesn’t, I’ll let you know if you can revise and resubmit. </w:t>
@@ -13081,24 +13025,6 @@
       <w:pPr>
         <w:pStyle w:val="BodyText"/>
       </w:pPr>
-    </w:p>
-    <w:p>
-      <w:pPr>
-        <w:pStyle w:val="Heading3"/>
-        <w:ind w:left="0" w:right="0"/>
-        <w:sectPr>
-          <w:type w:val="continuous"/>
-          <w:pgSz w:w="12240" w:h="15840"/>
-          <w:pgMar w:top="720" w:right="1080" w:bottom="720" w:left="1080" w:header="720" w:footer="720" w:gutter="0"/>
-          <w:cols w:space="288"/>
-        </w:sectPr>
-      </w:pPr>
-    </w:p>
-    <w:p>
-      <w:pPr>
-        <w:pStyle w:val="Heading3"/>
-        <w:ind w:left="0" w:right="0"/>
-      </w:pPr>
       <w:r>
         <w:rPr>
           <w:noProof/>
@@ -13107,18 +13033,18 @@
         <mc:AlternateContent>
           <mc:Choice Requires="wps">
             <w:drawing>
-              <wp:anchor distT="0" distB="0" distL="114300" distR="114300" simplePos="0" relativeHeight="251695104" behindDoc="0" locked="0" layoutInCell="1" allowOverlap="1" wp14:anchorId="0DEFA166" wp14:editId="61A86B7C">
+              <wp:anchor distT="0" distB="0" distL="114300" distR="114300" simplePos="0" relativeHeight="251697152" behindDoc="0" locked="0" layoutInCell="1" allowOverlap="1" wp14:anchorId="0E3060B6" wp14:editId="40222292">
                 <wp:simplePos x="0" y="0"/>
                 <wp:positionH relativeFrom="column">
-                  <wp:posOffset>-76200</wp:posOffset>
+                  <wp:posOffset>3372688</wp:posOffset>
                 </wp:positionH>
                 <wp:positionV relativeFrom="paragraph">
-                  <wp:posOffset>295910</wp:posOffset>
+                  <wp:posOffset>212851</wp:posOffset>
                 </wp:positionV>
-                <wp:extent cx="3324225" cy="1514475"/>
-                <wp:effectExtent l="19050" t="19050" r="28575" b="28575"/>
+                <wp:extent cx="3030416" cy="1814879"/>
+                <wp:effectExtent l="19050" t="19050" r="17780" b="13970"/>
                 <wp:wrapNone/>
-                <wp:docPr id="1078898821" name="Rectangle 18">
+                <wp:docPr id="1355951512" name="Rectangle 18">
                   <a:extLst xmlns:a="http://schemas.openxmlformats.org/drawingml/2006/main">
                     <a:ext uri="{C183D7F6-B498-43B3-948B-1728B52AA6E4}">
                       <adec:decorative xmlns:adec="http://schemas.microsoft.com/office/drawing/2017/decorative" val="1"/>
@@ -13133,7 +13059,7 @@
                       <wps:spPr>
                         <a:xfrm>
                           <a:off x="0" y="0"/>
-                          <a:ext cx="3324225" cy="1514475"/>
+                          <a:ext cx="3030416" cy="1814879"/>
                         </a:xfrm>
                         <a:prstGeom prst="rect">
                           <a:avLst/>
@@ -13181,11 +13107,116 @@
           </mc:Choice>
           <mc:Fallback>
             <w:pict>
-              <v:rect w14:anchorId="48D5C3FB" id="Rectangle 18" o:spid="_x0000_s1026" alt="&quot;&quot;" style="position:absolute;margin-left:-6pt;margin-top:23.3pt;width:261.75pt;height:119.25pt;z-index:251695104;visibility:visible;mso-wrap-style:square;mso-width-percent:0;mso-height-percent:0;mso-wrap-distance-left:9pt;mso-wrap-distance-top:0;mso-wrap-distance-right:9pt;mso-wrap-distance-bottom:0;mso-position-horizontal:absolute;mso-position-horizontal-relative:text;mso-position-vertical:absolute;mso-position-vertical-relative:text;mso-width-percent:0;mso-height-percent:0;mso-width-relative:margin;mso-height-relative:margin;v-text-anchor:middle" o:gfxdata="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" filled="f" strokecolor="#508590 [3209]" strokeweight="3pt"/>
+              <v:rect w14:anchorId="0D518C98" id="Rectangle 18" o:spid="_x0000_s1026" alt="&quot;&quot;" style="position:absolute;margin-left:265.55pt;margin-top:16.75pt;width:238.6pt;height:142.9pt;z-index:251697152;visibility:visible;mso-wrap-style:square;mso-width-percent:0;mso-height-percent:0;mso-wrap-distance-left:9pt;mso-wrap-distance-top:0;mso-wrap-distance-right:9pt;mso-wrap-distance-bottom:0;mso-position-horizontal:absolute;mso-position-horizontal-relative:text;mso-position-vertical:absolute;mso-position-vertical-relative:text;mso-width-percent:0;mso-height-percent:0;mso-width-relative:margin;mso-height-relative:margin;v-text-anchor:middle" o:gfxdata="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" filled="f" strokecolor="#508590 [3209]" strokeweight="3pt"/>
             </w:pict>
           </mc:Fallback>
         </mc:AlternateContent>
       </w:r>
+      <w:r>
+        <w:rPr>
+          <w:noProof/>
+          <w:sz w:val="28"/>
+        </w:rPr>
+        <mc:AlternateContent>
+          <mc:Choice Requires="wps">
+            <w:drawing>
+              <wp:anchor distT="0" distB="0" distL="114300" distR="114300" simplePos="0" relativeHeight="251695104" behindDoc="0" locked="0" layoutInCell="1" allowOverlap="1" wp14:anchorId="0DEFA166" wp14:editId="70F49D0C">
+                <wp:simplePos x="0" y="0"/>
+                <wp:positionH relativeFrom="column">
+                  <wp:posOffset>-73897</wp:posOffset>
+                </wp:positionH>
+                <wp:positionV relativeFrom="paragraph">
+                  <wp:posOffset>213897</wp:posOffset>
+                </wp:positionV>
+                <wp:extent cx="3324225" cy="1814879"/>
+                <wp:effectExtent l="19050" t="19050" r="28575" b="13970"/>
+                <wp:wrapNone/>
+                <wp:docPr id="1078898821" name="Rectangle 18">
+                  <a:extLst xmlns:a="http://schemas.openxmlformats.org/drawingml/2006/main">
+                    <a:ext uri="{C183D7F6-B498-43B3-948B-1728B52AA6E4}">
+                      <adec:decorative xmlns:adec="http://schemas.microsoft.com/office/drawing/2017/decorative" val="1"/>
+                    </a:ext>
+                  </a:extLst>
+                </wp:docPr>
+                <wp:cNvGraphicFramePr/>
+                <a:graphic xmlns:a="http://schemas.openxmlformats.org/drawingml/2006/main">
+                  <a:graphicData uri="http://schemas.microsoft.com/office/word/2010/wordprocessingShape">
+                    <wps:wsp>
+                      <wps:cNvSpPr/>
+                      <wps:spPr>
+                        <a:xfrm>
+                          <a:off x="0" y="0"/>
+                          <a:ext cx="3324225" cy="1814879"/>
+                        </a:xfrm>
+                        <a:prstGeom prst="rect">
+                          <a:avLst/>
+                        </a:prstGeom>
+                        <a:noFill/>
+                        <a:ln w="38100">
+                          <a:solidFill>
+                            <a:schemeClr val="accent6"/>
+                          </a:solidFill>
+                        </a:ln>
+                      </wps:spPr>
+                      <wps:style>
+                        <a:lnRef idx="2">
+                          <a:schemeClr val="accent1">
+                            <a:shade val="15000"/>
+                          </a:schemeClr>
+                        </a:lnRef>
+                        <a:fillRef idx="1">
+                          <a:schemeClr val="accent1"/>
+                        </a:fillRef>
+                        <a:effectRef idx="0">
+                          <a:schemeClr val="accent1"/>
+                        </a:effectRef>
+                        <a:fontRef idx="minor">
+                          <a:schemeClr val="lt1"/>
+                        </a:fontRef>
+                      </wps:style>
+                      <wps:bodyPr rot="0" spcFirstLastPara="0" vertOverflow="overflow" horzOverflow="overflow" vert="horz" wrap="square" lIns="91440" tIns="45720" rIns="91440" bIns="45720" numCol="1" spcCol="0" rtlCol="0" fromWordArt="0" anchor="ctr" anchorCtr="0" forceAA="0" compatLnSpc="1">
+                        <a:prstTxWarp prst="textNoShape">
+                          <a:avLst/>
+                        </a:prstTxWarp>
+                        <a:noAutofit/>
+                      </wps:bodyPr>
+                    </wps:wsp>
+                  </a:graphicData>
+                </a:graphic>
+                <wp14:sizeRelH relativeFrom="margin">
+                  <wp14:pctWidth>0</wp14:pctWidth>
+                </wp14:sizeRelH>
+                <wp14:sizeRelV relativeFrom="margin">
+                  <wp14:pctHeight>0</wp14:pctHeight>
+                </wp14:sizeRelV>
+              </wp:anchor>
+            </w:drawing>
+          </mc:Choice>
+          <mc:Fallback>
+            <w:pict>
+              <v:rect w14:anchorId="7A5C070C" id="Rectangle 18" o:spid="_x0000_s1026" alt="&quot;&quot;" style="position:absolute;margin-left:-5.8pt;margin-top:16.85pt;width:261.75pt;height:142.9pt;z-index:251695104;visibility:visible;mso-wrap-style:square;mso-width-percent:0;mso-height-percent:0;mso-wrap-distance-left:9pt;mso-wrap-distance-top:0;mso-wrap-distance-right:9pt;mso-wrap-distance-bottom:0;mso-position-horizontal:absolute;mso-position-horizontal-relative:text;mso-position-vertical:absolute;mso-position-vertical-relative:text;mso-width-percent:0;mso-height-percent:0;mso-width-relative:margin;mso-height-relative:margin;v-text-anchor:middle" o:gfxdata="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" filled="f" strokecolor="#508590 [3209]" strokeweight="3pt"/>
+            </w:pict>
+          </mc:Fallback>
+        </mc:AlternateContent>
+      </w:r>
+    </w:p>
+    <w:p>
+      <w:pPr>
+        <w:pStyle w:val="Heading3"/>
+        <w:ind w:left="0" w:right="0"/>
+        <w:sectPr>
+          <w:type w:val="continuous"/>
+          <w:pgSz w:w="12240" w:h="15840"/>
+          <w:pgMar w:top="720" w:right="1080" w:bottom="720" w:left="1080" w:header="720" w:footer="720" w:gutter="0"/>
+          <w:cols w:space="288"/>
+        </w:sectPr>
+      </w:pPr>
+    </w:p>
+    <w:p>
+      <w:pPr>
+        <w:pStyle w:val="Heading3"/>
+        <w:ind w:left="0" w:right="0"/>
+      </w:pPr>
       <w:r>
         <w:t xml:space="preserve">Employers say . . </w:t>
       </w:r>
@@ -13843,12 +13874,6 @@
     <w:p>
       <w:pPr>
         <w:pStyle w:val="BodyText"/>
-        <w:pBdr>
-          <w:top w:val="single" w:sz="24" w:space="1" w:color="508590" w:themeColor="accent6"/>
-          <w:left w:val="single" w:sz="24" w:space="4" w:color="508590" w:themeColor="accent6"/>
-          <w:bottom w:val="single" w:sz="24" w:space="1" w:color="508590" w:themeColor="accent6"/>
-          <w:right w:val="single" w:sz="24" w:space="4" w:color="508590" w:themeColor="accent6"/>
-        </w:pBdr>
         <w:spacing w:after="240" w:line="240" w:lineRule="auto"/>
       </w:pPr>
       <w:r>
@@ -13869,12 +13894,6 @@
     <w:p>
       <w:pPr>
         <w:pStyle w:val="BodyText"/>
-        <w:pBdr>
-          <w:top w:val="single" w:sz="24" w:space="1" w:color="508590" w:themeColor="accent6"/>
-          <w:left w:val="single" w:sz="24" w:space="4" w:color="508590" w:themeColor="accent6"/>
-          <w:bottom w:val="single" w:sz="24" w:space="1" w:color="508590" w:themeColor="accent6"/>
-          <w:right w:val="single" w:sz="24" w:space="4" w:color="508590" w:themeColor="accent6"/>
-        </w:pBdr>
         <w:spacing w:line="240" w:lineRule="auto"/>
       </w:pPr>
       <w:r>
@@ -13993,6 +14012,7 @@
         <w:r>
           <w:rPr>
             <w:rStyle w:val="Hyperlink"/>
+            <w:color w:val="C04000"/>
           </w:rPr>
           <w:t>tools approved by Virginia Tech</w:t>
         </w:r>
@@ -14222,15 +14242,7 @@
         <w:t>AI chatbots</w:t>
       </w:r>
       <w:r>
-        <w:t xml:space="preserve"> can check for basic grammatical mistakes, punctuation errors, and spelling issues. Ask AI to tell you where the errors are and even what they </w:t>
-      </w:r>
-      <w:proofErr w:type="gramStart"/>
-      <w:r>
-        <w:t>are, but</w:t>
-      </w:r>
-      <w:proofErr w:type="gramEnd"/>
-      <w:r>
-        <w:t xml:space="preserve"> make updates yourself. Do not have AI correct your work.</w:t>
+        <w:t xml:space="preserve"> can check for basic grammatical mistakes, punctuation errors, and spelling issues. Ask AI to tell you where the errors are and even what they are, but make updates yourself. Do not have AI correct your work.</w:t>
       </w:r>
     </w:p>
     <w:p>
@@ -14485,19 +14497,7 @@
           <w:rPr>
             <w:rStyle w:val="Hyperlink"/>
           </w:rPr>
-          <w:t>Cheating and Plagiarism sections of the Vir</w:t>
-        </w:r>
-        <w:r>
-          <w:rPr>
-            <w:rStyle w:val="Hyperlink"/>
-          </w:rPr>
-          <w:t>g</w:t>
-        </w:r>
-        <w:r>
-          <w:rPr>
-            <w:rStyle w:val="Hyperlink"/>
-          </w:rPr>
-          <w:t>inia Tech Honor Code</w:t>
+          <w:t>Cheating and Plagiarism sections of the Virginia Tech Honor Code</w:t>
         </w:r>
       </w:hyperlink>
       <w:r>
@@ -14598,6 +14598,7 @@
         <w:r>
           <w:rPr>
             <w:rStyle w:val="Hyperlink"/>
+            <w:color w:val="C04000"/>
           </w:rPr>
           <w:t>a submission comment</w:t>
         </w:r>

--- a/TechComm/semester/2026-08-Fall/2026-Fall-Short Guide.docx
+++ b/TechComm/semester/2026-08-Fall/2026-Fall-Short Guide.docx
@@ -1,6 +1,6 @@
 
 <file path=word/document.xml><?xml version="1.0" encoding="utf-8"?>
-<w:document xmlns:wpc="http://schemas.microsoft.com/office/word/2010/wordprocessingCanvas" xmlns:cx="http://schemas.microsoft.com/office/drawing/2014/chartex" xmlns:cx1="http://schemas.microsoft.com/office/drawing/2015/9/8/chartex" xmlns:cx2="http://schemas.microsoft.com/office/drawing/2015/10/21/chartex" xmlns:cx3="http://schemas.microsoft.com/office/drawing/2016/5/9/chartex" xmlns:cx4="http://schemas.microsoft.com/office/drawing/2016/5/10/chartex" xmlns:cx5="http://schemas.microsoft.com/office/drawing/2016/5/11/chartex" xmlns:cx6="http://schemas.microsoft.com/office/drawing/2016/5/12/chartex" xmlns:cx7="http://schemas.microsoft.com/office/drawing/2016/5/13/chartex" xmlns:cx8="http://schemas.microsoft.com/office/drawing/2016/5/14/chartex" xmlns:mc="http://schemas.openxmlformats.org/markup-compatibility/2006" xmlns:aink="http://schemas.microsoft.com/office/drawing/2016/ink" xmlns:am3d="http://schemas.microsoft.com/office/drawing/2017/model3d" xmlns:o="urn:schemas-microsoft-com:office:office" xmlns:oel="http://schemas.microsoft.com/office/2019/extlst" xmlns:r="http://schemas.openxmlformats.org/officeDocument/2006/relationships" xmlns:m="http://schemas.openxmlformats.org/officeDocument/2006/math" xmlns:v="urn:schemas-microsoft-com:vml" xmlns:wp14="http://schemas.microsoft.com/office/word/2010/wordprocessingDrawing" xmlns:wp="http://schemas.openxmlformats.org/drawingml/2006/wordprocessingDrawing" xmlns:w10="urn:schemas-microsoft-com:office:word" xmlns:w="http://schemas.openxmlformats.org/wordprocessingml/2006/main" xmlns:w14="http://schemas.microsoft.com/office/word/2010/wordml" xmlns:w15="http://schemas.microsoft.com/office/word/2012/wordml" xmlns:w16cei="http://schemas.microsoft.com/office/word/2026/wordml/cei" xmlns:w16cex="http://schemas.microsoft.com/office/word/2018/wordml/cex" xmlns:w16cid="http://schemas.microsoft.com/office/word/2016/wordml/cid" xmlns:w16="http://schemas.microsoft.com/office/word/2018/wordml" xmlns:w16du="http://schemas.microsoft.com/office/word/2023/wordml/word16du" xmlns:w16sdtdh="http://schemas.microsoft.com/office/word/2020/wordml/sdtdatahash" xmlns:w16sdtfl="http://schemas.microsoft.com/office/word/2024/wordml/sdtformatlock" xmlns:w16se="http://schemas.microsoft.com/office/word/2015/wordml/symex" xmlns:wpg="http://schemas.microsoft.com/office/word/2010/wordprocessingGroup" xmlns:wpi="http://schemas.microsoft.com/office/word/2010/wordprocessingInk" xmlns:wne="http://schemas.microsoft.com/office/word/2006/wordml" xmlns:wps="http://schemas.microsoft.com/office/word/2010/wordprocessingShape" mc:Ignorable="w14 w15 w16se w16cid w16 w16cex w16sdtdh w16sdtfl w16du wp14">
+<w:document xmlns:wpc="http://schemas.microsoft.com/office/word/2010/wordprocessingCanvas" xmlns:cx="http://schemas.microsoft.com/office/drawing/2014/chartex" xmlns:cx1="http://schemas.microsoft.com/office/drawing/2015/9/8/chartex" xmlns:cx2="http://schemas.microsoft.com/office/drawing/2015/10/21/chartex" xmlns:cx3="http://schemas.microsoft.com/office/drawing/2016/5/9/chartex" xmlns:cx4="http://schemas.microsoft.com/office/drawing/2016/5/10/chartex" xmlns:cx5="http://schemas.microsoft.com/office/drawing/2016/5/11/chartex" xmlns:cx6="http://schemas.microsoft.com/office/drawing/2016/5/12/chartex" xmlns:cx7="http://schemas.microsoft.com/office/drawing/2016/5/13/chartex" xmlns:cx8="http://schemas.microsoft.com/office/drawing/2016/5/14/chartex" xmlns:mc="http://schemas.openxmlformats.org/markup-compatibility/2006" xmlns:aink="http://schemas.microsoft.com/office/drawing/2016/ink" xmlns:am3d="http://schemas.microsoft.com/office/drawing/2017/model3d" xmlns:o="urn:schemas-microsoft-com:office:office" xmlns:oel="http://schemas.microsoft.com/office/2019/extlst" xmlns:r="http://schemas.openxmlformats.org/officeDocument/2006/relationships" xmlns:m="http://schemas.openxmlformats.org/officeDocument/2006/math" xmlns:v="urn:schemas-microsoft-com:vml" xmlns:wp14="http://schemas.microsoft.com/office/word/2010/wordprocessingDrawing" xmlns:wp="http://schemas.openxmlformats.org/drawingml/2006/wordprocessingDrawing" xmlns:w10="urn:schemas-microsoft-com:office:word" xmlns:w="http://schemas.openxmlformats.org/wordprocessingml/2006/main" xmlns:w14="http://schemas.microsoft.com/office/word/2010/wordml" xmlns:w15="http://schemas.microsoft.com/office/word/2012/wordml" xmlns:w16cex="http://schemas.microsoft.com/office/word/2018/wordml/cex" xmlns:w16cid="http://schemas.microsoft.com/office/word/2016/wordml/cid" xmlns:w16="http://schemas.microsoft.com/office/word/2018/wordml" xmlns:w16du="http://schemas.microsoft.com/office/word/2023/wordml/word16du" xmlns:w16sdtdh="http://schemas.microsoft.com/office/word/2020/wordml/sdtdatahash" xmlns:w16sdtfl="http://schemas.microsoft.com/office/word/2024/wordml/sdtformatlock" xmlns:w16se="http://schemas.microsoft.com/office/word/2015/wordml/symex" xmlns:wpg="http://schemas.microsoft.com/office/word/2010/wordprocessingGroup" xmlns:wpi="http://schemas.microsoft.com/office/word/2010/wordprocessingInk" xmlns:wne="http://schemas.microsoft.com/office/word/2006/wordml" xmlns:wps="http://schemas.microsoft.com/office/word/2010/wordprocessingShape" mc:Ignorable="w14 w15 w16se w16cid w16 w16cex w16sdtdh w16sdtfl w16du wp14">
   <w:body>
     <w:p>
       <w:pPr>
@@ -95,14 +95,7 @@
           <w:sz w:val="18"/>
           <w:szCs w:val="18"/>
         </w:rPr>
-        <w:t>1</w:t>
-      </w:r>
-      <w:r>
-        <w:rPr>
-          <w:sz w:val="18"/>
-          <w:szCs w:val="18"/>
-        </w:rPr>
-        <w:t>7</w:t>
+        <w:t>24</w:t>
       </w:r>
       <w:r>
         <w:rPr>
@@ -197,7 +190,7 @@
               </wp:anchor>
             </w:drawing>
           </mc:Choice>
-          <mc:Fallback>
+          <mc:Fallback xmlns:w16cei="http://schemas.microsoft.com/office/word/2026/wordml/cei">
             <w:pict>
               <v:rect w14:anchorId="30EBDCA7" id="Rectangle 13" o:spid="_x0000_s1026" alt="&quot;&quot;" style="position:absolute;margin-left:-2.25pt;margin-top:5.1pt;width:508.25pt;height:119.25pt;z-index:-251674112;visibility:visible;mso-wrap-style:square;mso-height-percent:0;mso-wrap-distance-left:9pt;mso-wrap-distance-top:0;mso-wrap-distance-right:9pt;mso-wrap-distance-bottom:0;mso-position-horizontal:absolute;mso-position-horizontal-relative:text;mso-position-vertical:absolute;mso-position-vertical-relative:text;mso-height-percent:0;mso-height-relative:margin;v-text-anchor:middle" o:gfxdata="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" fillcolor="#edf3f4" strokecolor="#c64600" strokeweight="3pt">
                 <v:stroke linestyle="thinThin"/>
@@ -478,18 +471,22 @@
       <w:r>
         <w:t>, #</w:t>
       </w:r>
+      <w:proofErr w:type="gramStart"/>
       <w:r>
         <w:t>85455</w:t>
       </w:r>
       <w:r>
         <w:t>, #</w:t>
       </w:r>
+      <w:proofErr w:type="gramEnd"/>
       <w:r>
         <w:t>85465</w:t>
       </w:r>
+      <w:proofErr w:type="gramStart"/>
       <w:r>
         <w:t>, &amp; #</w:t>
       </w:r>
+      <w:proofErr w:type="gramEnd"/>
       <w:r>
         <w:t>85467</w:t>
       </w:r>
@@ -608,7 +605,7 @@
               </wp:anchor>
             </w:drawing>
           </mc:Choice>
-          <mc:Fallback>
+          <mc:Fallback xmlns:w16cei="http://schemas.microsoft.com/office/word/2026/wordml/cei">
             <w:pict>
               <v:rect w14:anchorId="6390C0A0" id="Rectangle 28" o:spid="_x0000_s1026" style="position:absolute;margin-left:-2.25pt;margin-top:5.7pt;width:242.25pt;height:97.3pt;z-index:251687936;visibility:visible;mso-wrap-style:square;mso-height-percent:0;mso-wrap-distance-left:9pt;mso-wrap-distance-top:0;mso-wrap-distance-right:9pt;mso-wrap-distance-bottom:0;mso-position-horizontal:absolute;mso-position-horizontal-relative:text;mso-position-vertical:absolute;mso-position-vertical-relative:text;mso-height-percent:0;mso-height-relative:margin;v-text-anchor:middle" o:gfxdata="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" filled="f" strokecolor="#508590 [3209]" strokeweight="3pt"/>
             </w:pict>
@@ -810,7 +807,7 @@
               </wp:anchor>
             </w:drawing>
           </mc:Choice>
-          <mc:Fallback>
+          <mc:Fallback xmlns:w16cei="http://schemas.microsoft.com/office/word/2026/wordml/cei">
             <w:pict>
               <v:rect w14:anchorId="5F574FC3" id="Rectangle 78" o:spid="_x0000_s1026" alt="&quot;&quot;" style="position:absolute;margin-left:-3pt;margin-top:18.2pt;width:508.3pt;height:272.25pt;z-index:251655168;visibility:visible;mso-wrap-style:square;mso-width-percent:0;mso-height-percent:0;mso-wrap-distance-left:9pt;mso-wrap-distance-top:0;mso-wrap-distance-right:9pt;mso-wrap-distance-bottom:0;mso-position-horizontal:absolute;mso-position-horizontal-relative:text;mso-position-vertical:absolute;mso-position-vertical-relative:text;mso-width-percent:0;mso-height-percent:0;mso-width-relative:margin;mso-height-relative:margin;v-text-anchor:middle" o:gfxdata="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" filled="f" strokecolor="#508590" strokeweight="3pt"/>
             </w:pict>
@@ -906,7 +903,7 @@
               </wp:anchor>
             </w:drawing>
           </mc:Choice>
-          <mc:Fallback>
+          <mc:Fallback xmlns:w16cei="http://schemas.microsoft.com/office/word/2026/wordml/cei">
             <w:pict>
               <v:rect w14:anchorId="046227C0" id="Rectangle 77" o:spid="_x0000_s1026" alt="&quot;&quot;" style="position:absolute;margin-left:-15.75pt;margin-top:6.9pt;width:251.75pt;height:193.7pt;z-index:-251669504;visibility:visible;mso-wrap-style:square;mso-width-percent:0;mso-height-percent:0;mso-wrap-distance-left:9pt;mso-wrap-distance-top:0;mso-wrap-distance-right:9pt;mso-wrap-distance-bottom:0;mso-position-horizontal:absolute;mso-position-horizontal-relative:text;mso-position-vertical:absolute;mso-position-vertical-relative:text;mso-width-percent:0;mso-height-percent:0;mso-width-relative:margin;mso-height-relative:margin;v-text-anchor:middle" o:gfxdata="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" filled="f" strokecolor="#508590" strokeweight="3pt"/>
             </w:pict>
@@ -1484,7 +1481,7 @@
               </wp:anchor>
             </w:drawing>
           </mc:Choice>
-          <mc:Fallback>
+          <mc:Fallback xmlns:w16cei="http://schemas.microsoft.com/office/word/2026/wordml/cei">
             <w:pict>
               <v:rect w14:anchorId="1107991A" id="Rectangle 11" o:spid="_x0000_s1026" alt="&quot;&quot;" style="position:absolute;margin-left:1.5pt;margin-top:28.45pt;width:7in;height:139.5pt;z-index:-251624448;visibility:visible;mso-wrap-style:square;mso-width-percent:0;mso-height-percent:0;mso-wrap-distance-left:9pt;mso-wrap-distance-top:0;mso-wrap-distance-right:9pt;mso-wrap-distance-bottom:0;mso-position-horizontal:absolute;mso-position-horizontal-relative:text;mso-position-vertical:absolute;mso-position-vertical-relative:text;mso-width-percent:0;mso-height-percent:0;mso-width-relative:margin;mso-height-relative:margin;v-text-anchor:middle" o:gfxdata="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" fillcolor="#edf3f4" strokecolor="#508590" strokeweight="2pt"/>
             </w:pict>
@@ -1604,11 +1601,35 @@
           <w:rPr>
             <w:rStyle w:val="Hyperlink"/>
           </w:rPr>
-          <w:t>Gemini Notebook for the course</w:t>
+          <w:t>Gemini N</w:t>
+        </w:r>
+        <w:r>
+          <w:rPr>
+            <w:rStyle w:val="Hyperlink"/>
+          </w:rPr>
+          <w:t>o</w:t>
+        </w:r>
+        <w:r>
+          <w:rPr>
+            <w:rStyle w:val="Hyperlink"/>
+          </w:rPr>
+          <w:t>teb</w:t>
+        </w:r>
+        <w:r>
+          <w:rPr>
+            <w:rStyle w:val="Hyperlink"/>
+          </w:rPr>
+          <w:t>o</w:t>
+        </w:r>
+        <w:r>
+          <w:rPr>
+            <w:rStyle w:val="Hyperlink"/>
+          </w:rPr>
+          <w:t>ok for the course</w:t>
         </w:r>
       </w:hyperlink>
       <w:r>
-        <w:t xml:space="preserve">. I have added the course syllabus, course policies, major assignments, and other supporting documents to the Notebook. </w:t>
+        <w:t xml:space="preserve">. I add the course syllabus, course policies, major assignments, and other supporting documents to the Notebook. </w:t>
       </w:r>
     </w:p>
     <w:p>
@@ -1621,7 +1642,15 @@
         <w:ind w:left="180" w:right="90"/>
       </w:pPr>
       <w:r>
-        <w:t xml:space="preserve">Most frequently-asked questions can be answered by searching </w:t>
+        <w:t xml:space="preserve">Most </w:t>
+      </w:r>
+      <w:proofErr w:type="gramStart"/>
+      <w:r>
+        <w:t>frequently-asked</w:t>
+      </w:r>
+      <w:proofErr w:type="gramEnd"/>
+      <w:r>
+        <w:t xml:space="preserve"> questions can be answered by searching </w:t>
       </w:r>
       <w:r>
         <w:t>HokieBot</w:t>
@@ -1687,6 +1716,7 @@
         <w:t xml:space="preserve"> on the second floor of Newman Library. You can talk to a tutor if you have a draft, an outline, or just ideas. Bring your assignment description with you. Make appointments online by setting up an account with </w:t>
       </w:r>
       <w:hyperlink r:id="rId18" w:history="1">
+        <w:proofErr w:type="spellStart"/>
         <w:r>
           <w:rPr>
             <w:rStyle w:val="Hyperlink"/>
@@ -1694,6 +1724,7 @@
           </w:rPr>
           <w:t>WCOnline</w:t>
         </w:r>
+        <w:proofErr w:type="spellEnd"/>
       </w:hyperlink>
       <w:r>
         <w:t xml:space="preserve"> or call the Writing Center director at 540-231-9270.</w:t>
@@ -2005,7 +2036,7 @@
               </wp:anchor>
             </w:drawing>
           </mc:Choice>
-          <mc:Fallback>
+          <mc:Fallback xmlns:w16cei="http://schemas.microsoft.com/office/word/2026/wordml/cei">
             <w:pict>
               <v:rect w14:anchorId="06501C8C" id="Rectangle 11" o:spid="_x0000_s1026" alt="&quot;&quot;" style="position:absolute;margin-left:271.5pt;margin-top:23.9pt;width:234pt;height:99.75pt;z-index:-251655168;visibility:visible;mso-wrap-style:square;mso-width-percent:0;mso-height-percent:0;mso-wrap-distance-left:9pt;mso-wrap-distance-top:0;mso-wrap-distance-right:9pt;mso-wrap-distance-bottom:0;mso-position-horizontal:absolute;mso-position-horizontal-relative:text;mso-position-vertical:absolute;mso-position-vertical-relative:text;mso-width-percent:0;mso-height-percent:0;mso-width-relative:margin;mso-height-relative:margin;v-text-anchor:middle" o:gfxdata="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" fillcolor="#edf3f4" strokecolor="#508590" strokeweight="2pt"/>
             </w:pict>
@@ -2093,7 +2124,7 @@
               </wp:anchor>
             </w:drawing>
           </mc:Choice>
-          <mc:Fallback>
+          <mc:Fallback xmlns:w16cei="http://schemas.microsoft.com/office/word/2026/wordml/cei">
             <w:pict>
               <v:rect w14:anchorId="3FE2A1A0" id="Rectangle 11" o:spid="_x0000_s1026" alt="&quot;&quot;" style="position:absolute;margin-left:0;margin-top:23.9pt;width:237.75pt;height:99.75pt;z-index:-251658240;visibility:visible;mso-wrap-style:square;mso-width-percent:0;mso-height-percent:0;mso-wrap-distance-left:9pt;mso-wrap-distance-top:0;mso-wrap-distance-right:9pt;mso-wrap-distance-bottom:0;mso-position-horizontal:absolute;mso-position-horizontal-relative:text;mso-position-vertical:absolute;mso-position-vertical-relative:text;mso-width-percent:0;mso-height-percent:0;mso-width-relative:margin;mso-height-relative:margin;v-text-anchor:middle" o:gfxdata="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" fillcolor="#edf3f4" strokecolor="#508590" strokeweight="2pt"/>
             </w:pict>
@@ -2465,7 +2496,7 @@
               </wp:anchor>
             </w:drawing>
           </mc:Choice>
-          <mc:Fallback>
+          <mc:Fallback xmlns:w16cei="http://schemas.microsoft.com/office/word/2026/wordml/cei">
             <w:pict>
               <v:rect w14:anchorId="1429E2CA" id="Rectangle 30" o:spid="_x0000_s1026" alt="&quot;&quot;" style="position:absolute;margin-left:-6.15pt;margin-top:6.35pt;width:261pt;height:213.8pt;z-index:251681792;visibility:visible;mso-wrap-style:square;mso-height-percent:0;mso-wrap-distance-left:9pt;mso-wrap-distance-top:0;mso-wrap-distance-right:9pt;mso-wrap-distance-bottom:0;mso-position-horizontal:absolute;mso-position-horizontal-relative:text;mso-position-vertical:absolute;mso-position-vertical-relative:text;mso-height-percent:0;mso-height-relative:margin;v-text-anchor:middle" o:gfxdata="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" filled="f" strokecolor="#508590 [3209]" strokeweight="3pt"/>
             </w:pict>
@@ -4160,7 +4191,7 @@
               </wp:anchor>
             </w:drawing>
           </mc:Choice>
-          <mc:Fallback>
+          <mc:Fallback xmlns:w16cei="http://schemas.microsoft.com/office/word/2026/wordml/cei">
             <w:pict>
               <v:rect w14:anchorId="6E151A6C" id="Rectangle 23" o:spid="_x0000_s1026" alt="&quot;&quot;" style="position:absolute;margin-left:-3pt;margin-top:2.6pt;width:506.8pt;height:416.25pt;z-index:251671552;visibility:visible;mso-wrap-style:square;mso-width-percent:0;mso-height-percent:0;mso-wrap-distance-left:9pt;mso-wrap-distance-top:0;mso-wrap-distance-right:9pt;mso-wrap-distance-bottom:0;mso-position-horizontal:absolute;mso-position-horizontal-relative:text;mso-position-vertical:absolute;mso-position-vertical-relative:text;mso-width-percent:0;mso-height-percent:0;mso-width-relative:margin;mso-height-relative:margin;v-text-anchor:middle" o:gfxdata="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" filled="f" strokecolor="#508590 [3209]" strokeweight="3pt"/>
             </w:pict>
@@ -4225,7 +4256,7 @@
           <w:szCs w:val="32"/>
         </w:rPr>
         <w:drawing>
-          <wp:anchor distT="0" distB="0" distL="114300" distR="114300" simplePos="0" relativeHeight="251693056" behindDoc="1" locked="0" layoutInCell="1" allowOverlap="1" wp14:anchorId="1E16486F" wp14:editId="10754B3E">
+          <wp:anchor distT="0" distB="0" distL="114300" distR="114300" simplePos="0" relativeHeight="251693056" behindDoc="1" locked="0" layoutInCell="1" allowOverlap="1" wp14:anchorId="1E16486F" wp14:editId="1879C338">
             <wp:simplePos x="0" y="0"/>
             <wp:positionH relativeFrom="column">
               <wp:posOffset>2476500</wp:posOffset>
@@ -4297,6 +4328,7 @@
           </wp:anchor>
         </w:drawing>
       </w:r>
+      <w:proofErr w:type="gramStart"/>
       <w:r>
         <w:rPr>
           <w:sz w:val="32"/>
@@ -4316,7 +4348,15 @@
           <w:sz w:val="32"/>
           <w:szCs w:val="32"/>
         </w:rPr>
-        <w:t>(15%)</w:t>
+        <w:t>(</w:t>
+      </w:r>
+      <w:proofErr w:type="gramEnd"/>
+      <w:r>
+        <w:rPr>
+          <w:sz w:val="32"/>
+          <w:szCs w:val="32"/>
+        </w:rPr>
+        <w:t>15%)</w:t>
       </w:r>
     </w:p>
     <w:p>
@@ -4530,7 +4570,7 @@
               </wp:anchor>
             </w:drawing>
           </mc:Choice>
-          <mc:Fallback>
+          <mc:Fallback xmlns:w16cei="http://schemas.microsoft.com/office/word/2026/wordml/cei">
             <w:pict>
               <v:shapetype w14:anchorId="7ADBD669" id="_x0000_t202" coordsize="21600,21600" o:spt="202" path="m,l,21600r21600,l21600,xe">
                 <v:stroke joinstyle="miter"/>
@@ -5185,7 +5225,7 @@
               </wp:anchor>
             </w:drawing>
           </mc:Choice>
-          <mc:Fallback>
+          <mc:Fallback xmlns:w16cei="http://schemas.microsoft.com/office/word/2026/wordml/cei">
             <w:pict>
               <v:rect w14:anchorId="2B2C764E" id="Rectangle 23" o:spid="_x0000_s1026" alt="&quot;&quot;" style="position:absolute;margin-left:2.25pt;margin-top:29.55pt;width:508.2pt;height:171.75pt;z-index:-251641856;visibility:visible;mso-wrap-style:square;mso-height-percent:0;mso-wrap-distance-left:9pt;mso-wrap-distance-top:0;mso-wrap-distance-right:9pt;mso-wrap-distance-bottom:0;mso-position-horizontal:absolute;mso-position-horizontal-relative:text;mso-position-vertical:absolute;mso-position-vertical-relative:text;mso-height-percent:0;mso-height-relative:margin;v-text-anchor:middle" o:gfxdata="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" fillcolor="#edf3f4" strokecolor="#508590 [3209]" strokeweight="3pt"/>
             </w:pict>
@@ -5215,7 +5255,15 @@
         <w:t xml:space="preserve">To meet the standard, your major projects need to be ready to send out in the workplace. </w:t>
       </w:r>
       <w:r>
-        <w:t xml:space="preserve">Generally, major projects you submit need to do the following: </w:t>
+        <w:t xml:space="preserve">Generally, major projects you submit need to </w:t>
+      </w:r>
+      <w:proofErr w:type="gramStart"/>
+      <w:r>
+        <w:t>do</w:t>
+      </w:r>
+      <w:proofErr w:type="gramEnd"/>
+      <w:r>
+        <w:t xml:space="preserve"> the following: </w:t>
       </w:r>
     </w:p>
     <w:p>
@@ -5697,7 +5745,7 @@
               </wp:anchor>
             </w:drawing>
           </mc:Choice>
-          <mc:Fallback>
+          <mc:Fallback xmlns:w16cei="http://schemas.microsoft.com/office/word/2026/wordml/cei">
             <w:pict>
               <v:rect w14:anchorId="088AB6B8" id="Rectangle 27" o:spid="_x0000_s1026" alt="&quot;&quot;" style="position:absolute;margin-left:265.5pt;margin-top:5.15pt;width:242.75pt;height:213.75pt;z-index:251679744;visibility:visible;mso-wrap-style:square;mso-width-percent:0;mso-height-percent:0;mso-wrap-distance-left:9pt;mso-wrap-distance-top:0;mso-wrap-distance-right:9pt;mso-wrap-distance-bottom:0;mso-position-horizontal:absolute;mso-position-horizontal-relative:text;mso-position-vertical:absolute;mso-position-vertical-relative:text;mso-width-percent:0;mso-height-percent:0;mso-width-relative:margin;mso-height-relative:margin;v-text-anchor:middle" o:gfxdata="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" filled="f" strokecolor="#508590 [3209]" strokeweight="3pt"/>
             </w:pict>
@@ -5785,7 +5833,7 @@
               </wp:anchor>
             </w:drawing>
           </mc:Choice>
-          <mc:Fallback>
+          <mc:Fallback xmlns:w16cei="http://schemas.microsoft.com/office/word/2026/wordml/cei">
             <w:pict>
               <v:rect w14:anchorId="559D573D" id="Rectangle 27" o:spid="_x0000_s1026" alt="&quot;&quot;" style="position:absolute;margin-left:3pt;margin-top:4.05pt;width:242.65pt;height:213.85pt;z-index:251677696;visibility:visible;mso-wrap-style:square;mso-width-percent:0;mso-height-percent:0;mso-wrap-distance-left:9pt;mso-wrap-distance-top:0;mso-wrap-distance-right:9pt;mso-wrap-distance-bottom:0;mso-position-horizontal:absolute;mso-position-horizontal-relative:text;mso-position-vertical:absolute;mso-position-vertical-relative:text;mso-width-percent:0;mso-height-percent:0;mso-width-relative:margin;mso-height-relative:margin;v-text-anchor:middle" o:gfxdata="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" filled="f" strokecolor="#508590 [3209]" strokeweight="3pt"/>
             </w:pict>
@@ -6784,7 +6832,7 @@
               </wp:anchor>
             </w:drawing>
           </mc:Choice>
-          <mc:Fallback>
+          <mc:Fallback xmlns:w16cei="http://schemas.microsoft.com/office/word/2026/wordml/cei">
             <w:pict>
               <v:rect w14:anchorId="7FA11276" id="Rectangle 85" o:spid="_x0000_s1026" alt="&quot;&quot;" style="position:absolute;margin-left:-.75pt;margin-top:25.6pt;width:509pt;height:60pt;z-index:251659264;visibility:visible;mso-wrap-style:square;mso-width-percent:0;mso-height-percent:0;mso-wrap-distance-left:9pt;mso-wrap-distance-top:0;mso-wrap-distance-right:9pt;mso-wrap-distance-bottom:0;mso-position-horizontal:absolute;mso-position-horizontal-relative:text;mso-position-vertical:absolute;mso-position-vertical-relative:text;mso-width-percent:0;mso-height-percent:0;mso-width-relative:margin;mso-height-relative:margin;v-text-anchor:middle" o:gfxdata="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" filled="f" strokecolor="#508590" strokeweight="3pt"/>
             </w:pict>
@@ -7617,7 +7665,7 @@
               </wp:anchor>
             </w:drawing>
           </mc:Choice>
-          <mc:Fallback>
+          <mc:Fallback xmlns:w16cei="http://schemas.microsoft.com/office/word/2026/wordml/cei">
             <w:pict>
               <v:rect w14:anchorId="235F646F" id="Rectangle 21" o:spid="_x0000_s1026" alt="&quot;&quot;" style="position:absolute;margin-left:-2.25pt;margin-top:27.75pt;width:512.25pt;height:174pt;z-index:251669504;visibility:visible;mso-wrap-style:square;mso-height-percent:0;mso-wrap-distance-left:9pt;mso-wrap-distance-top:0;mso-wrap-distance-right:9pt;mso-wrap-distance-bottom:0;mso-position-horizontal:absolute;mso-position-horizontal-relative:text;mso-position-vertical:absolute;mso-position-vertical-relative:text;mso-height-percent:0;mso-height-relative:margin;v-text-anchor:middle" o:gfxdata="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" filled="f" strokecolor="#508590 [3209]" strokeweight="3pt"/>
             </w:pict>
@@ -7714,12 +7762,14 @@
       <w:r>
         <w:t xml:space="preserve">at 11:59 PM on </w:t>
       </w:r>
+      <w:proofErr w:type="gramStart"/>
       <w:r>
         <w:t xml:space="preserve">the </w:t>
       </w:r>
       <w:r>
         <w:t>Wednesday</w:t>
       </w:r>
+      <w:proofErr w:type="gramEnd"/>
       <w:r>
         <w:t xml:space="preserve"> following the </w:t>
       </w:r>
@@ -7879,7 +7929,7 @@
               </wp:anchor>
             </w:drawing>
           </mc:Choice>
-          <mc:Fallback>
+          <mc:Fallback xmlns:w16cei="http://schemas.microsoft.com/office/word/2026/wordml/cei">
             <w:pict>
               <v:rect w14:anchorId="16AD7480" id="Rectangle 26" o:spid="_x0000_s1026" alt="&quot;&quot;" style="position:absolute;margin-left:-2.25pt;margin-top:36.1pt;width:512.25pt;height:84pt;z-index:251685888;visibility:visible;mso-wrap-style:square;mso-height-percent:0;mso-wrap-distance-left:9pt;mso-wrap-distance-top:0;mso-wrap-distance-right:9pt;mso-wrap-distance-bottom:0;mso-position-horizontal:absolute;mso-position-horizontal-relative:text;mso-position-vertical:absolute;mso-position-vertical-relative:text;mso-height-percent:0;mso-height-relative:margin;v-text-anchor:middle" o:gfxdata="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" filled="f" strokecolor="#508590 [3209]" strokeweight="3pt"/>
             </w:pict>
@@ -8079,7 +8129,7 @@
               </wp:anchor>
             </w:drawing>
           </mc:Choice>
-          <mc:Fallback>
+          <mc:Fallback xmlns:w16cei="http://schemas.microsoft.com/office/word/2026/wordml/cei">
             <w:pict>
               <v:rect w14:anchorId="6926DF8F" id="Rectangle 31" o:spid="_x0000_s1026" alt="&quot;&quot;" style="position:absolute;margin-left:3.75pt;margin-top:3.25pt;width:285.75pt;height:3in;z-index:251682816;visibility:visible;mso-wrap-style:square;mso-width-percent:0;mso-height-percent:0;mso-wrap-distance-left:9pt;mso-wrap-distance-top:0;mso-wrap-distance-right:9pt;mso-wrap-distance-bottom:0;mso-position-horizontal:absolute;mso-position-horizontal-relative:text;mso-position-vertical:absolute;mso-position-vertical-relative:text;mso-width-percent:0;mso-height-percent:0;mso-width-relative:margin;mso-height-relative:margin;v-text-anchor:middle" o:gfxdata="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" filled="f" strokecolor="#508590 [3209]" strokeweight="3pt"/>
             </w:pict>
@@ -8497,7 +8547,7 @@
               </wp:anchor>
             </w:drawing>
           </mc:Choice>
-          <mc:Fallback>
+          <mc:Fallback xmlns:w16cei="http://schemas.microsoft.com/office/word/2026/wordml/cei">
             <w:pict>
               <v:rect w14:anchorId="4BB041BC" id="Rectangle 31" o:spid="_x0000_s1026" alt="&quot;&quot;" style="position:absolute;margin-left:2.25pt;margin-top:25.4pt;width:508.5pt;height:298.5pt;z-index:251684864;visibility:visible;mso-wrap-style:square;mso-width-percent:0;mso-height-percent:0;mso-wrap-distance-left:9pt;mso-wrap-distance-top:0;mso-wrap-distance-right:9pt;mso-wrap-distance-bottom:0;mso-position-horizontal:absolute;mso-position-horizontal-relative:text;mso-position-vertical:absolute;mso-position-vertical-relative:text;mso-width-percent:0;mso-height-percent:0;mso-width-relative:margin;mso-height-relative:margin;v-text-anchor:middle" o:gfxdata="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" filled="f" strokecolor="#508590 [3209]" strokeweight="3pt"/>
             </w:pict>
@@ -8737,10 +8787,23 @@
           <w:b/>
           <w:bCs/>
         </w:rPr>
-        <w:t>or F</w:t>
-      </w:r>
-      <w:r>
-        <w:t>will go away.</w:t>
+        <w:t xml:space="preserve">or </w:t>
+      </w:r>
+      <w:proofErr w:type="spellStart"/>
+      <w:r>
+        <w:rPr>
+          <w:rFonts w:ascii="Segoe UI Symbol" w:hAnsi="Segoe UI Symbol" w:cs="Segoe UI Symbol"/>
+          <w:b/>
+          <w:bCs/>
+        </w:rPr>
+        <w:t>F</w:t>
+      </w:r>
+      <w:r>
+        <w:t>will</w:t>
+      </w:r>
+      <w:proofErr w:type="spellEnd"/>
+      <w:r>
+        <w:t xml:space="preserve"> go away.</w:t>
       </w:r>
       <w:r>
         <w:t xml:space="preserve"> If it doesn’t, I’ll let you know if you can revise and resubmit. </w:t>
@@ -8981,7 +9044,7 @@
               </wp:anchor>
             </w:drawing>
           </mc:Choice>
-          <mc:Fallback>
+          <mc:Fallback xmlns:w16cei="http://schemas.microsoft.com/office/word/2026/wordml/cei">
             <w:pict>
               <v:rect w14:anchorId="7EA553C8" id="Rectangle 18" o:spid="_x0000_s1026" alt="&quot;&quot;" style="position:absolute;margin-left:199.5pt;margin-top:31.75pt;width:313.5pt;height:208.8pt;z-index:251666432;visibility:visible;mso-wrap-style:square;mso-width-percent:0;mso-height-percent:0;mso-wrap-distance-left:9pt;mso-wrap-distance-top:0;mso-wrap-distance-right:9pt;mso-wrap-distance-bottom:0;mso-position-horizontal:absolute;mso-position-horizontal-relative:text;mso-position-vertical:absolute;mso-position-vertical-relative:text;mso-width-percent:0;mso-height-percent:0;mso-width-relative:margin;mso-height-relative:margin;v-text-anchor:middle" o:gfxdata="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" filled="f" strokecolor="#508590 [3209]" strokeweight="3pt"/>
             </w:pict>
@@ -10909,7 +10972,7 @@
               </wp:inline>
             </w:drawing>
           </mc:Choice>
-          <mc:Fallback>
+          <mc:Fallback xmlns:w16cei="http://schemas.microsoft.com/office/word/2026/wordml/cei">
             <w:pict>
               <v:shape w14:anchorId="3F6CBA8D" id="Graphic 3" o:spid="_x0000_s1026" alt="Part of a graph that shows 6 people icons, representing 62%" style="width:130.5pt;height:37.25pt;visibility:visible;mso-wrap-style:square;mso-left-percent:-10001;mso-top-percent:-10001;mso-position-horizontal:absolute;mso-position-horizontal-relative:char;mso-position-vertical:absolute;mso-position-vertical-relative:line;mso-left-percent:-10001;mso-top-percent:-10001;v-text-anchor:top" coordsize="2393315,683260" o:gfxdata="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" path="m188193,149786r-24784,-5340l142585,130103,128243,109279,122902,84495r,-19204l128243,38887,142585,18243,163409,4800,188193,r24785,4800l233802,18243r14342,20644l253485,65291r,19204l248144,109279r-14342,20824l212978,144446r-24785,5340xem30725,426316r-26885,l3840,422476,,418635r,-3841l3840,410954,61451,276529,80654,222760r33126,-38407l161309,168990r53769,l262607,184353r33126,38407l314936,276529r-192034,l72973,399431r-7142,10682l56170,418635r-11823,5641l30725,426316xem311096,487767r-245805,l65291,483927r-3840,-3841l65291,476245,122902,276529r130583,l311096,476245r3840,3841l311096,483927r,3840xem372547,426316r-26885,l332039,424276r-11822,-5641l310555,410113r-7141,-10682l253485,276529r61451,l372547,410954r3840,3840l376387,418635r-3840,3841l372547,426316xem303414,491608r-230441,l69132,487767r238123,l303414,491608xem134729,682789r-12681,l119061,679802r-82,-8642l103698,491608r76814,l172831,641395r-3361,16323l160348,671160r-13442,9122l134729,682789xem254339,682789r-12681,l229481,680282r-13443,-9122l206917,657718r-3361,-16323l195875,491608r76814,l257408,671160r-82,8642l254339,682789xem591466,149786r-24784,-5340l545858,130103,531515,109279,526174,84495r,-19204l531515,38887,545858,18243,566682,4800,591466,r24785,4800l637074,18243r14343,20644l656758,65291r,19204l651417,109279r-14343,20824l616251,144446r-24785,5340xem433998,426316r-26885,l407113,422476r-3841,-3841l403272,414794r3841,-3840l464723,276529r19204,-53769l517053,184353r47528,-15363l618351,168990r47528,15363l699005,222760r19204,53769l526174,276529,476245,399431r-7141,10682l459442,418635r-11822,5641l433998,426316xem714368,487767r-245804,l468564,483927r-3841,-3841l468564,476245,526174,276529r130584,l714368,476245r3841,3841l714368,483927r,3840xem775819,426316r-26885,l735312,424276r-11822,-5641l713828,410113r-7141,-10682l656758,276529r61451,l775819,410954r3841,3840l779660,418635r-3841,3841l775819,426316xem706687,491608r-230442,l472405,487767r238123,l706687,491608xem538002,682789r-12681,l522334,679802r-82,-8642l506971,491608r76814,l576103,641395r-3360,16323l563621,671160r-13442,9122l538002,682789xem657611,682789r-12680,l632753,680282r-13442,-9122l610189,657718r-3360,-16323l599147,491608r76814,l660680,671160r-82,8642l657611,682789xem994739,149786r-24785,-5340l949131,130103,934788,109279,929447,84495r,-19204l934788,38887,949131,18243,969954,4800,994739,r24784,4800l1040347,18243r14343,20644l1060031,65291r,19204l1054690,109279r-14343,20824l1019523,144446r-24784,5340xem837270,426316r-26885,l810385,422476r-3840,-3841l806545,414794r3840,-3840l867996,276529r19203,-53769l920325,184353r47529,-15363l1021624,168990r47528,15363l1102278,222760r19204,53769l929447,276529,879518,399431r-7141,10682l862715,418635r-11822,5641l837270,426316xem1117641,487767r-245804,l871837,483927r-3841,-3841l871837,476245,929447,276529r130584,l1117641,476245r3841,3841l1117641,483927r,3840xem1179092,426316r-26885,l1138585,424276r-11822,-5641l1117101,410113r-7142,-10682l1060031,276529r61451,l1179092,410954r3841,3840l1182933,418635r-3841,3841l1179092,426316xem1109959,491608r-230441,l875677,487767r238123,l1109959,491608xem941274,682789r-12681,l925606,679802r-81,-8642l910243,491608r76814,l979376,641395r-3361,16323l966894,671160r-13443,9122l941274,682789xem1060884,682789r-12681,l1036026,680282r-13442,-9122l1013462,657718r-3361,-16323l1002420,491608r76814,l1063953,671160r-82,8642l1060884,682789xem1398011,149786r-24784,-5340l1352403,130103r-14342,-20824l1332720,84495r,-19204l1338061,38887r14342,-20644l1373227,4800,1398011,r24785,4800l1443620,18243r14342,20644l1463303,65291r,19204l1457962,109279r-14342,20824l1422796,144446r-24785,5340xem1240543,426316r-26885,l1213658,422476r-3841,-3841l1209817,414794r3841,-3840l1271269,276529r19203,-53769l1323598,184353r47529,-15363l1424896,168990r47529,15363l1505551,222760r19203,53769l1332720,276529r-49929,122902l1275649,410113r-9661,8522l1254165,424276r-13622,2040xem1520913,487767r-245804,l1275109,483927r-3840,-3841l1275109,476245r57611,-199716l1463303,276529r57610,199716l1524754,480086r-3841,3841l1520913,487767xem1582365,426316r-26885,l1541857,424276r-11822,-5641l1520373,410113r-7141,-10682l1463303,276529r61451,l1582365,410954r3840,3840l1586205,418635r-3840,3841l1582365,426316xem1513232,491608r-230441,l1278950,487767r238123,l1513232,491608xem1344547,682789r-12681,l1328879,679802r-82,-8642l1313516,491608r76814,l1382649,641395r-3361,16323l1370166,671160r-13442,9122l1344547,682789xem1464157,682789r-12681,l1439299,680282r-13443,-9122l1416735,657718r-3361,-16323l1405693,491608r76814,l1467226,671160r-82,8642l1464157,682789xem1801284,149786r-24784,-5340l1755676,130103r-14343,-20824l1735992,84495r,-19204l1741333,38887r14343,-20644l1776500,4800,1801284,r24784,4800l1846892,18243r14343,20644l1866576,65291r,19204l1861235,109279r-14343,20824l1826068,144446r-24784,5340xem1643816,426316r-26885,l1616931,422476r-3841,-3841l1613090,414794r3841,-3840l1674541,276529r19203,-53769l1726871,184353r47528,-15363l1828169,168990r47528,15363l1908823,222760r19204,53769l1735992,276529r-49929,122902l1678922,410113r-9662,8522l1657438,424276r-13622,2040xem1924186,487767r-245804,l1678382,483927r-3841,-3841l1678382,476245r57610,-199716l1866576,276529r57610,199716l1928027,480086r-3841,3841l1924186,487767xem1985637,426316r-26884,l1945130,424276r-11822,-5641l1923646,410113r-7141,-10682l1866576,276529r61451,l1985637,410954r3841,3840l1989478,418635r-3841,3841l1985637,426316xem1916505,491608r-230442,l1682222,487767r238124,l1916505,491608xem1747820,682789r-12681,l1732152,679802r-82,-8642l1716789,491608r76814,l1785921,641395r-3360,16323l1773439,671160r-13442,9122l1747820,682789xem1867429,682789r-12680,l1842571,680282r-13442,-9122l1820007,657718r-3360,-16323l1808965,491608r76814,l1870498,671160r-82,8642l1867429,682789xem2204557,149786r-24785,-5340l2158949,130103r-14343,-20824l2139265,84495r,-19204l2144606,38887r14343,-20644l2179772,4800,2204557,r24784,4800l2250165,18243r14342,20644l2269848,65291r,19204l2264507,109279r-14342,20824l2229341,144446r-24784,5340xem2047088,426316r-26885,l2020203,422476r-3840,-3841l2016363,414794r3840,-3840l2077814,276529r19203,-53769l2130143,184353r47529,-15363l2231442,168990r47528,15363l2312096,222760r19204,53769l2139265,276529r-49929,122902l2082195,410113r-9662,8522l2060711,424276r-13623,2040xem2327459,487767r-245805,l2081654,483927r-3840,-3841l2081654,476245r57611,-199716l2269848,276529r57611,199716l2331300,480086r-3841,3841l2327459,487767xem2388910,426316r-26885,l2348403,424276r-11822,-5641l2326919,410113r-7141,-10682l2269848,276529r61452,l2388910,410954r3841,3840l2392751,418635r-3841,3841l2388910,426316xem2319778,491608r-230442,l2085495,487767r238123,l2319778,491608xem2151092,682789r-12681,l2135424,679802r-81,-8642l2120062,491608r76813,l2189194,641395r-3361,16323l2176712,671160r-13443,9122l2151092,682789xem2270702,682789r-12681,l2245844,680282r-13442,-9122l2223280,657718r-3361,-16323l2212238,491608r76814,l2273771,671160r-82,8642l2270702,682789xe" fillcolor="#4f858f" stroked="f">
                 <v:path arrowok="t"/>
@@ -12129,7 +12192,7 @@
               </wp:inline>
             </w:drawing>
           </mc:Choice>
-          <mc:Fallback>
+          <mc:Fallback xmlns:w16cei="http://schemas.microsoft.com/office/word/2026/wordml/cei">
             <w:pict>
               <v:shape w14:anchorId="73E13CBA" id="Graphic 4" o:spid="_x0000_s1026" alt="Part of a graph that shows 4 people icons, representing 38%" style="width:71.25pt;height:37.2pt;visibility:visible;mso-wrap-style:square;mso-left-percent:-10001;mso-top-percent:-10001;mso-position-horizontal:absolute;mso-position-horizontal-relative:char;mso-position-vertical:absolute;mso-position-vertical-relative:line;mso-left-percent:-10001;mso-top-percent:-10001;v-text-anchor:top" coordsize="1584325,683260" o:gfxdata="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" path="m187233,149786r-24784,-5340l141625,130103,127282,109279,121941,84495r,-19204l127282,38887,141625,18243,162449,4800,187233,r24785,4800l232841,18243r14343,20644l252525,65291r,19204l247184,109279r-14343,20824l212018,144446r-24785,5340xem29765,426316r-26885,l2880,422476,,419595r,-5761l2880,410954,60490,276529,79694,222760r33126,-38407l160348,168990r53770,l261647,184353r33126,38407l313976,276529r-192035,l72012,399431r-7141,10682l55209,418635r-11822,5641l29765,426316xem310136,487767r-245805,l64331,483927r-3841,-3841l64331,476245,121941,276529r130584,l310136,476245r3840,3841l310136,483927r,3840xem371586,426316r-26884,l331079,424276r-11822,-5641l309595,410113r-7141,-10682l252525,276529r61451,l371586,410954r3841,3840l375427,418635r-3841,3841l371586,426316xem302454,491608r-230442,l68172,487767r238123,l302454,491608xem133769,682789r-12681,l118101,679802r-82,-8642l102738,491608r76814,l171870,641395r-3360,16323l159388,671160r-13442,9122l133769,682789xem253378,682789r-12680,l228521,680282r-13443,-9122l205957,657718r-3361,-16323l194915,491608r76813,l256447,671160r-81,8642l253378,682789xem590506,149786r-24785,-5340l544898,130103,530555,109279,525214,84495r,-19204l530555,38887,544898,18243,565721,4800,590506,r24784,4800l636114,18243r14343,20644l655798,65291r,19204l650457,109279r-14343,20824l615290,144446r-24784,5340xem433037,426316r-26884,l406153,422476r-3841,-3841l402312,414794r3841,-3840l463763,276529r19203,-53769l516092,184353r47529,-15363l617391,168990r47528,15363l698045,222760r19204,53769l525214,276529,475285,399431r-7141,10682l458482,418635r-11822,5641l433037,426316xem713408,487767r-245804,l467604,483927r-3841,-3841l467604,476245,525214,276529r130584,l713408,476245r3841,3841l713408,483927r,3840xem774859,426316r-26885,l734352,424276r-11822,-5641l712868,410113r-7141,-10682l655798,276529r61451,l774859,410954r3840,3840l778699,418635r-3840,3841l774859,426316xem705727,491608r-230442,l471444,487767r238123,l705727,491608xem537042,682789r-12681,l521373,679802r-81,-8642l506011,491608r76814,l575143,641395r-3360,16323l562661,671160r-13443,9122l537042,682789xem656651,682789r-12681,l631793,680282r-13442,-9122l609229,657718r-3360,-16323l598187,491608r76814,l659720,671160r-82,8642l656651,682789xem993778,149786r-24784,-5340l948170,130103,933828,109279,928487,84495r,-19204l933828,38887,948170,18243,968994,4800,993778,r24785,4800l1039387,18243r14342,20644l1059070,65291r,19204l1053729,109279r-14342,20824l1018563,144446r-24785,5340xem836310,426316r-26885,l809425,422476r-3840,-3841l805585,414794r3840,-3840l867036,276529r19203,-53769l919365,184353r47528,-15363l1020664,168990r47528,15363l1101318,222760r19203,53769l928487,276529,878558,399431r-7142,10682l861755,418635r-11823,5641l836310,426316xem1116681,487767r-245805,l870876,483927r-3840,-3841l870876,476245,928487,276529r130583,l1116681,476245r3840,3841l1116681,483927r,3840xem1178132,426316r-26885,l1137624,424276r-11822,-5641l1116141,410113r-7141,-10682l1059070,276529r61451,l1178132,410954r3840,3840l1181972,418635r-3840,3841l1178132,426316xem1109000,491608r-230442,l874717,487767r238123,l1109000,491608xem940314,682789r-12681,l924646,679802r-81,-8642l909284,491608r76813,l978416,641395r-3361,16323l965933,671160r-13442,9122l940314,682789xem1059924,682789r-12681,l1035066,680282r-13442,-9122l1012502,657718r-3361,-16323l1001460,491608r76814,l1062993,671160r-82,8642l1059924,682789xem1397051,149786r-24784,-5340l1351443,130103r-14343,-20824l1331759,84495r,-19204l1337100,38887r14343,-20644l1372267,4800,1397051,r24785,4800l1442659,18243r14343,20644l1462343,65291r,19204l1457002,109279r-14343,20824l1421836,144446r-24785,5340xem1239583,426316r-26885,l1212698,422476r-3841,-3841l1208857,414794r3841,-3840l1270309,276529r19203,-53769l1322638,184353r47528,-15363l1423936,168990r47529,15363l1504591,222760r19203,53769l1331759,276529r-49929,122902l1274689,410113r-9662,8522l1253205,424276r-13622,2040xem1519954,487767r-245805,l1274149,483927r-3840,-3841l1274149,476245r57610,-199716l1462343,276529r57611,199716l1523794,480086r-3840,3841l1519954,487767xem1581405,426316r-26885,l1540897,424276r-11822,-5641l1519413,410113r-7141,-10682l1462343,276529r61451,l1581405,410954r2880,2879l1584285,419596r-2880,2880l1581405,426316xem1512272,491608r-230442,l1277990,487767r238122,l1512272,491608xem1343587,682789r-12682,l1327918,679802r-81,-8642l1312556,491608r76814,l1381689,641395r-3361,16323l1369206,671160r-13442,9122l1343587,682789xem1463197,682789r-12681,l1438339,680282r-13443,-9122l1415775,657718r-3361,-16323l1404732,491608r76814,l1466265,671160r-82,8642l1463197,682789xe" fillcolor="#e4741f" stroked="f">
                 <v:path arrowok="t"/>
@@ -12655,7 +12718,7 @@
               </wp:inline>
             </w:drawing>
           </mc:Choice>
-          <mc:Fallback>
+          <mc:Fallback xmlns:w16cei="http://schemas.microsoft.com/office/word/2026/wordml/cei">
             <w:pict>
               <v:group w14:anchorId="3142E102" id="Group 8" o:spid="_x0000_s1026" alt="&quot;&quot;" style="width:81.6pt;height:40.8pt;mso-position-horizontal-relative:char;mso-position-vertical-relative:line" coordsize="17678,8839" o:gfxdata="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">
                 <v:shape id="Graphic 9" o:spid="_x0000_s1027" style="position:absolute;width:17678;height:8839;visibility:visible;mso-wrap-style:square;v-text-anchor:top" coordsize="1767839,883919" o:gfxdata="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" path="m318170,883805l,883805,1307,835313,5194,787505r6296,-46487l20384,694208,31570,648855,45056,604454,60777,561074,78663,518782,98648,477646r22017,-39914l144645,399108r25878,-37267l198229,325999r29468,-34349l258860,258860r32790,-31163l325999,198229r35842,-27706l399108,144645r38624,-23980l477646,98648,518782,78663,561074,60777,604454,45056,648855,31570,694208,20384r46239,-8817l787505,5186,835313,1307,883805,r48492,1307l980105,5186r47058,6381l1073402,20384r45354,11186l1163156,45056r43380,15721l1248828,78663r41137,19985l1329879,120665r38624,23980l1405769,170523r35842,27706l1475960,227697r32790,31163l1539913,291650r22751,26520l883805,318170r-48805,2076l787348,326361r-46330,9985l696181,350031r-43175,17214l611663,387820r-39342,23765l535152,438370r-34829,29636l468006,500323r-29636,34829l411585,572321r-23765,39342l367245,653006r-17214,43175l336346,741018r-9985,46330l320246,835000r-2076,48805xem1767611,883805r-318170,l1447378,835313r-13,-313l1441269,787505r-10005,-46487l1417580,696181r-17215,-43175l1379790,611663r-23764,-39342l1329240,535152r-29636,-34829l1267287,468006r-34828,-29636l1195289,411585r-39341,-23765l1114605,367245r-43175,-17214l1026592,336346r-46329,-9985l932610,320246r-48805,-2076l1562664,318170r34424,43671l1622965,399108r23980,38624l1668962,477646r19985,41136l1706834,561074r15720,43380l1736040,648855r11186,45353l1756043,740447r6360,46901l1766278,835000r25,313l1767611,883805xe" fillcolor="#e4741f" stroked="f">
@@ -12807,7 +12870,7 @@
               </wp:anchor>
             </w:drawing>
           </mc:Choice>
-          <mc:Fallback>
+          <mc:Fallback xmlns:w16cei="http://schemas.microsoft.com/office/word/2026/wordml/cei">
             <w:pict>
               <v:rect w14:anchorId="7EEBAE7D" id="Rectangle 18" o:spid="_x0000_s1026" alt="&quot;&quot;" style="position:absolute;margin-left:-6.15pt;margin-top:8.7pt;width:510pt;height:151.5pt;z-index:251665408;visibility:visible;mso-wrap-style:square;mso-height-percent:0;mso-wrap-distance-left:9pt;mso-wrap-distance-top:0;mso-wrap-distance-right:9pt;mso-wrap-distance-bottom:0;mso-position-horizontal:absolute;mso-position-horizontal-relative:text;mso-position-vertical:absolute;mso-position-vertical-relative:text;mso-height-percent:0;mso-height-relative:margin;v-text-anchor:middle" o:gfxdata="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" filled="f" strokecolor="#508590 [3209]" strokeweight="3pt"/>
             </w:pict>
@@ -13105,7 +13168,7 @@
               </wp:anchor>
             </w:drawing>
           </mc:Choice>
-          <mc:Fallback>
+          <mc:Fallback xmlns:w16cei="http://schemas.microsoft.com/office/word/2026/wordml/cei">
             <w:pict>
               <v:rect w14:anchorId="0D518C98" id="Rectangle 18" o:spid="_x0000_s1026" alt="&quot;&quot;" style="position:absolute;margin-left:265.55pt;margin-top:16.75pt;width:238.6pt;height:142.9pt;z-index:251697152;visibility:visible;mso-wrap-style:square;mso-width-percent:0;mso-height-percent:0;mso-wrap-distance-left:9pt;mso-wrap-distance-top:0;mso-wrap-distance-right:9pt;mso-wrap-distance-bottom:0;mso-position-horizontal:absolute;mso-position-horizontal-relative:text;mso-position-vertical:absolute;mso-position-vertical-relative:text;mso-width-percent:0;mso-height-percent:0;mso-width-relative:margin;mso-height-relative:margin;v-text-anchor:middle" o:gfxdata="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" filled="f" strokecolor="#508590 [3209]" strokeweight="3pt"/>
             </w:pict>
@@ -13192,7 +13255,7 @@
               </wp:anchor>
             </w:drawing>
           </mc:Choice>
-          <mc:Fallback>
+          <mc:Fallback xmlns:w16cei="http://schemas.microsoft.com/office/word/2026/wordml/cei">
             <w:pict>
               <v:rect w14:anchorId="7A5C070C" id="Rectangle 18" o:spid="_x0000_s1026" alt="&quot;&quot;" style="position:absolute;margin-left:-5.8pt;margin-top:16.85pt;width:261.75pt;height:142.9pt;z-index:251695104;visibility:visible;mso-wrap-style:square;mso-width-percent:0;mso-height-percent:0;mso-wrap-distance-left:9pt;mso-wrap-distance-top:0;mso-wrap-distance-right:9pt;mso-wrap-distance-bottom:0;mso-position-horizontal:absolute;mso-position-horizontal-relative:text;mso-position-vertical:absolute;mso-position-vertical-relative:text;mso-width-percent:0;mso-height-percent:0;mso-width-relative:margin;mso-height-relative:margin;v-text-anchor:middle" o:gfxdata="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" filled="f" strokecolor="#508590 [3209]" strokeweight="3pt"/>
             </w:pict>
@@ -13449,7 +13512,7 @@
               </wp:inline>
             </w:drawing>
           </mc:Choice>
-          <mc:Fallback>
+          <mc:Fallback xmlns:w16cei="http://schemas.microsoft.com/office/word/2026/wordml/cei">
             <w:pict>
               <v:group w14:anchorId="08B6BD4E" id="Group 24" o:spid="_x0000_s1026" alt="&quot;&quot;" style="width:199.5pt;height:16pt;mso-position-horizontal-relative:char;mso-position-vertical-relative:line" coordsize="30035,2406" o:gfxdata="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">
                 <v:shape id="Graphic 25" o:spid="_x0000_s1027" style="position:absolute;width:30035;height:2406;visibility:visible;mso-wrap-style:square;v-text-anchor:top" coordsize="3003550,240665" o:gfxdata="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" path="m2883329,240277r-2763191,l73375,230836,35187,205089,9441,166902,,120138,9441,73375,35187,35187,73375,9441,120138,,2883329,r46764,9441l2968280,35187r25747,38188l3003468,120138r-9441,46764l2968280,205089r-38187,25747l2883329,240277xe" fillcolor="#e4741f" stroked="f">
@@ -13776,7 +13839,7 @@
               </wp:inline>
             </w:drawing>
           </mc:Choice>
-          <mc:Fallback>
+          <mc:Fallback xmlns:w16cei="http://schemas.microsoft.com/office/word/2026/wordml/cei">
             <w:pict>
               <v:group w14:anchorId="3AF2D5D5" id="Group 524595538" o:spid="_x0000_s1026" alt="&quot;&quot;" style="width:199.5pt;height:15.95pt;mso-position-horizontal-relative:char;mso-position-vertical-relative:line" coordsize="29965,2400" o:gfxdata="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">
                 <v:shape id="Graphic 28" o:spid="_x0000_s1027" style="position:absolute;width:29965;height:2400;visibility:visible;mso-wrap-style:square;v-text-anchor:top" coordsize="2996565,240029" o:gfxdata="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" path="m2876222,239685r-2756380,l73194,230267,35101,204584,9417,166490,,119842,9417,73194,35101,35101,73194,9417,119842,,2876222,r46648,9417l2960963,35101r25683,38093l2996064,119842r-9418,46648l2960963,204584r-38093,25683l2876222,239685xe" fillcolor="#e4741f" stroked="f">
@@ -14242,7 +14305,15 @@
         <w:t>AI chatbots</w:t>
       </w:r>
       <w:r>
-        <w:t xml:space="preserve"> can check for basic grammatical mistakes, punctuation errors, and spelling issues. Ask AI to tell you where the errors are and even what they are, but make updates yourself. Do not have AI correct your work.</w:t>
+        <w:t xml:space="preserve"> can check for basic grammatical mistakes, punctuation errors, and spelling issues. Ask AI to tell you where the errors are and even what they </w:t>
+      </w:r>
+      <w:proofErr w:type="gramStart"/>
+      <w:r>
+        <w:t>are, but</w:t>
+      </w:r>
+      <w:proofErr w:type="gramEnd"/>
+      <w:r>
+        <w:t xml:space="preserve"> make updates yourself. Do not have AI correct your work.</w:t>
       </w:r>
     </w:p>
     <w:p>
@@ -14635,7 +14706,7 @@
 </file>
 
 <file path=word/endnotes.xml><?xml version="1.0" encoding="utf-8"?>
-<w:endnotes xmlns:wpc="http://schemas.microsoft.com/office/word/2010/wordprocessingCanvas" xmlns:cx="http://schemas.microsoft.com/office/drawing/2014/chartex" xmlns:cx1="http://schemas.microsoft.com/office/drawing/2015/9/8/chartex" xmlns:cx2="http://schemas.microsoft.com/office/drawing/2015/10/21/chartex" xmlns:cx3="http://schemas.microsoft.com/office/drawing/2016/5/9/chartex" xmlns:cx4="http://schemas.microsoft.com/office/drawing/2016/5/10/chartex" xmlns:cx5="http://schemas.microsoft.com/office/drawing/2016/5/11/chartex" xmlns:cx6="http://schemas.microsoft.com/office/drawing/2016/5/12/chartex" xmlns:cx7="http://schemas.microsoft.com/office/drawing/2016/5/13/chartex" xmlns:cx8="http://schemas.microsoft.com/office/drawing/2016/5/14/chartex" xmlns:mc="http://schemas.openxmlformats.org/markup-compatibility/2006" xmlns:aink="http://schemas.microsoft.com/office/drawing/2016/ink" xmlns:am3d="http://schemas.microsoft.com/office/drawing/2017/model3d" xmlns:o="urn:schemas-microsoft-com:office:office" xmlns:oel="http://schemas.microsoft.com/office/2019/extlst" xmlns:r="http://schemas.openxmlformats.org/officeDocument/2006/relationships" xmlns:m="http://schemas.openxmlformats.org/officeDocument/2006/math" xmlns:v="urn:schemas-microsoft-com:vml" xmlns:wp14="http://schemas.microsoft.com/office/word/2010/wordprocessingDrawing" xmlns:wp="http://schemas.openxmlformats.org/drawingml/2006/wordprocessingDrawing" xmlns:w10="urn:schemas-microsoft-com:office:word" xmlns:w="http://schemas.openxmlformats.org/wordprocessingml/2006/main" xmlns:w14="http://schemas.microsoft.com/office/word/2010/wordml" xmlns:w15="http://schemas.microsoft.com/office/word/2012/wordml" xmlns:w16cei="http://schemas.microsoft.com/office/word/2026/wordml/cei" xmlns:w16cex="http://schemas.microsoft.com/office/word/2018/wordml/cex" xmlns:w16cid="http://schemas.microsoft.com/office/word/2016/wordml/cid" xmlns:w16="http://schemas.microsoft.com/office/word/2018/wordml" xmlns:w16du="http://schemas.microsoft.com/office/word/2023/wordml/word16du" xmlns:w16sdtdh="http://schemas.microsoft.com/office/word/2020/wordml/sdtdatahash" xmlns:w16sdtfl="http://schemas.microsoft.com/office/word/2024/wordml/sdtformatlock" xmlns:w16se="http://schemas.microsoft.com/office/word/2015/wordml/symex" xmlns:wpg="http://schemas.microsoft.com/office/word/2010/wordprocessingGroup" xmlns:wpi="http://schemas.microsoft.com/office/word/2010/wordprocessingInk" xmlns:wne="http://schemas.microsoft.com/office/word/2006/wordml" xmlns:wps="http://schemas.microsoft.com/office/word/2010/wordprocessingShape" mc:Ignorable="w14 w15 w16se w16cid w16 w16cex w16sdtdh w16sdtfl w16du wp14">
+<w:endnotes xmlns:wpc="http://schemas.microsoft.com/office/word/2010/wordprocessingCanvas" xmlns:cx="http://schemas.microsoft.com/office/drawing/2014/chartex" xmlns:cx1="http://schemas.microsoft.com/office/drawing/2015/9/8/chartex" xmlns:cx2="http://schemas.microsoft.com/office/drawing/2015/10/21/chartex" xmlns:cx3="http://schemas.microsoft.com/office/drawing/2016/5/9/chartex" xmlns:cx4="http://schemas.microsoft.com/office/drawing/2016/5/10/chartex" xmlns:cx5="http://schemas.microsoft.com/office/drawing/2016/5/11/chartex" xmlns:cx6="http://schemas.microsoft.com/office/drawing/2016/5/12/chartex" xmlns:cx7="http://schemas.microsoft.com/office/drawing/2016/5/13/chartex" xmlns:cx8="http://schemas.microsoft.com/office/drawing/2016/5/14/chartex" xmlns:mc="http://schemas.openxmlformats.org/markup-compatibility/2006" xmlns:aink="http://schemas.microsoft.com/office/drawing/2016/ink" xmlns:am3d="http://schemas.microsoft.com/office/drawing/2017/model3d" xmlns:o="urn:schemas-microsoft-com:office:office" xmlns:oel="http://schemas.microsoft.com/office/2019/extlst" xmlns:r="http://schemas.openxmlformats.org/officeDocument/2006/relationships" xmlns:m="http://schemas.openxmlformats.org/officeDocument/2006/math" xmlns:v="urn:schemas-microsoft-com:vml" xmlns:wp14="http://schemas.microsoft.com/office/word/2010/wordprocessingDrawing" xmlns:wp="http://schemas.openxmlformats.org/drawingml/2006/wordprocessingDrawing" xmlns:w10="urn:schemas-microsoft-com:office:word" xmlns:w="http://schemas.openxmlformats.org/wordprocessingml/2006/main" xmlns:w14="http://schemas.microsoft.com/office/word/2010/wordml" xmlns:w15="http://schemas.microsoft.com/office/word/2012/wordml" xmlns:w16cex="http://schemas.microsoft.com/office/word/2018/wordml/cex" xmlns:w16cid="http://schemas.microsoft.com/office/word/2016/wordml/cid" xmlns:w16="http://schemas.microsoft.com/office/word/2018/wordml" xmlns:w16du="http://schemas.microsoft.com/office/word/2023/wordml/word16du" xmlns:w16sdtdh="http://schemas.microsoft.com/office/word/2020/wordml/sdtdatahash" xmlns:w16sdtfl="http://schemas.microsoft.com/office/word/2024/wordml/sdtformatlock" xmlns:w16se="http://schemas.microsoft.com/office/word/2015/wordml/symex" xmlns:wpg="http://schemas.microsoft.com/office/word/2010/wordprocessingGroup" xmlns:wpi="http://schemas.microsoft.com/office/word/2010/wordprocessingInk" xmlns:wne="http://schemas.microsoft.com/office/word/2006/wordml" xmlns:wps="http://schemas.microsoft.com/office/word/2010/wordprocessingShape" mc:Ignorable="w14 w15 w16se w16cid w16 w16cex w16sdtdh w16sdtfl w16du wp14">
   <w:endnote w:type="separator" w:id="-1">
     <w:p>
       <w:r>
@@ -14654,7 +14725,7 @@
 </file>
 
 <file path=word/footer1.xml><?xml version="1.0" encoding="utf-8"?>
-<w:ftr xmlns:wpc="http://schemas.microsoft.com/office/word/2010/wordprocessingCanvas" xmlns:cx="http://schemas.microsoft.com/office/drawing/2014/chartex" xmlns:cx1="http://schemas.microsoft.com/office/drawing/2015/9/8/chartex" xmlns:cx2="http://schemas.microsoft.com/office/drawing/2015/10/21/chartex" xmlns:cx3="http://schemas.microsoft.com/office/drawing/2016/5/9/chartex" xmlns:cx4="http://schemas.microsoft.com/office/drawing/2016/5/10/chartex" xmlns:cx5="http://schemas.microsoft.com/office/drawing/2016/5/11/chartex" xmlns:cx6="http://schemas.microsoft.com/office/drawing/2016/5/12/chartex" xmlns:cx7="http://schemas.microsoft.com/office/drawing/2016/5/13/chartex" xmlns:cx8="http://schemas.microsoft.com/office/drawing/2016/5/14/chartex" xmlns:mc="http://schemas.openxmlformats.org/markup-compatibility/2006" xmlns:aink="http://schemas.microsoft.com/office/drawing/2016/ink" xmlns:am3d="http://schemas.microsoft.com/office/drawing/2017/model3d" xmlns:o="urn:schemas-microsoft-com:office:office" xmlns:oel="http://schemas.microsoft.com/office/2019/extlst" xmlns:r="http://schemas.openxmlformats.org/officeDocument/2006/relationships" xmlns:m="http://schemas.openxmlformats.org/officeDocument/2006/math" xmlns:v="urn:schemas-microsoft-com:vml" xmlns:wp14="http://schemas.microsoft.com/office/word/2010/wordprocessingDrawing" xmlns:wp="http://schemas.openxmlformats.org/drawingml/2006/wordprocessingDrawing" xmlns:w10="urn:schemas-microsoft-com:office:word" xmlns:w="http://schemas.openxmlformats.org/wordprocessingml/2006/main" xmlns:w14="http://schemas.microsoft.com/office/word/2010/wordml" xmlns:w15="http://schemas.microsoft.com/office/word/2012/wordml" xmlns:w16cei="http://schemas.microsoft.com/office/word/2026/wordml/cei" xmlns:w16cex="http://schemas.microsoft.com/office/word/2018/wordml/cex" xmlns:w16cid="http://schemas.microsoft.com/office/word/2016/wordml/cid" xmlns:w16="http://schemas.microsoft.com/office/word/2018/wordml" xmlns:w16du="http://schemas.microsoft.com/office/word/2023/wordml/word16du" xmlns:w16sdtdh="http://schemas.microsoft.com/office/word/2020/wordml/sdtdatahash" xmlns:w16sdtfl="http://schemas.microsoft.com/office/word/2024/wordml/sdtformatlock" xmlns:w16se="http://schemas.microsoft.com/office/word/2015/wordml/symex" xmlns:wpg="http://schemas.microsoft.com/office/word/2010/wordprocessingGroup" xmlns:wpi="http://schemas.microsoft.com/office/word/2010/wordprocessingInk" xmlns:wne="http://schemas.microsoft.com/office/word/2006/wordml" xmlns:wps="http://schemas.microsoft.com/office/word/2010/wordprocessingShape" mc:Ignorable="w14 w15 w16se w16cid w16 w16cex w16sdtdh w16sdtfl w16du wp14">
+<w:ftr xmlns:wpc="http://schemas.microsoft.com/office/word/2010/wordprocessingCanvas" xmlns:cx="http://schemas.microsoft.com/office/drawing/2014/chartex" xmlns:cx1="http://schemas.microsoft.com/office/drawing/2015/9/8/chartex" xmlns:cx2="http://schemas.microsoft.com/office/drawing/2015/10/21/chartex" xmlns:cx3="http://schemas.microsoft.com/office/drawing/2016/5/9/chartex" xmlns:cx4="http://schemas.microsoft.com/office/drawing/2016/5/10/chartex" xmlns:cx5="http://schemas.microsoft.com/office/drawing/2016/5/11/chartex" xmlns:cx6="http://schemas.microsoft.com/office/drawing/2016/5/12/chartex" xmlns:cx7="http://schemas.microsoft.com/office/drawing/2016/5/13/chartex" xmlns:cx8="http://schemas.microsoft.com/office/drawing/2016/5/14/chartex" xmlns:mc="http://schemas.openxmlformats.org/markup-compatibility/2006" xmlns:aink="http://schemas.microsoft.com/office/drawing/2016/ink" xmlns:am3d="http://schemas.microsoft.com/office/drawing/2017/model3d" xmlns:o="urn:schemas-microsoft-com:office:office" xmlns:oel="http://schemas.microsoft.com/office/2019/extlst" xmlns:r="http://schemas.openxmlformats.org/officeDocument/2006/relationships" xmlns:m="http://schemas.openxmlformats.org/officeDocument/2006/math" xmlns:v="urn:schemas-microsoft-com:vml" xmlns:wp14="http://schemas.microsoft.com/office/word/2010/wordprocessingDrawing" xmlns:wp="http://schemas.openxmlformats.org/drawingml/2006/wordprocessingDrawing" xmlns:w10="urn:schemas-microsoft-com:office:word" xmlns:w="http://schemas.openxmlformats.org/wordprocessingml/2006/main" xmlns:w14="http://schemas.microsoft.com/office/word/2010/wordml" xmlns:w15="http://schemas.microsoft.com/office/word/2012/wordml" xmlns:w16cex="http://schemas.microsoft.com/office/word/2018/wordml/cex" xmlns:w16cid="http://schemas.microsoft.com/office/word/2016/wordml/cid" xmlns:w16="http://schemas.microsoft.com/office/word/2018/wordml" xmlns:w16du="http://schemas.microsoft.com/office/word/2023/wordml/word16du" xmlns:w16sdtdh="http://schemas.microsoft.com/office/word/2020/wordml/sdtdatahash" xmlns:w16sdtfl="http://schemas.microsoft.com/office/word/2024/wordml/sdtformatlock" xmlns:w16se="http://schemas.microsoft.com/office/word/2015/wordml/symex" xmlns:wpg="http://schemas.microsoft.com/office/word/2010/wordprocessingGroup" xmlns:wpi="http://schemas.microsoft.com/office/word/2010/wordprocessingInk" xmlns:wne="http://schemas.microsoft.com/office/word/2006/wordml" xmlns:wps="http://schemas.microsoft.com/office/word/2010/wordprocessingShape" mc:Ignorable="w14 w15 w16se w16cid w16 w16cex w16sdtdh w16sdtfl w16du wp14">
   <w:p>
     <w:pPr>
       <w:tabs>
@@ -14706,7 +14777,7 @@
 </file>
 
 <file path=word/footnotes.xml><?xml version="1.0" encoding="utf-8"?>
-<w:footnotes xmlns:wpc="http://schemas.microsoft.com/office/word/2010/wordprocessingCanvas" xmlns:cx="http://schemas.microsoft.com/office/drawing/2014/chartex" xmlns:cx1="http://schemas.microsoft.com/office/drawing/2015/9/8/chartex" xmlns:cx2="http://schemas.microsoft.com/office/drawing/2015/10/21/chartex" xmlns:cx3="http://schemas.microsoft.com/office/drawing/2016/5/9/chartex" xmlns:cx4="http://schemas.microsoft.com/office/drawing/2016/5/10/chartex" xmlns:cx5="http://schemas.microsoft.com/office/drawing/2016/5/11/chartex" xmlns:cx6="http://schemas.microsoft.com/office/drawing/2016/5/12/chartex" xmlns:cx7="http://schemas.microsoft.com/office/drawing/2016/5/13/chartex" xmlns:cx8="http://schemas.microsoft.com/office/drawing/2016/5/14/chartex" xmlns:mc="http://schemas.openxmlformats.org/markup-compatibility/2006" xmlns:aink="http://schemas.microsoft.com/office/drawing/2016/ink" xmlns:am3d="http://schemas.microsoft.com/office/drawing/2017/model3d" xmlns:o="urn:schemas-microsoft-com:office:office" xmlns:oel="http://schemas.microsoft.com/office/2019/extlst" xmlns:r="http://schemas.openxmlformats.org/officeDocument/2006/relationships" xmlns:m="http://schemas.openxmlformats.org/officeDocument/2006/math" xmlns:v="urn:schemas-microsoft-com:vml" xmlns:wp14="http://schemas.microsoft.com/office/word/2010/wordprocessingDrawing" xmlns:wp="http://schemas.openxmlformats.org/drawingml/2006/wordprocessingDrawing" xmlns:w10="urn:schemas-microsoft-com:office:word" xmlns:w="http://schemas.openxmlformats.org/wordprocessingml/2006/main" xmlns:w14="http://schemas.microsoft.com/office/word/2010/wordml" xmlns:w15="http://schemas.microsoft.com/office/word/2012/wordml" xmlns:w16cei="http://schemas.microsoft.com/office/word/2026/wordml/cei" xmlns:w16cex="http://schemas.microsoft.com/office/word/2018/wordml/cex" xmlns:w16cid="http://schemas.microsoft.com/office/word/2016/wordml/cid" xmlns:w16="http://schemas.microsoft.com/office/word/2018/wordml" xmlns:w16du="http://schemas.microsoft.com/office/word/2023/wordml/word16du" xmlns:w16sdtdh="http://schemas.microsoft.com/office/word/2020/wordml/sdtdatahash" xmlns:w16sdtfl="http://schemas.microsoft.com/office/word/2024/wordml/sdtformatlock" xmlns:w16se="http://schemas.microsoft.com/office/word/2015/wordml/symex" xmlns:wpg="http://schemas.microsoft.com/office/word/2010/wordprocessingGroup" xmlns:wpi="http://schemas.microsoft.com/office/word/2010/wordprocessingInk" xmlns:wne="http://schemas.microsoft.com/office/word/2006/wordml" xmlns:wps="http://schemas.microsoft.com/office/word/2010/wordprocessingShape" mc:Ignorable="w14 w15 w16se w16cid w16 w16cex w16sdtdh w16sdtfl w16du wp14">
+<w:footnotes xmlns:wpc="http://schemas.microsoft.com/office/word/2010/wordprocessingCanvas" xmlns:cx="http://schemas.microsoft.com/office/drawing/2014/chartex" xmlns:cx1="http://schemas.microsoft.com/office/drawing/2015/9/8/chartex" xmlns:cx2="http://schemas.microsoft.com/office/drawing/2015/10/21/chartex" xmlns:cx3="http://schemas.microsoft.com/office/drawing/2016/5/9/chartex" xmlns:cx4="http://schemas.microsoft.com/office/drawing/2016/5/10/chartex" xmlns:cx5="http://schemas.microsoft.com/office/drawing/2016/5/11/chartex" xmlns:cx6="http://schemas.microsoft.com/office/drawing/2016/5/12/chartex" xmlns:cx7="http://schemas.microsoft.com/office/drawing/2016/5/13/chartex" xmlns:cx8="http://schemas.microsoft.com/office/drawing/2016/5/14/chartex" xmlns:mc="http://schemas.openxmlformats.org/markup-compatibility/2006" xmlns:aink="http://schemas.microsoft.com/office/drawing/2016/ink" xmlns:am3d="http://schemas.microsoft.com/office/drawing/2017/model3d" xmlns:o="urn:schemas-microsoft-com:office:office" xmlns:oel="http://schemas.microsoft.com/office/2019/extlst" xmlns:r="http://schemas.openxmlformats.org/officeDocument/2006/relationships" xmlns:m="http://schemas.openxmlformats.org/officeDocument/2006/math" xmlns:v="urn:schemas-microsoft-com:vml" xmlns:wp14="http://schemas.microsoft.com/office/word/2010/wordprocessingDrawing" xmlns:wp="http://schemas.openxmlformats.org/drawingml/2006/wordprocessingDrawing" xmlns:w10="urn:schemas-microsoft-com:office:word" xmlns:w="http://schemas.openxmlformats.org/wordprocessingml/2006/main" xmlns:w14="http://schemas.microsoft.com/office/word/2010/wordml" xmlns:w15="http://schemas.microsoft.com/office/word/2012/wordml" xmlns:w16cex="http://schemas.microsoft.com/office/word/2018/wordml/cex" xmlns:w16cid="http://schemas.microsoft.com/office/word/2016/wordml/cid" xmlns:w16="http://schemas.microsoft.com/office/word/2018/wordml" xmlns:w16du="http://schemas.microsoft.com/office/word/2023/wordml/word16du" xmlns:w16sdtdh="http://schemas.microsoft.com/office/word/2020/wordml/sdtdatahash" xmlns:w16sdtfl="http://schemas.microsoft.com/office/word/2024/wordml/sdtformatlock" xmlns:w16se="http://schemas.microsoft.com/office/word/2015/wordml/symex" xmlns:wpg="http://schemas.microsoft.com/office/word/2010/wordprocessingGroup" xmlns:wpi="http://schemas.microsoft.com/office/word/2010/wordprocessingInk" xmlns:wne="http://schemas.microsoft.com/office/word/2006/wordml" xmlns:wps="http://schemas.microsoft.com/office/word/2010/wordprocessingShape" mc:Ignorable="w14 w15 w16se w16cid w16 w16cex w16sdtdh w16sdtfl w16du wp14">
   <w:footnote w:type="separator" w:id="-1">
     <w:p>
       <w:r>
@@ -14725,7 +14796,7 @@
 </file>
 
 <file path=word/numbering.xml><?xml version="1.0" encoding="utf-8"?>
-<w:numbering xmlns:wpc="http://schemas.microsoft.com/office/word/2010/wordprocessingCanvas" xmlns:cx="http://schemas.microsoft.com/office/drawing/2014/chartex" xmlns:cx1="http://schemas.microsoft.com/office/drawing/2015/9/8/chartex" xmlns:cx2="http://schemas.microsoft.com/office/drawing/2015/10/21/chartex" xmlns:cx3="http://schemas.microsoft.com/office/drawing/2016/5/9/chartex" xmlns:cx4="http://schemas.microsoft.com/office/drawing/2016/5/10/chartex" xmlns:cx5="http://schemas.microsoft.com/office/drawing/2016/5/11/chartex" xmlns:cx6="http://schemas.microsoft.com/office/drawing/2016/5/12/chartex" xmlns:cx7="http://schemas.microsoft.com/office/drawing/2016/5/13/chartex" xmlns:cx8="http://schemas.microsoft.com/office/drawing/2016/5/14/chartex" xmlns:mc="http://schemas.openxmlformats.org/markup-compatibility/2006" xmlns:aink="http://schemas.microsoft.com/office/drawing/2016/ink" xmlns:am3d="http://schemas.microsoft.com/office/drawing/2017/model3d" xmlns:o="urn:schemas-microsoft-com:office:office" xmlns:oel="http://schemas.microsoft.com/office/2019/extlst" xmlns:r="http://schemas.openxmlformats.org/officeDocument/2006/relationships" xmlns:m="http://schemas.openxmlformats.org/officeDocument/2006/math" xmlns:v="urn:schemas-microsoft-com:vml" xmlns:wp14="http://schemas.microsoft.com/office/word/2010/wordprocessingDrawing" xmlns:wp="http://schemas.openxmlformats.org/drawingml/2006/wordprocessingDrawing" xmlns:w10="urn:schemas-microsoft-com:office:word" xmlns:w="http://schemas.openxmlformats.org/wordprocessingml/2006/main" xmlns:w14="http://schemas.microsoft.com/office/word/2010/wordml" xmlns:w15="http://schemas.microsoft.com/office/word/2012/wordml" xmlns:w16cei="http://schemas.microsoft.com/office/word/2026/wordml/cei" xmlns:w16cex="http://schemas.microsoft.com/office/word/2018/wordml/cex" xmlns:w16cid="http://schemas.microsoft.com/office/word/2016/wordml/cid" xmlns:w16="http://schemas.microsoft.com/office/word/2018/wordml" xmlns:w16du="http://schemas.microsoft.com/office/word/2023/wordml/word16du" xmlns:w16sdtdh="http://schemas.microsoft.com/office/word/2020/wordml/sdtdatahash" xmlns:w16sdtfl="http://schemas.microsoft.com/office/word/2024/wordml/sdtformatlock" xmlns:w16se="http://schemas.microsoft.com/office/word/2015/wordml/symex" xmlns:wpg="http://schemas.microsoft.com/office/word/2010/wordprocessingGroup" xmlns:wpi="http://schemas.microsoft.com/office/word/2010/wordprocessingInk" xmlns:wne="http://schemas.microsoft.com/office/word/2006/wordml" xmlns:wps="http://schemas.microsoft.com/office/word/2010/wordprocessingShape" mc:Ignorable="w14 w15 w16se w16cid w16 w16cex w16sdtdh w16sdtfl w16du wp14">
+<w:numbering xmlns:wpc="http://schemas.microsoft.com/office/word/2010/wordprocessingCanvas" xmlns:cx="http://schemas.microsoft.com/office/drawing/2014/chartex" xmlns:cx1="http://schemas.microsoft.com/office/drawing/2015/9/8/chartex" xmlns:cx2="http://schemas.microsoft.com/office/drawing/2015/10/21/chartex" xmlns:cx3="http://schemas.microsoft.com/office/drawing/2016/5/9/chartex" xmlns:cx4="http://schemas.microsoft.com/office/drawing/2016/5/10/chartex" xmlns:cx5="http://schemas.microsoft.com/office/drawing/2016/5/11/chartex" xmlns:cx6="http://schemas.microsoft.com/office/drawing/2016/5/12/chartex" xmlns:cx7="http://schemas.microsoft.com/office/drawing/2016/5/13/chartex" xmlns:cx8="http://schemas.microsoft.com/office/drawing/2016/5/14/chartex" xmlns:mc="http://schemas.openxmlformats.org/markup-compatibility/2006" xmlns:aink="http://schemas.microsoft.com/office/drawing/2016/ink" xmlns:am3d="http://schemas.microsoft.com/office/drawing/2017/model3d" xmlns:o="urn:schemas-microsoft-com:office:office" xmlns:oel="http://schemas.microsoft.com/office/2019/extlst" xmlns:r="http://schemas.openxmlformats.org/officeDocument/2006/relationships" xmlns:m="http://schemas.openxmlformats.org/officeDocument/2006/math" xmlns:v="urn:schemas-microsoft-com:vml" xmlns:wp14="http://schemas.microsoft.com/office/word/2010/wordprocessingDrawing" xmlns:wp="http://schemas.openxmlformats.org/drawingml/2006/wordprocessingDrawing" xmlns:w10="urn:schemas-microsoft-com:office:word" xmlns:w="http://schemas.openxmlformats.org/wordprocessingml/2006/main" xmlns:w14="http://schemas.microsoft.com/office/word/2010/wordml" xmlns:w15="http://schemas.microsoft.com/office/word/2012/wordml" xmlns:w16cex="http://schemas.microsoft.com/office/word/2018/wordml/cex" xmlns:w16cid="http://schemas.microsoft.com/office/word/2016/wordml/cid" xmlns:w16="http://schemas.microsoft.com/office/word/2018/wordml" xmlns:w16du="http://schemas.microsoft.com/office/word/2023/wordml/word16du" xmlns:w16sdtdh="http://schemas.microsoft.com/office/word/2020/wordml/sdtdatahash" xmlns:w16sdtfl="http://schemas.microsoft.com/office/word/2024/wordml/sdtformatlock" xmlns:w16se="http://schemas.microsoft.com/office/word/2015/wordml/symex" xmlns:wpg="http://schemas.microsoft.com/office/word/2010/wordprocessingGroup" xmlns:wpi="http://schemas.microsoft.com/office/word/2010/wordprocessingInk" xmlns:wne="http://schemas.microsoft.com/office/word/2006/wordml" xmlns:wps="http://schemas.microsoft.com/office/word/2010/wordprocessingShape" mc:Ignorable="w14 w15 w16se w16cid w16 w16cex w16sdtdh w16sdtfl w16du wp14">
   <w:abstractNum w:abstractNumId="0" w15:restartNumberingAfterBreak="0">
     <w:nsid w:val="0856045E"/>
     <w:multiLevelType w:val="hybridMultilevel"/>

--- a/TechComm/semester/2026-08-Fall/2026-Fall-Short Guide.docx
+++ b/TechComm/semester/2026-08-Fall/2026-Fall-Short Guide.docx
@@ -1231,7 +1231,6 @@
         <w:r>
           <w:rPr>
             <w:rStyle w:val="Hyperlink"/>
-            <w:color w:val="C04000"/>
           </w:rPr>
           <w:t>the Late Policy &amp; Grace Period</w:t>
         </w:r>
@@ -1601,31 +1600,7 @@
           <w:rPr>
             <w:rStyle w:val="Hyperlink"/>
           </w:rPr>
-          <w:t>Gemini N</w:t>
-        </w:r>
-        <w:r>
-          <w:rPr>
-            <w:rStyle w:val="Hyperlink"/>
-          </w:rPr>
-          <w:t>o</w:t>
-        </w:r>
-        <w:r>
-          <w:rPr>
-            <w:rStyle w:val="Hyperlink"/>
-          </w:rPr>
-          <w:t>teb</w:t>
-        </w:r>
-        <w:r>
-          <w:rPr>
-            <w:rStyle w:val="Hyperlink"/>
-          </w:rPr>
-          <w:t>o</w:t>
-        </w:r>
-        <w:r>
-          <w:rPr>
-            <w:rStyle w:val="Hyperlink"/>
-          </w:rPr>
-          <w:t>ok for the course</w:t>
+          <w:t>Gemini Notebook for the course</w:t>
         </w:r>
       </w:hyperlink>
       <w:r>
@@ -2616,7 +2591,7 @@
         <w:t xml:space="preserve"> in the left menu in Canvas</w:t>
       </w:r>
       <w:r>
-        <w:t xml:space="preserve">, and then </w:t>
+        <w:t xml:space="preserve">, and </w:t>
       </w:r>
       <w:r>
         <w:rPr>
@@ -2624,7 +2599,7 @@
           <w:bCs/>
           <w:color w:val="C64600"/>
         </w:rPr>
-        <w:t xml:space="preserve">begin with the Module </w:t>
+        <w:t xml:space="preserve">begin with the </w:t>
       </w:r>
       <w:r>
         <w:rPr>
@@ -2632,15 +2607,7 @@
           <w:bCs/>
           <w:color w:val="C64600"/>
         </w:rPr>
-        <w:t>I</w:t>
-      </w:r>
-      <w:r>
-        <w:rPr>
-          <w:b/>
-          <w:bCs/>
-          <w:color w:val="C64600"/>
-        </w:rPr>
-        <w:t>ntroduction page</w:t>
+        <w:t>Week’s Newsletter</w:t>
       </w:r>
       <w:r>
         <w:rPr>
@@ -4256,7 +4223,7 @@
           <w:szCs w:val="32"/>
         </w:rPr>
         <w:drawing>
-          <wp:anchor distT="0" distB="0" distL="114300" distR="114300" simplePos="0" relativeHeight="251693056" behindDoc="1" locked="0" layoutInCell="1" allowOverlap="1" wp14:anchorId="1E16486F" wp14:editId="1879C338">
+          <wp:anchor distT="0" distB="0" distL="114300" distR="114300" simplePos="0" relativeHeight="251693056" behindDoc="1" locked="0" layoutInCell="1" allowOverlap="1" wp14:anchorId="1E16486F" wp14:editId="5F3029AC">
             <wp:simplePos x="0" y="0"/>
             <wp:positionH relativeFrom="column">
               <wp:posOffset>2476500</wp:posOffset>
@@ -4570,7 +4537,7 @@
               </wp:anchor>
             </w:drawing>
           </mc:Choice>
-          <mc:Fallback xmlns:w16cei="http://schemas.microsoft.com/office/word/2026/wordml/cei">
+          <mc:Fallback>
             <w:pict>
               <v:shapetype w14:anchorId="7ADBD669" id="_x0000_t202" coordsize="21600,21600" o:spt="202" path="m,l,21600r21600,l21600,xe">
                 <v:stroke joinstyle="miter"/>
@@ -5498,6 +5465,13 @@
           <w:bCs/>
         </w:rPr>
         <w:t xml:space="preserve"> Revision grades are capped at 90.</w:t>
+      </w:r>
+      <w:r>
+        <w:rPr>
+          <w:b/>
+          <w:bCs/>
+        </w:rPr>
+        <w:br/>
       </w:r>
     </w:p>
     <w:p>
@@ -8059,16 +8033,16 @@
         <mc:AlternateContent>
           <mc:Choice Requires="wps">
             <w:drawing>
-              <wp:anchor distT="0" distB="0" distL="114300" distR="114300" simplePos="0" relativeHeight="251682816" behindDoc="0" locked="0" layoutInCell="1" allowOverlap="1" wp14:anchorId="11656D2A" wp14:editId="4E0D13E0">
+              <wp:anchor distT="0" distB="0" distL="114300" distR="114300" simplePos="0" relativeHeight="251682816" behindDoc="0" locked="0" layoutInCell="1" allowOverlap="1" wp14:anchorId="11656D2A" wp14:editId="24C8CB3C">
                 <wp:simplePos x="0" y="0"/>
                 <wp:positionH relativeFrom="column">
-                  <wp:posOffset>47625</wp:posOffset>
+                  <wp:posOffset>46683</wp:posOffset>
                 </wp:positionH>
                 <wp:positionV relativeFrom="paragraph">
-                  <wp:posOffset>41275</wp:posOffset>
+                  <wp:posOffset>45043</wp:posOffset>
                 </wp:positionV>
-                <wp:extent cx="3629025" cy="2743200"/>
-                <wp:effectExtent l="19050" t="19050" r="28575" b="19050"/>
+                <wp:extent cx="3629025" cy="2694005"/>
+                <wp:effectExtent l="19050" t="19050" r="28575" b="11430"/>
                 <wp:wrapNone/>
                 <wp:docPr id="1193042770" name="Rectangle 31">
                   <a:extLst xmlns:a="http://schemas.openxmlformats.org/drawingml/2006/main">
@@ -8085,7 +8059,7 @@
                       <wps:spPr>
                         <a:xfrm>
                           <a:off x="0" y="0"/>
-                          <a:ext cx="3629025" cy="2743200"/>
+                          <a:ext cx="3629025" cy="2694005"/>
                         </a:xfrm>
                         <a:prstGeom prst="rect">
                           <a:avLst/>
@@ -8129,9 +8103,9 @@
               </wp:anchor>
             </w:drawing>
           </mc:Choice>
-          <mc:Fallback xmlns:w16cei="http://schemas.microsoft.com/office/word/2026/wordml/cei">
+          <mc:Fallback>
             <w:pict>
-              <v:rect w14:anchorId="6926DF8F" id="Rectangle 31" o:spid="_x0000_s1026" alt="&quot;&quot;" style="position:absolute;margin-left:3.75pt;margin-top:3.25pt;width:285.75pt;height:3in;z-index:251682816;visibility:visible;mso-wrap-style:square;mso-width-percent:0;mso-height-percent:0;mso-wrap-distance-left:9pt;mso-wrap-distance-top:0;mso-wrap-distance-right:9pt;mso-wrap-distance-bottom:0;mso-position-horizontal:absolute;mso-position-horizontal-relative:text;mso-position-vertical:absolute;mso-position-vertical-relative:text;mso-width-percent:0;mso-height-percent:0;mso-width-relative:margin;mso-height-relative:margin;v-text-anchor:middle" o:gfxdata="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" filled="f" strokecolor="#508590 [3209]" strokeweight="3pt"/>
+              <v:rect w14:anchorId="6E985B08" id="Rectangle 31" o:spid="_x0000_s1026" alt="&quot;&quot;" style="position:absolute;margin-left:3.7pt;margin-top:3.55pt;width:285.75pt;height:212.15pt;z-index:251682816;visibility:visible;mso-wrap-style:square;mso-width-percent:0;mso-height-percent:0;mso-wrap-distance-left:9pt;mso-wrap-distance-top:0;mso-wrap-distance-right:9pt;mso-wrap-distance-bottom:0;mso-position-horizontal:absolute;mso-position-horizontal-relative:text;mso-position-vertical:absolute;mso-position-vertical-relative:text;mso-width-percent:0;mso-height-percent:0;mso-width-relative:margin;mso-height-relative:margin;v-text-anchor:middle" o:gfxdata="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" filled="f" strokecolor="#508590 [3209]" strokeweight="3pt"/>
             </w:pict>
           </mc:Fallback>
         </mc:AlternateContent>
@@ -8293,7 +8267,7 @@
           <w:noProof/>
         </w:rPr>
         <w:drawing>
-          <wp:inline distT="0" distB="0" distL="0" distR="0" wp14:anchorId="3F072D2B" wp14:editId="6314D075">
+          <wp:inline distT="0" distB="0" distL="0" distR="0" wp14:anchorId="3F072D2B" wp14:editId="691B80FC">
             <wp:extent cx="2466975" cy="2705100"/>
             <wp:effectExtent l="38100" t="38100" r="47625" b="38100"/>
             <wp:docPr id="1773590568" name="Picture 11" descr="A person revising on a laptop, sitting in a coffeeshop"/>
